--- a/modelos/Contrato_Foro_Autor_3.docx
+++ b/modelos/Contrato_Foro_Autor_3.docx
@@ -1,29 +1,31 @@
 
 <file path=word/document.xml><?xml version="1.0" encoding="utf-8"?>
-<w:document xmlns:wpc="http://schemas.microsoft.com/office/word/2010/wordprocessingCanvas" xmlns:cx="http://schemas.microsoft.com/office/drawing/2014/chartex" xmlns:mc="http://schemas.openxmlformats.org/markup-compatibility/2006" xmlns:o="urn:schemas-microsoft-com:office:office" xmlns:r="http://schemas.openxmlformats.org/officeDocument/2006/relationships" xmlns:m="http://schemas.openxmlformats.org/officeDocument/2006/math" xmlns:v="urn:schemas-microsoft-com:vml" xmlns:wp14="http://schemas.microsoft.com/office/word/2010/wordprocessingDrawing" xmlns:wp="http://schemas.openxmlformats.org/drawingml/2006/wordprocessingDrawing" xmlns:w10="urn:schemas-microsoft-com:office:word" xmlns:w="http://schemas.openxmlformats.org/wordprocessingml/2006/main" xmlns:w14="http://schemas.microsoft.com/office/word/2010/wordml" xmlns:w15="http://schemas.microsoft.com/office/word/2012/wordml" xmlns:w16se="http://schemas.microsoft.com/office/word/2015/wordml/symex" xmlns:wpg="http://schemas.microsoft.com/office/word/2010/wordprocessingGroup" xmlns:wpi="http://schemas.microsoft.com/office/word/2010/wordprocessingInk" xmlns:wne="http://schemas.microsoft.com/office/word/2006/wordml" xmlns:wps="http://schemas.microsoft.com/office/word/2010/wordprocessingShape" mc:Ignorable="w14 w15 w16se wp14">
+<w:document xmlns:wpc="http://schemas.microsoft.com/office/word/2010/wordprocessingCanvas" xmlns:cx="http://schemas.microsoft.com/office/drawing/2014/chartex" xmlns:cx1="http://schemas.microsoft.com/office/drawing/2015/9/8/chartex" xmlns:cx2="http://schemas.microsoft.com/office/drawing/2015/10/21/chartex" xmlns:cx3="http://schemas.microsoft.com/office/drawing/2016/5/9/chartex" xmlns:cx4="http://schemas.microsoft.com/office/drawing/2016/5/10/chartex" xmlns:cx5="http://schemas.microsoft.com/office/drawing/2016/5/11/chartex" xmlns:cx6="http://schemas.microsoft.com/office/drawing/2016/5/12/chartex" xmlns:cx7="http://schemas.microsoft.com/office/drawing/2016/5/13/chartex" xmlns:cx8="http://schemas.microsoft.com/office/drawing/2016/5/14/chartex" xmlns:mc="http://schemas.openxmlformats.org/markup-compatibility/2006" xmlns:aink="http://schemas.microsoft.com/office/drawing/2016/ink" xmlns:am3d="http://schemas.microsoft.com/office/drawing/2017/model3d" xmlns:o="urn:schemas-microsoft-com:office:office" xmlns:oel="http://schemas.microsoft.com/office/2019/extlst" xmlns:r="http://schemas.openxmlformats.org/officeDocument/2006/relationships" xmlns:m="http://schemas.openxmlformats.org/officeDocument/2006/math" xmlns:v="urn:schemas-microsoft-com:vml" xmlns:wp14="http://schemas.microsoft.com/office/word/2010/wordprocessingDrawing" xmlns:wp="http://schemas.openxmlformats.org/drawingml/2006/wordprocessingDrawing" xmlns:w10="urn:schemas-microsoft-com:office:word" xmlns:w="http://schemas.openxmlformats.org/wordprocessingml/2006/main" xmlns:w14="http://schemas.microsoft.com/office/word/2010/wordml" xmlns:w15="http://schemas.microsoft.com/office/word/2012/wordml" xmlns:w16cex="http://schemas.microsoft.com/office/word/2018/wordml/cex" xmlns:w16cid="http://schemas.microsoft.com/office/word/2016/wordml/cid" xmlns:w16="http://schemas.microsoft.com/office/word/2018/wordml" xmlns:w16du="http://schemas.microsoft.com/office/word/2023/wordml/word16du" xmlns:w16sdtdh="http://schemas.microsoft.com/office/word/2020/wordml/sdtdatahash" xmlns:w16sdtfl="http://schemas.microsoft.com/office/word/2024/wordml/sdtformatlock" xmlns:w16se="http://schemas.microsoft.com/office/word/2015/wordml/symex" xmlns:wpg="http://schemas.microsoft.com/office/word/2010/wordprocessingGroup" xmlns:wpi="http://schemas.microsoft.com/office/word/2010/wordprocessingInk" xmlns:wne="http://schemas.microsoft.com/office/word/2006/wordml" xmlns:wps="http://schemas.microsoft.com/office/word/2010/wordprocessingShape" mc:Ignorable="w14 w15 w16se w16cid w16 w16cex w16sdtdh w16sdtfl w16du wp14">
   <w:body>
     <w:p>
       <w:pPr>
         <w:pStyle w:val="Ttulo1"/>
-      </w:pPr>
-      <w:r>
-        <w:t>AO JUÍZO DA ... VARA CÍVEL DA COMARCA DA CIDADE DE</w:t>
-      </w:r>
-      <w:r>
-        <w:t xml:space="preserve"> </w:t>
-      </w:r>
-      <w:r>
         <w:rPr>
           <w:color w:val="00B050"/>
         </w:rPr>
+      </w:pPr>
+      <w:r>
+        <w:t xml:space="preserve">AO JUÍZO DA ... VARA CÍVEL DA COMARCA DA CIDADE DE </w:t>
+      </w:r>
+      <w:r>
+        <w:rPr>
+          <w:color w:val="00B050"/>
+        </w:rPr>
         <w:t>{{</w:t>
       </w:r>
+      <w:proofErr w:type="spellStart"/>
       <w:r>
         <w:rPr>
           <w:color w:val="00B050"/>
         </w:rPr>
-        <w:t>FORO</w:t>
-      </w:r>
+        <w:t>cidade_comarca</w:t>
+      </w:r>
+      <w:proofErr w:type="spellEnd"/>
       <w:r>
         <w:rPr>
           <w:color w:val="00B050"/>
@@ -37,7 +39,21 @@
         <w:rPr>
           <w:color w:val="00B050"/>
         </w:rPr>
-        <w:t>{{ESTADO}}</w:t>
+        <w:t>{{</w:t>
+      </w:r>
+      <w:proofErr w:type="spellStart"/>
+      <w:r>
+        <w:rPr>
+          <w:color w:val="00B050"/>
+        </w:rPr>
+        <w:t>estado_comarca</w:t>
+      </w:r>
+      <w:proofErr w:type="spellEnd"/>
+      <w:r>
+        <w:rPr>
+          <w:color w:val="00B050"/>
+        </w:rPr>
+        <w:t>}}</w:t>
       </w:r>
     </w:p>
     <w:p>
@@ -58,21 +74,12 @@
           <w:color w:val="FF0000"/>
         </w:rPr>
       </w:pPr>
-      <w:proofErr w:type="gramStart"/>
       <w:r>
         <w:rPr>
           <w:b/>
           <w:color w:val="FF0000"/>
         </w:rPr>
-        <w:t xml:space="preserve">{  </w:t>
-      </w:r>
-      <w:proofErr w:type="gramEnd"/>
-      <w:r>
-        <w:rPr>
-          <w:b/>
-          <w:color w:val="FF0000"/>
-        </w:rPr>
-        <w:t xml:space="preserve">                                                                   </w:t>
+        <w:t xml:space="preserve">{                                                                     </w:t>
       </w:r>
       <w:r>
         <w:rPr>
@@ -199,7 +206,19 @@
         <w:rPr>
           <w:color w:val="00B050"/>
         </w:rPr>
-        <w:t>{{ENDEREÇO_BANCO}}</w:t>
+        <w:t>{{ENDERE</w:t>
+      </w:r>
+      <w:r>
+        <w:rPr>
+          <w:color w:val="00B050"/>
+        </w:rPr>
+        <w:t>C</w:t>
+      </w:r>
+      <w:r>
+        <w:rPr>
+          <w:color w:val="00B050"/>
+        </w:rPr>
+        <w:t>O_BANCO}}</w:t>
       </w:r>
       <w:r>
         <w:t>,</w:t>
@@ -209,10 +228,7 @@
       </w:r>
     </w:p>
     <w:p/>
-    <w:p>
-      <w:bookmarkStart w:id="0" w:name="_GoBack"/>
-      <w:bookmarkEnd w:id="0"/>
-    </w:p>
+    <w:p/>
     <w:p/>
     <w:p/>
     <w:p>
@@ -449,14 +465,40 @@
           <w:sz w:val="22"/>
           <w:szCs w:val="22"/>
         </w:rPr>
-        <w:t>{{(pessoal + consignado)}}</w:t>
-      </w:r>
-      <w:r>
-        <w:rPr>
-          <w:sz w:val="22"/>
-          <w:szCs w:val="22"/>
-        </w:rPr>
-        <w:t>, do valor restante líquido mensal disponível para sua subsistência e do percentual que os empréstimos representam em relação à sua renda total;</w:t>
+        <w:t>{{</w:t>
+      </w:r>
+      <w:proofErr w:type="spellStart"/>
+      <w:r>
+        <w:rPr>
+          <w:color w:val="00B050"/>
+          <w:sz w:val="22"/>
+          <w:szCs w:val="22"/>
+        </w:rPr>
+        <w:t>pessoal_consignados</w:t>
+      </w:r>
+      <w:proofErr w:type="spellEnd"/>
+      <w:r>
+        <w:rPr>
+          <w:color w:val="00B050"/>
+          <w:sz w:val="22"/>
+          <w:szCs w:val="22"/>
+        </w:rPr>
+        <w:t>}}</w:t>
+      </w:r>
+      <w:r>
+        <w:rPr>
+          <w:color w:val="00B050"/>
+          <w:sz w:val="22"/>
+          <w:szCs w:val="22"/>
+        </w:rPr>
+        <w:t xml:space="preserve">, </w:t>
+      </w:r>
+      <w:r>
+        <w:rPr>
+          <w:sz w:val="22"/>
+          <w:szCs w:val="22"/>
+        </w:rPr>
+        <w:t>do valor restante líquido mensal disponível para sua subsistência e do percentual que os empréstimos representam em relação à sua renda total;</w:t>
       </w:r>
     </w:p>
     <w:p>
@@ -538,30 +580,23 @@
           <w:sz w:val="22"/>
           <w:szCs w:val="22"/>
         </w:rPr>
-        <w:t xml:space="preserve">, com cálculo do valor que seria devido caso aplicada a taxa média do BACEN, a diferença </w:t>
-      </w:r>
+        <w:t>, com cálculo do valor que seria devido caso aplicada a taxa média do BACEN, a diferença entre os valores pagos e os devidos, bem como o cálculo da repetição em dobro do indébito, nos termos do art. 42, parágrafo único, do CDC;</w:t>
+      </w:r>
+    </w:p>
+    <w:p>
+      <w:pPr>
+        <w:ind w:left="2268" w:firstLine="0"/>
+        <w:rPr>
+          <w:sz w:val="22"/>
+          <w:szCs w:val="22"/>
+        </w:rPr>
+      </w:pPr>
       <w:r>
         <w:rPr>
           <w:sz w:val="22"/>
           <w:szCs w:val="22"/>
         </w:rPr>
         <w:lastRenderedPageBreak/>
-        <w:t>entre os valores pagos e os devidos, bem como o cálculo da repetição em dobro do indébito, nos termos do art. 42, parágrafo único, do CDC;</w:t>
-      </w:r>
-    </w:p>
-    <w:p>
-      <w:pPr>
-        <w:ind w:left="2268" w:firstLine="0"/>
-        <w:rPr>
-          <w:sz w:val="22"/>
-          <w:szCs w:val="22"/>
-        </w:rPr>
-      </w:pPr>
-      <w:r>
-        <w:rPr>
-          <w:sz w:val="22"/>
-          <w:szCs w:val="22"/>
-        </w:rPr>
         <w:t xml:space="preserve">f) </w:t>
       </w:r>
       <w:r>
@@ -716,18 +751,15 @@
         <w:t>mesmo diante da similaridade natural entre os casos.</w:t>
       </w:r>
       <w:r>
-        <w:t xml:space="preserve"> Não se está diante de um modelo genérico e irresponsável de ajuizamento, mas sim do exercício consciente e </w:t>
-      </w:r>
-      <w:r>
+        <w:t xml:space="preserve"> Não se está diante de um modelo genérico e irresponsável de ajuizamento, mas sim do exercício consciente e responsável da advocacia em defesa de direitos fundamentais de consumidores vulneráveis, como é o caso da parte autora.</w:t>
+      </w:r>
+    </w:p>
+    <w:p>
+      <w:r>
+        <w:rPr>
+          <w:u w:val="single"/>
+        </w:rPr>
         <w:lastRenderedPageBreak/>
-        <w:t>responsável da advocacia em defesa de direitos fundamentais de consumidores vulneráveis, como é o caso da parte autora.</w:t>
-      </w:r>
-    </w:p>
-    <w:p>
-      <w:r>
-        <w:rPr>
-          <w:u w:val="single"/>
-        </w:rPr>
         <w:t>Ainda, fundamental o destaque de que a natureza da presente demanda é a de uma ação revisional específica de juros remuneratórios pactuados em contrato de empréstimo pessoal não consignado, diferindo, portanto, de ações revisionais diversas que buscam a alteração de múltiplas cláusulas contratuais.</w:t>
       </w:r>
       <w:r>
@@ -772,223 +804,117 @@
           <w:numId w:val="6"/>
         </w:numPr>
       </w:pPr>
-      <w:bookmarkStart w:id="1" w:name="_heading=h.ye3kiqmuytvw" w:colFirst="0" w:colLast="0"/>
-      <w:bookmarkEnd w:id="1"/>
+      <w:bookmarkStart w:id="0" w:name="_heading=h.ye3kiqmuytvw" w:colFirst="0" w:colLast="0"/>
+      <w:bookmarkEnd w:id="0"/>
+      <w:r>
+        <w:t>GRATUIDADE DA JUSTIÇA</w:t>
+      </w:r>
+    </w:p>
+    <w:p/>
+    <w:p>
       <w:r>
         <w:lastRenderedPageBreak/>
-        <w:t>GRATUIDADE DA JUSTIÇA</w:t>
+        <w:t>A parte requerente pleiteia a concessão do benefício da gratuidade da justiça, com fundamento no artigo 98 e seguintes do Código de Processo Civil (CPC) e no artigo 5º, inciso LXXIV, da Constituição Federal, que asseguram o acesso à justiça aos que comprovarem insuficiência de recursos para arcar com as custas do processo e honorários advocatícios sem prejuízo do sustento próprio ou de sua família.</w:t>
+      </w:r>
+    </w:p>
+    <w:p>
+      <w:r>
+        <w:t>No intuito de demonstrar com máxima transparência sua condição de hipossuficiência e evitar qualquer questionamento quanto à legitimidade do pedido — sobretudo frente ao cenário atual de combate à litigância predatória — foram adotadas medidas criteriosas para embasar o presente pleito de forma individualizada, concreta e documentalmente robusta</w:t>
+      </w:r>
+      <w:r>
+        <w:t>, conforme pormenorizado abaixo:</w:t>
+      </w:r>
+    </w:p>
+    <w:p>
+      <w:r>
+        <w:t xml:space="preserve">A parte autora encontra-se em situação de vulnerabilidade econômica acentuada, recebendo mensalmente apenas </w:t>
+      </w:r>
+      <w:r>
+        <w:rPr>
+          <w:color w:val="00B050"/>
+        </w:rPr>
+        <w:t>{{</w:t>
+      </w:r>
+      <w:r>
+        <w:t>benefícios</w:t>
+      </w:r>
+      <w:r>
+        <w:rPr>
+          <w:color w:val="00B050"/>
+        </w:rPr>
+        <w:t>}}</w:t>
+      </w:r>
+      <w:r>
+        <w:t>, no valor de R$ {{</w:t>
+      </w:r>
+      <w:proofErr w:type="spellStart"/>
+      <w:r>
+        <w:t>renda_mensal</w:t>
+      </w:r>
+      <w:proofErr w:type="spellEnd"/>
+      <w:r>
+        <w:t xml:space="preserve">}}, conforme comprovado nos documentos que acompanham esta exordial. </w:t>
+      </w:r>
+      <w:r>
+        <w:t>Ainda</w:t>
+      </w:r>
+      <w:r>
+        <w:t>, os empréstimos contratados</w:t>
+      </w:r>
+      <w:r>
+        <w:t xml:space="preserve">, </w:t>
+      </w:r>
+      <w:r>
+        <w:rPr>
+          <w:color w:val="00B050"/>
+        </w:rPr>
+        <w:t>{{</w:t>
+      </w:r>
+      <w:r>
+        <w:rPr>
+          <w:color w:val="00B050"/>
+        </w:rPr>
+        <w:t>tanto consignados quanto pessoais</w:t>
+      </w:r>
+      <w:r>
+        <w:rPr>
+          <w:color w:val="00B050"/>
+        </w:rPr>
+        <w:t xml:space="preserve">,}} </w:t>
+      </w:r>
+      <w:r>
+        <w:t>comprometem de forma drástica sua renda mensal, de modo que restam apenas R$ {{</w:t>
+      </w:r>
+      <w:proofErr w:type="spellStart"/>
+      <w:r>
+        <w:t>valor_liquido</w:t>
+      </w:r>
+      <w:proofErr w:type="spellEnd"/>
+      <w:r>
+        <w:t>}} para sua subsistência, valor este absolutamente incompatível com a manutenção de um mínimo existencial digno.</w:t>
+      </w:r>
+    </w:p>
+    <w:p>
+      <w:r>
+        <w:t>A fim de comprovar detalhadamente essa realidade, foram anexados à presente demanda os seguintes documentos:</w:t>
       </w:r>
     </w:p>
     <w:p/>
     <w:p>
-      <w:r>
-        <w:t>A parte requerente pleiteia a concessão do benefício da gratuidade da justiça, com fundamento no artigo 98 e seguintes do Código de Processo Civil (CPC) e no artigo 5º, inciso LXXIV, da Constituição Federal, que asseguram o acesso à justiça aos que comprovarem insuficiência de recursos para arcar com as custas do processo e honorários advocatícios sem prejuízo do sustento próprio ou de sua família.</w:t>
-      </w:r>
-    </w:p>
-    <w:p>
-      <w:r>
-        <w:t>No intuito de demonstrar com máxima transparência sua condição de hipossuficiência e evitar qualquer questionamento quanto à legitimidade do pedido — sobretudo frente ao cenário atual de combate à litigância predatória — foram adotadas medidas criteriosas para embasar o presente pleito de forma individualizada, concreta e documentalmente robusta</w:t>
-      </w:r>
-      <w:r>
-        <w:t>, conforme pormenorizado abaixo:</w:t>
-      </w:r>
-    </w:p>
-    <w:p>
-      <w:r>
-        <w:t xml:space="preserve">A parte autora encontra-se em situação de vulnerabilidade econômica acentuada, recebendo mensalmente apenas </w:t>
-      </w:r>
-      <w:r>
-        <w:rPr>
-          <w:color w:val="00B050"/>
-        </w:rPr>
-        <w:t>{{BENEF</w:t>
-      </w:r>
-      <w:r>
-        <w:rPr>
-          <w:color w:val="00B050"/>
-        </w:rPr>
-        <w:t>I</w:t>
-      </w:r>
-      <w:r>
-        <w:rPr>
-          <w:color w:val="00B050"/>
-        </w:rPr>
-        <w:t>CIO_RECEBIDO}}</w:t>
-      </w:r>
-      <w:r>
-        <w:t>, no valor de R$ {{</w:t>
+      <w:pPr>
+        <w:ind w:firstLine="0"/>
+      </w:pPr>
+      <w:r>
+        <w:lastRenderedPageBreak/>
+        <w:t>{{</w:t>
       </w:r>
       <w:proofErr w:type="spellStart"/>
       <w:r>
-        <w:t>renda_mensal</w:t>
+        <w:t>conjunto_probatorio</w:t>
       </w:r>
       <w:proofErr w:type="spellEnd"/>
       <w:r>
-        <w:t xml:space="preserve">}}, conforme comprovado nos documentos que acompanham esta exordial. </w:t>
-      </w:r>
-      <w:r>
-        <w:t>Ainda</w:t>
-      </w:r>
-      <w:r>
-        <w:t>, os empréstimos contratados</w:t>
-      </w:r>
-      <w:r>
-        <w:t xml:space="preserve">, </w:t>
-      </w:r>
-      <w:r>
-        <w:rPr>
-          <w:color w:val="00B050"/>
-        </w:rPr>
-        <w:t>{{</w:t>
-      </w:r>
-      <w:r>
-        <w:rPr>
-          <w:color w:val="00B050"/>
-        </w:rPr>
-        <w:t>tanto consignados quanto pessoais</w:t>
-      </w:r>
-      <w:r>
-        <w:rPr>
-          <w:color w:val="00B050"/>
-        </w:rPr>
-        <w:t xml:space="preserve">,}} </w:t>
-      </w:r>
-      <w:r>
-        <w:t>comprometem de forma drástica sua renda mensal, de modo que restam apenas R$ {{</w:t>
-      </w:r>
-      <w:proofErr w:type="spellStart"/>
-      <w:r>
-        <w:t>valor_liquido</w:t>
-      </w:r>
-      <w:proofErr w:type="spellEnd"/>
-      <w:r>
-        <w:t>}} para sua subsistência, valor este absolutamente incompatível com a manutenção de um mínimo existencial digno.</w:t>
-      </w:r>
-    </w:p>
-    <w:p>
-      <w:r>
-        <w:lastRenderedPageBreak/>
-        <w:t>A fim de comprovar detalhadamente essa realidade, foram anexados à presente demanda os seguintes documentos:</w:t>
-      </w:r>
-    </w:p>
-    <w:p/>
-    <w:p>
-      <w:pPr>
-        <w:numPr>
-          <w:ilvl w:val="0"/>
-          <w:numId w:val="8"/>
-        </w:numPr>
-        <w:rPr>
-          <w:color w:val="00B050"/>
-        </w:rPr>
-      </w:pPr>
-      <w:r>
-        <w:rPr>
-          <w:color w:val="00B050"/>
-        </w:rPr>
-        <w:t>Declaração de Hipossuficiência firmada pela parte autora;</w:t>
-      </w:r>
-    </w:p>
-    <w:p>
-      <w:pPr>
-        <w:numPr>
-          <w:ilvl w:val="0"/>
-          <w:numId w:val="8"/>
-        </w:numPr>
-        <w:rPr>
-          <w:color w:val="00B050"/>
-        </w:rPr>
-      </w:pPr>
-      <w:r>
-        <w:rPr>
-          <w:color w:val="00B050"/>
-        </w:rPr>
-        <w:t>Declaração de isenção de Imposto de Renda;</w:t>
-      </w:r>
-    </w:p>
-    <w:p>
-      <w:pPr>
-        <w:numPr>
-          <w:ilvl w:val="0"/>
-          <w:numId w:val="8"/>
-        </w:numPr>
-        <w:rPr>
-          <w:color w:val="00B050"/>
-        </w:rPr>
-      </w:pPr>
-      <w:r>
-        <w:rPr>
-          <w:color w:val="00B050"/>
-        </w:rPr>
-        <w:t>Print da Receita Federal demonstrando inexistência de dados quanto à Declaração Anual de Imposto de Renda;</w:t>
-      </w:r>
-    </w:p>
-    <w:p>
-      <w:pPr>
-        <w:numPr>
-          <w:ilvl w:val="0"/>
-          <w:numId w:val="8"/>
-        </w:numPr>
-        <w:rPr>
-          <w:color w:val="00B050"/>
-        </w:rPr>
-      </w:pPr>
-      <w:r>
-        <w:rPr>
-          <w:color w:val="00B050"/>
-        </w:rPr>
-        <w:t>Extratos de benefício previdenciário (INSS);</w:t>
-      </w:r>
-    </w:p>
-    <w:p>
-      <w:pPr>
-        <w:numPr>
-          <w:ilvl w:val="0"/>
-          <w:numId w:val="8"/>
-        </w:numPr>
-        <w:rPr>
-          <w:color w:val="00B050"/>
-        </w:rPr>
-      </w:pPr>
-      <w:r>
-        <w:rPr>
-          <w:color w:val="00B050"/>
-        </w:rPr>
-        <w:t>Extratos bancários atualizados;</w:t>
-      </w:r>
-    </w:p>
-    <w:p>
-      <w:pPr>
-        <w:numPr>
-          <w:ilvl w:val="0"/>
-          <w:numId w:val="8"/>
-        </w:numPr>
-        <w:rPr>
-          <w:color w:val="00B050"/>
-        </w:rPr>
-      </w:pPr>
-      <w:r>
-        <w:rPr>
-          <w:color w:val="00B050"/>
-        </w:rPr>
-        <w:t>Carteira de Trabalho e Previdência Social (CTPS) Digital;</w:t>
-      </w:r>
-    </w:p>
-    <w:p>
-      <w:pPr>
-        <w:numPr>
-          <w:ilvl w:val="0"/>
-          <w:numId w:val="8"/>
-        </w:numPr>
-        <w:rPr>
-          <w:color w:val="00B050"/>
-        </w:rPr>
-      </w:pPr>
-      <w:r>
-        <w:rPr>
-          <w:color w:val="00B050"/>
-        </w:rPr>
-        <w:t>Folha resumo do Cadastro Único para Programas Sociais do Governo Federal;</w:t>
+        <w:t>}}</w:t>
       </w:r>
     </w:p>
     <w:p>
@@ -1017,7 +943,6 @@
     <w:p/>
     <w:p>
       <w:r>
-        <w:lastRenderedPageBreak/>
         <w:t>Conforme mencionado alhures, a</w:t>
       </w:r>
       <w:r>
@@ -1027,7 +952,21 @@
         <w:rPr>
           <w:color w:val="00B050"/>
         </w:rPr>
-        <w:t>{{BENEFICIO_RECEBIDO}}</w:t>
+        <w:t>{{</w:t>
+      </w:r>
+      <w:proofErr w:type="spellStart"/>
+      <w:r>
+        <w:rPr>
+          <w:color w:val="000000" w:themeColor="text1"/>
+        </w:rPr>
+        <w:t>beneficios</w:t>
+      </w:r>
+      <w:proofErr w:type="spellEnd"/>
+      <w:r>
+        <w:rPr>
+          <w:color w:val="00B050"/>
+        </w:rPr>
+        <w:t>}}</w:t>
       </w:r>
       <w:r>
         <w:t xml:space="preserve"> que corresponde ao valor de </w:t>
@@ -1093,43 +1032,22 @@
         </w:rPr>
         <w:t>{{</w:t>
       </w:r>
+      <w:proofErr w:type="spellStart"/>
+      <w:r>
+        <w:rPr>
+          <w:color w:val="000000" w:themeColor="text1"/>
+        </w:rPr>
+        <w:t>beneficios</w:t>
+      </w:r>
+      <w:proofErr w:type="spellEnd"/>
       <w:r>
         <w:rPr>
           <w:color w:val="00B050"/>
         </w:rPr>
-        <w:t>(pessoais</w:t>
-      </w:r>
-      <w:r>
-        <w:rPr>
-          <w:color w:val="00B050"/>
-        </w:rPr>
+        <w:t>}}</w:t>
+      </w:r>
+      <w:r>
         <w:t xml:space="preserve"> </w:t>
-      </w:r>
-      <w:proofErr w:type="gramStart"/>
-      <w:r>
-        <w:rPr>
-          <w:color w:val="00B050"/>
-        </w:rPr>
-        <w:t>+</w:t>
-      </w:r>
-      <w:proofErr w:type="gramEnd"/>
-      <w:r>
-        <w:rPr>
-          <w:color w:val="00B050"/>
-        </w:rPr>
-        <w:t xml:space="preserve"> consignad</w:t>
-      </w:r>
-      <w:r>
-        <w:rPr>
-          <w:color w:val="00B050"/>
-        </w:rPr>
-        <w:t>os)</w:t>
-      </w:r>
-      <w:r>
-        <w:rPr>
-          <w:color w:val="00B050"/>
-        </w:rPr>
-        <w:t>}}</w:t>
       </w:r>
       <w:r>
         <w:rPr>
@@ -1179,7 +1097,11 @@
     </w:p>
     <w:p>
       <w:r>
-        <w:t>Além disso, os valores referentes aos empréstimos pessoais contratados, demonstram-se em flagrante abusividade em comparação aos valores praticados em contratos análogos, como ilustrado abaixo:</w:t>
+        <w:t xml:space="preserve">Além disso, os valores referentes aos empréstimos pessoais contratados, demonstram-se em flagrante abusividade em </w:t>
+      </w:r>
+      <w:r>
+        <w:lastRenderedPageBreak/>
+        <w:t>comparação aos valores praticados em contratos análogos, como ilustrado abaixo:</w:t>
       </w:r>
     </w:p>
     <w:p/>
@@ -1216,7 +1138,6 @@
         </w:rPr>
         <w:t xml:space="preserve"> </w:t>
       </w:r>
-      <w:proofErr w:type="gramStart"/>
       <w:r>
         <w:rPr>
           <w:b/>
@@ -1224,17 +1145,7 @@
           <w:sz w:val="24"/>
           <w:szCs w:val="24"/>
         </w:rPr>
-        <w:t>Nº{</w:t>
-      </w:r>
-      <w:proofErr w:type="gramEnd"/>
-      <w:r>
-        <w:rPr>
-          <w:b/>
-          <w:color w:val="00B050"/>
-          <w:sz w:val="24"/>
-          <w:szCs w:val="24"/>
-        </w:rPr>
-        <w:t>{NUMERO_CONTRATO</w:t>
+        <w:t>Nº{{NUMERO_CONTRATO</w:t>
       </w:r>
       <w:r>
         <w:rPr>
@@ -1348,16 +1259,11 @@
         <w:t xml:space="preserve">Taxa de juros aplicada: </w:t>
       </w:r>
       <w:r>
-        <w:t>{{emprestimos_0_taxa</w:t>
-      </w:r>
-      <w:proofErr w:type="gramStart"/>
-      <w:r>
-        <w:t>}}</w:t>
+        <w:t>{{emprestimos_0_taxa}}</w:t>
       </w:r>
       <w:r>
         <w:t>%</w:t>
       </w:r>
-      <w:proofErr w:type="gramEnd"/>
     </w:p>
     <w:p>
       <w:pPr>
@@ -1369,13 +1275,8 @@
         <w:t xml:space="preserve">O contrato em apreciação apresenta taxa de juros mensal fixada em </w:t>
       </w:r>
       <w:r>
-        <w:t>{{emprestimos_0_taxa</w:t>
-      </w:r>
-      <w:proofErr w:type="gramStart"/>
-      <w:r>
-        <w:t>}}%</w:t>
-      </w:r>
-      <w:proofErr w:type="gramEnd"/>
+        <w:t>{{emprestimos_0_taxa}}%</w:t>
+      </w:r>
       <w:r>
         <w:t xml:space="preserve">a.m., o que gerou à parte requerente uma dívida correspondente a </w:t>
       </w:r>
@@ -1465,6 +1366,7 @@
     </w:p>
     <w:p>
       <w:r>
+        <w:lastRenderedPageBreak/>
         <w:t xml:space="preserve">Caso essa média tivesse sido aplicada, as parcelas do referido contrato teriam sido fixadas em </w:t>
       </w:r>
       <w:r>
@@ -1607,7 +1509,6 @@
               <w:jc w:val="left"/>
             </w:pPr>
             <w:r>
-              <w:lastRenderedPageBreak/>
               <w:t>Valor das parcelas</w:t>
             </w:r>
           </w:p>
@@ -1791,9 +1692,9 @@
           <w:sz w:val="24"/>
           <w:szCs w:val="24"/>
         </w:rPr>
-        <w:t>N</w:t>
-      </w:r>
-      <w:proofErr w:type="gramStart"/>
+        <w:t>N°</w:t>
+      </w:r>
+      <w:proofErr w:type="spellEnd"/>
       <w:r>
         <w:rPr>
           <w:b/>
@@ -1801,27 +1702,7 @@
           <w:sz w:val="24"/>
           <w:szCs w:val="24"/>
         </w:rPr>
-        <w:t>°</w:t>
-      </w:r>
-      <w:proofErr w:type="spellEnd"/>
-      <w:r>
-        <w:rPr>
-          <w:b/>
-          <w:color w:val="00B050"/>
-          <w:sz w:val="24"/>
-          <w:szCs w:val="24"/>
-        </w:rPr>
-        <w:t>{</w:t>
-      </w:r>
-      <w:proofErr w:type="gramEnd"/>
-      <w:r>
-        <w:rPr>
-          <w:b/>
-          <w:color w:val="00B050"/>
-          <w:sz w:val="24"/>
-          <w:szCs w:val="24"/>
-        </w:rPr>
-        <w:t>{NUMERO_CONTRATO</w:t>
+        <w:t>{{NUMERO_CONTRATO</w:t>
       </w:r>
       <w:r>
         <w:rPr>
@@ -1858,6 +1739,7 @@
         </w:numPr>
       </w:pPr>
       <w:r>
+        <w:lastRenderedPageBreak/>
         <w:t>Data de contratação: {{emprestimos_</w:t>
       </w:r>
       <w:r>
@@ -1932,52 +1814,41 @@
         <w:t>1</w:t>
       </w:r>
       <w:r>
+        <w:t>_taxa}}%</w:t>
+      </w:r>
+    </w:p>
+    <w:p>
+      <w:pPr>
+        <w:ind w:left="1440" w:firstLine="0"/>
+      </w:pPr>
+    </w:p>
+    <w:p>
+      <w:r>
+        <w:t xml:space="preserve">O contrato em apreciação apresenta taxa de juros mensal fixada em </w:t>
+      </w:r>
+      <w:r>
+        <w:t>{{</w:t>
+      </w:r>
+      <w:r>
+        <w:t>emprestimos_</w:t>
+      </w:r>
+      <w:r>
+        <w:t>1</w:t>
+      </w:r>
+      <w:r>
         <w:t>_taxa</w:t>
       </w:r>
-      <w:proofErr w:type="gramStart"/>
-      <w:r>
-        <w:t>}}%</w:t>
-      </w:r>
-      <w:proofErr w:type="gramEnd"/>
-    </w:p>
-    <w:p>
-      <w:pPr>
-        <w:ind w:left="1440" w:firstLine="0"/>
-      </w:pPr>
-    </w:p>
-    <w:p>
-      <w:r>
-        <w:t xml:space="preserve">O contrato em apreciação apresenta taxa de juros mensal fixada em </w:t>
-      </w:r>
-      <w:r>
-        <w:t>{{</w:t>
-      </w:r>
-      <w:r>
-        <w:t>emprestimos_</w:t>
-      </w:r>
-      <w:r>
-        <w:t>1</w:t>
-      </w:r>
-      <w:r>
-        <w:t>_taxa</w:t>
-      </w:r>
-      <w:proofErr w:type="gramStart"/>
       <w:r>
         <w:t>}}</w:t>
       </w:r>
       <w:r>
         <w:t>%</w:t>
       </w:r>
-      <w:proofErr w:type="gramEnd"/>
       <w:r>
         <w:t>a.m</w:t>
       </w:r>
       <w:r>
-        <w:t xml:space="preserve">., o que gerou à parte </w:t>
-      </w:r>
-      <w:r>
-        <w:lastRenderedPageBreak/>
-        <w:t xml:space="preserve">requerente uma dívida correspondente a </w:t>
+        <w:t xml:space="preserve">., o que gerou à parte requerente uma dívida correspondente a </w:t>
       </w:r>
       <w:r>
         <w:t>{{</w:t>
@@ -2423,9 +2294,9 @@
           <w:sz w:val="24"/>
           <w:szCs w:val="24"/>
         </w:rPr>
-        <w:t>N</w:t>
-      </w:r>
-      <w:proofErr w:type="gramStart"/>
+        <w:t>N°</w:t>
+      </w:r>
+      <w:proofErr w:type="spellEnd"/>
       <w:r>
         <w:rPr>
           <w:b/>
@@ -2433,27 +2304,7 @@
           <w:sz w:val="24"/>
           <w:szCs w:val="24"/>
         </w:rPr>
-        <w:t>°</w:t>
-      </w:r>
-      <w:proofErr w:type="spellEnd"/>
-      <w:r>
-        <w:rPr>
-          <w:b/>
-          <w:color w:val="00B050"/>
-          <w:sz w:val="24"/>
-          <w:szCs w:val="24"/>
-        </w:rPr>
-        <w:t>{</w:t>
-      </w:r>
-      <w:proofErr w:type="gramEnd"/>
-      <w:r>
-        <w:rPr>
-          <w:b/>
-          <w:color w:val="00B050"/>
-          <w:sz w:val="24"/>
-          <w:szCs w:val="24"/>
-        </w:rPr>
-        <w:t>{NUMERO_CONTRATO</w:t>
+        <w:t>{{NUMERO_CONTRATO</w:t>
       </w:r>
       <w:r>
         <w:rPr>
@@ -2541,6 +2392,7 @@
         </w:numPr>
       </w:pPr>
       <w:r>
+        <w:lastRenderedPageBreak/>
         <w:t>Valor da parcela: {{</w:t>
       </w:r>
       <w:r>
@@ -2564,71 +2416,64 @@
         <w:t>{{emprestimos_2</w:t>
       </w:r>
       <w:r>
+        <w:t>_taxa}}%</w:t>
+      </w:r>
+    </w:p>
+    <w:p>
+      <w:pPr>
+        <w:ind w:left="1440" w:firstLine="0"/>
+      </w:pPr>
+    </w:p>
+    <w:p>
+      <w:r>
+        <w:t xml:space="preserve">O contrato em apreciação apresenta taxa de juros mensal fixada em </w:t>
+      </w:r>
+      <w:r>
+        <w:t>{{</w:t>
+      </w:r>
+      <w:r>
+        <w:t>emprestimos_2</w:t>
+      </w:r>
+      <w:r>
         <w:t>_taxa</w:t>
       </w:r>
-      <w:proofErr w:type="gramStart"/>
-      <w:r>
-        <w:t>}}%</w:t>
-      </w:r>
-      <w:proofErr w:type="gramEnd"/>
-    </w:p>
-    <w:p>
-      <w:pPr>
-        <w:ind w:left="1440" w:firstLine="0"/>
-      </w:pPr>
-    </w:p>
-    <w:p>
-      <w:r>
-        <w:t xml:space="preserve">O contrato em apreciação apresenta taxa de juros mensal fixada em </w:t>
+      <w:r>
+        <w:t>}}</w:t>
+      </w:r>
+      <w:r>
+        <w:t>%</w:t>
+      </w:r>
+      <w:r>
+        <w:t>a.m</w:t>
+      </w:r>
+      <w:r>
+        <w:t xml:space="preserve">., o que gerou à parte requerente uma dívida correspondente a </w:t>
       </w:r>
       <w:r>
         <w:t>{{</w:t>
       </w:r>
       <w:r>
-        <w:t>emprestimos_2</w:t>
-      </w:r>
-      <w:r>
-        <w:t>_taxa</w:t>
-      </w:r>
-      <w:proofErr w:type="gramStart"/>
+        <w:t>emprestimos_</w:t>
+      </w:r>
+      <w:r>
+        <w:t>2</w:t>
+      </w:r>
+      <w:r>
+        <w:t>_total_emprestimo</w:t>
+      </w:r>
       <w:r>
         <w:t>}}</w:t>
       </w:r>
       <w:r>
-        <w:t>%</w:t>
-      </w:r>
-      <w:proofErr w:type="gramEnd"/>
-      <w:r>
-        <w:t>a.m</w:t>
-      </w:r>
-      <w:r>
-        <w:t xml:space="preserve">., o que gerou à parte requerente uma dívida correspondente a </w:t>
-      </w:r>
-      <w:r>
-        <w:t>{{</w:t>
-      </w:r>
-      <w:r>
-        <w:t>emprestimos_</w:t>
+        <w:t xml:space="preserve">; </w:t>
+      </w:r>
+      <w:r>
+        <w:t>{{emprestimos_</w:t>
       </w:r>
       <w:r>
         <w:t>2</w:t>
       </w:r>
       <w:r>
-        <w:t>_total_emprestimo</w:t>
-      </w:r>
-      <w:r>
-        <w:t>}}</w:t>
-      </w:r>
-      <w:r>
-        <w:t xml:space="preserve">; </w:t>
-      </w:r>
-      <w:r>
-        <w:t>{{emprestimos_</w:t>
-      </w:r>
-      <w:r>
-        <w:t>2</w:t>
-      </w:r>
-      <w:r>
         <w:t>_def_emprestimos}}</w:t>
       </w:r>
       <w:r>
@@ -2638,7 +2483,6 @@
     <w:p/>
     <w:p>
       <w:r>
-        <w:lastRenderedPageBreak/>
         <w:t xml:space="preserve">Para mesma época, o Banco central divulgou que a média de mercado aplicada pelas instituições financeiras em contratos da mesma natureza fora de </w:t>
       </w:r>
       <w:r>
@@ -2750,6 +2594,7 @@
               <w:rPr>
                 <w:b/>
               </w:rPr>
+              <w:lastRenderedPageBreak/>
               <w:t>INFORMAÇÕES EMPRÉSTIMO COM A APLICAÇÃO DA TAXA MÉDIA BACEN</w:t>
             </w:r>
           </w:p>
@@ -2968,7 +2813,6 @@
     </w:p>
     <w:p>
       <w:r>
-        <w:lastRenderedPageBreak/>
         <w:t xml:space="preserve">Uma diferença de </w:t>
       </w:r>
       <w:r>
@@ -3035,6 +2879,7 @@
     <w:p/>
     <w:p>
       <w:r>
+        <w:lastRenderedPageBreak/>
         <w:t>C</w:t>
       </w:r>
       <w:r>
@@ -3063,23 +2908,23 @@
         </w:numPr>
       </w:pPr>
       <w:r>
+        <w:t>DA ADEQUAÇÃO DAS TAXAS À MÉDIA DE MERCADO</w:t>
+      </w:r>
+    </w:p>
+    <w:p/>
+    <w:p>
+      <w:r>
+        <w:t>A legislação brasileira e a jurisprudência pátria têm se posicionado no sentido de coibir práticas abusivas no mercado financeiro, especialmente no que se refere à cobrança de juros exorbitantes. O Código de Defesa do Consumidor (CDC), em seu artigo 51, inciso IV, considera nulas as cláusulas contratuais que estabeleçam obrigações iníquas, abusivas ou que coloquem o consumidor em desvantagem exagerada.</w:t>
+      </w:r>
+    </w:p>
+    <w:p>
+      <w:r>
+        <w:t>No presente caso, as taxas de juros aplicadas aos contratos da parte requerente são claramente excessivas quando comparadas à taxa média de mercado divulgada pelo Banco Central para a mesma data e natureza de operação. Esta discrepância evidencia a abusividade da taxa imposta pela instituição financeira requerida.</w:t>
+      </w:r>
+    </w:p>
+    <w:p>
+      <w:r>
         <w:lastRenderedPageBreak/>
-        <w:t>DA ADEQUAÇÃO DAS TAXAS À MÉDIA DE MERCADO</w:t>
-      </w:r>
-    </w:p>
-    <w:p/>
-    <w:p>
-      <w:r>
-        <w:t>A legislação brasileira e a jurisprudência pátria têm se posicionado no sentido de coibir práticas abusivas no mercado financeiro, especialmente no que se refere à cobrança de juros exorbitantes. O Código de Defesa do Consumidor (CDC), em seu artigo 51, inciso IV, considera nulas as cláusulas contratuais que estabeleçam obrigações iníquas, abusivas ou que coloquem o consumidor em desvantagem exagerada.</w:t>
-      </w:r>
-    </w:p>
-    <w:p>
-      <w:r>
-        <w:t>No presente caso, as taxas de juros aplicadas aos contratos da parte requerente são claramente excessivas quando comparadas à taxa média de mercado divulgada pelo Banco Central para a mesma data e natureza de operação. Esta discrepância evidencia a abusividade da taxa imposta pela instituição financeira requerida.</w:t>
-      </w:r>
-    </w:p>
-    <w:p>
-      <w:r>
         <w:t>Ademais, o artigo 39, inciso V, do CDC proíbe que o fornecedor de produtos ou serviços, dentre outras práticas abusivas, exija do consumidor vantagem manifestamente excessiva. A cobrança de juros muito acima da média de mercado caracteriza essa vantagem excessiva e, consequentemente, uma prática abusiva.</w:t>
       </w:r>
     </w:p>
@@ -3146,7 +2991,6 @@
           <w:sz w:val="22"/>
           <w:szCs w:val="22"/>
         </w:rPr>
-        <w:lastRenderedPageBreak/>
         <w:t>(...)</w:t>
       </w:r>
     </w:p>
@@ -3252,6 +3096,7 @@
         </w:rPr>
       </w:pPr>
       <w:r>
+        <w:lastRenderedPageBreak/>
         <w:t xml:space="preserve">Esta é a tese firmada no referido Tema, </w:t>
       </w:r>
       <w:r>
@@ -3309,263 +3154,255 @@
     <w:p/>
     <w:p>
       <w:r>
+        <w:t>Ainda, acerca do parâmetro traçado pelo C. Superior Tribunal de justiça, temos:</w:t>
+      </w:r>
+    </w:p>
+    <w:p/>
+    <w:p>
+      <w:pPr>
+        <w:ind w:left="2268" w:firstLine="0"/>
+        <w:rPr>
+          <w:u w:val="single"/>
+        </w:rPr>
+      </w:pPr>
+      <w:r>
+        <w:rPr>
+          <w:sz w:val="22"/>
+          <w:szCs w:val="22"/>
+        </w:rPr>
+        <w:t xml:space="preserve">“(...) tem considerado abusivas taxas superiores a uma vez e meia (voto proferido pelo Min. Ari Pargendler no REsp n. 271.214-RS, </w:t>
+      </w:r>
+      <w:proofErr w:type="spellStart"/>
+      <w:r>
+        <w:rPr>
+          <w:sz w:val="22"/>
+          <w:szCs w:val="22"/>
+        </w:rPr>
+        <w:t>Rel.p</w:t>
+      </w:r>
+      <w:proofErr w:type="spellEnd"/>
+      <w:r>
+        <w:rPr>
+          <w:sz w:val="22"/>
+          <w:szCs w:val="22"/>
+        </w:rPr>
+        <w:t xml:space="preserve">. Acórdão Min. Menezes Direito, DJ de 4.8.2003), ao dobro (REsp n. 1.036.818, Terceira Turma, minha relatoria, </w:t>
+      </w:r>
+      <w:proofErr w:type="spellStart"/>
+      <w:r>
+        <w:rPr>
+          <w:sz w:val="22"/>
+          <w:szCs w:val="22"/>
+        </w:rPr>
+        <w:t>DJe</w:t>
+      </w:r>
+      <w:proofErr w:type="spellEnd"/>
+      <w:r>
+        <w:rPr>
+          <w:sz w:val="22"/>
+          <w:szCs w:val="22"/>
+        </w:rPr>
+        <w:t xml:space="preserve"> de 20.6.2008) ou ao triplo (REsp n. 971.853-RS, Quarta Turma, Min. Pádua Ribeiro, DJ de 24.9.2007) da média. Todavia, esta perquirição acerca da abusividade não é estanque, o que impossibilita a adoção de critérios genéricos e universais. A taxa média de mercado, divulgada pelo Banco Central, constitui um valioso referencial, mas cabe somente ao juiz, no exame das peculiaridades do caso concreto, avaliar se os juros contratados foram ou não abusivos”. (REsp 1061530/RS, rel. Min. Nancy Andrighi, Segunda Seção, j. 22-10-2008).</w:t>
+      </w:r>
+    </w:p>
+    <w:p>
+      <w:pPr>
+        <w:rPr>
+          <w:u w:val="single"/>
+        </w:rPr>
+      </w:pPr>
+    </w:p>
+    <w:p>
+      <w:pPr>
+        <w:rPr>
+          <w:u w:val="single"/>
+        </w:rPr>
+      </w:pPr>
+      <w:r>
+        <w:rPr>
+          <w:b/>
+          <w:bCs/>
+        </w:rPr>
         <w:lastRenderedPageBreak/>
-        <w:t>Ainda, acerca do parâmetro traçado pelo C. Superior Tribunal de justiça, temos:</w:t>
-      </w:r>
-    </w:p>
-    <w:p/>
-    <w:p>
-      <w:pPr>
-        <w:ind w:left="2268" w:firstLine="0"/>
+        <w:t>No caso em análise, a taxa de juros cobrada pela instituição requerida alcança patamares muito superiores aos praticados no mercado financeiro.</w:t>
+      </w:r>
+      <w:r>
+        <w:t xml:space="preserve"> Conforme comprovado documentalmente, a taxa média de juros em </w:t>
+      </w:r>
+      <w:r>
+        <w:rPr>
+          <w:color w:val="000000" w:themeColor="text1"/>
+        </w:rPr>
+        <w:t>{{</w:t>
+      </w:r>
+      <w:r>
+        <w:rPr>
+          <w:color w:val="000000" w:themeColor="text1"/>
+        </w:rPr>
+        <w:t>emprestimos_0_data</w:t>
+      </w:r>
+      <w:r>
+        <w:rPr>
+          <w:color w:val="000000" w:themeColor="text1"/>
+        </w:rPr>
+        <w:t>}}</w:t>
+      </w:r>
+      <w:r>
+        <w:rPr>
+          <w:color w:val="000000" w:themeColor="text1"/>
+        </w:rPr>
+        <w:t xml:space="preserve"> </w:t>
+      </w:r>
+      <w:r>
+        <w:t xml:space="preserve">foi de </w:t>
+      </w:r>
+      <w:r>
+        <w:t>{{</w:t>
+      </w:r>
+      <w:r>
+        <w:t>emprestimos_0_taxa_media</w:t>
+      </w:r>
+      <w:r>
+        <w:t>}}</w:t>
+      </w:r>
+      <w:r>
+        <w:t>% a.m.</w:t>
+      </w:r>
+      <w:r>
+        <w:t xml:space="preserve">, </w:t>
+      </w:r>
+      <w:r>
+        <w:t xml:space="preserve">em </w:t>
+      </w:r>
+      <w:r>
+        <w:rPr>
+          <w:color w:val="000000" w:themeColor="text1"/>
+        </w:rPr>
+        <w:t>{{emprestimos_</w:t>
+      </w:r>
+      <w:r>
+        <w:rPr>
+          <w:color w:val="000000" w:themeColor="text1"/>
+        </w:rPr>
+        <w:t>1</w:t>
+      </w:r>
+      <w:r>
+        <w:rPr>
+          <w:color w:val="000000" w:themeColor="text1"/>
+        </w:rPr>
+        <w:t xml:space="preserve">_data}}  </w:t>
+      </w:r>
+      <w:r>
+        <w:t>foi de {{emprestimos_</w:t>
+      </w:r>
+      <w:r>
+        <w:t>1</w:t>
+      </w:r>
+      <w:r>
+        <w:t>_taxa_media}}% a.m.</w:t>
+      </w:r>
+      <w:r>
+        <w:t xml:space="preserve"> e em </w:t>
+      </w:r>
+      <w:r>
+        <w:rPr>
+          <w:color w:val="000000" w:themeColor="text1"/>
+        </w:rPr>
+        <w:t>{{emprestimos_</w:t>
+      </w:r>
+      <w:r>
+        <w:rPr>
+          <w:color w:val="000000" w:themeColor="text1"/>
+        </w:rPr>
+        <w:t>2</w:t>
+      </w:r>
+      <w:r>
+        <w:rPr>
+          <w:color w:val="000000" w:themeColor="text1"/>
+        </w:rPr>
+        <w:t xml:space="preserve">_data}}  </w:t>
+      </w:r>
+      <w:r>
+        <w:t>foi de {{emprestimos_</w:t>
+      </w:r>
+      <w:r>
+        <w:t>2</w:t>
+      </w:r>
+      <w:r>
+        <w:t>_taxa_media}}% a.m.</w:t>
+      </w:r>
+      <w:r>
+        <w:t>, enquanto a taxa de juros mensal informada pela instituição req</w:t>
+      </w:r>
+      <w:r>
+        <w:t xml:space="preserve">uerida </w:t>
+      </w:r>
+      <w:r>
+        <w:t xml:space="preserve">fora de </w:t>
+      </w:r>
+      <w:r>
+        <w:t xml:space="preserve">{{emprestimos_0_taxa}}% </w:t>
+      </w:r>
+      <w:r>
+        <w:t>ao mês</w:t>
+      </w:r>
+      <w:r>
+        <w:t xml:space="preserve"> para o contrato 1, </w:t>
+      </w:r>
+      <w:r>
+        <w:t>{{emprestimos_</w:t>
+      </w:r>
+      <w:r>
+        <w:t>1</w:t>
+      </w:r>
+      <w:r>
+        <w:t>_taxa}}% ao mês</w:t>
+      </w:r>
+      <w:r>
+        <w:t xml:space="preserve"> para o contrato 2</w:t>
+      </w:r>
+      <w:r>
+        <w:t xml:space="preserve"> e </w:t>
+      </w:r>
+      <w:r>
+        <w:t>{{emprestimos_</w:t>
+      </w:r>
+      <w:r>
+        <w:t>2</w:t>
+      </w:r>
+      <w:r>
+        <w:t>_taxa}}% ao mês</w:t>
+      </w:r>
+      <w:r>
+        <w:t xml:space="preserve"> para o contrato 3</w:t>
+      </w:r>
+      <w:r>
+        <w:t>!</w:t>
+      </w:r>
+    </w:p>
+    <w:p>
+      <w:pPr>
+        <w:ind w:firstLine="2268"/>
         <w:rPr>
           <w:u w:val="single"/>
         </w:rPr>
       </w:pPr>
-      <w:r>
-        <w:rPr>
-          <w:sz w:val="22"/>
-          <w:szCs w:val="22"/>
-        </w:rPr>
-        <w:t xml:space="preserve">“(...) tem considerado abusivas taxas superiores a uma vez e meia (voto proferido pelo Min. Ari Pargendler no REsp n. 271.214-RS, </w:t>
+    </w:p>
+    <w:p>
+      <w:pPr>
+        <w:rPr>
+          <w:u w:val="single"/>
+        </w:rPr>
+      </w:pPr>
+      <w:r>
+        <w:t xml:space="preserve">Tal discrepância de valores é evidência clara de abusividade na fixação das taxas de juros cobradas pela requerida, o que viola o princípio da boa-fé objetiva, previsto no artigo 422 do Código Civil. Conforme leciona Pablo Stolze </w:t>
       </w:r>
       <w:proofErr w:type="spellStart"/>
       <w:r>
-        <w:rPr>
-          <w:sz w:val="22"/>
-          <w:szCs w:val="22"/>
-        </w:rPr>
-        <w:t>Rel.p</w:t>
+        <w:t>Gagliano</w:t>
       </w:r>
       <w:proofErr w:type="spellEnd"/>
       <w:r>
-        <w:rPr>
-          <w:sz w:val="22"/>
-          <w:szCs w:val="22"/>
-        </w:rPr>
-        <w:t xml:space="preserve">. Acórdão Min. Menezes Direito, DJ de 4.8.2003), ao dobro (REsp n. 1.036.818, Terceira Turma, minha relatoria, </w:t>
-      </w:r>
-      <w:proofErr w:type="spellStart"/>
-      <w:r>
-        <w:rPr>
-          <w:sz w:val="22"/>
-          <w:szCs w:val="22"/>
-        </w:rPr>
-        <w:t>DJe</w:t>
-      </w:r>
-      <w:proofErr w:type="spellEnd"/>
-      <w:r>
-        <w:rPr>
-          <w:sz w:val="22"/>
-          <w:szCs w:val="22"/>
-        </w:rPr>
-        <w:t xml:space="preserve"> de 20.6.2008) ou ao triplo (REsp n. 971.853-RS, Quarta Turma, Min. Pádua Ribeiro, DJ de 24.9.2007) da média. Todavia, esta perquirição acerca da abusividade não é estanque, o que impossibilita a adoção de critérios genéricos e universais. A taxa média de mercado, divulgada pelo Banco Central, constitui um valioso referencial, mas cabe somente ao juiz, no exame das peculiaridades do caso concreto, avaliar se os juros contratados foram ou não abusivos”. (REsp 1061530/RS, rel. Min. Nancy Andrighi, Segunda Seção, j. 22-10-2008).</w:t>
-      </w:r>
-    </w:p>
-    <w:p>
-      <w:pPr>
-        <w:rPr>
-          <w:u w:val="single"/>
-        </w:rPr>
-      </w:pPr>
-    </w:p>
-    <w:p>
-      <w:pPr>
-        <w:rPr>
-          <w:u w:val="single"/>
-        </w:rPr>
-      </w:pPr>
-      <w:r>
-        <w:rPr>
-          <w:b/>
-          <w:bCs/>
-        </w:rPr>
-        <w:t>No caso em análise, a taxa de juros cobrada pela instituição requerida alcança patamares muito superiores aos praticados no mercado financeiro.</w:t>
-      </w:r>
-      <w:r>
-        <w:t xml:space="preserve"> Conforme comprovado documentalmente, a taxa média de juros em </w:t>
-      </w:r>
-      <w:r>
-        <w:rPr>
-          <w:color w:val="000000" w:themeColor="text1"/>
-        </w:rPr>
-        <w:t>{{</w:t>
-      </w:r>
-      <w:r>
-        <w:rPr>
-          <w:color w:val="000000" w:themeColor="text1"/>
-        </w:rPr>
-        <w:t>emprestimos_0_data</w:t>
-      </w:r>
-      <w:r>
-        <w:rPr>
-          <w:color w:val="000000" w:themeColor="text1"/>
-        </w:rPr>
-        <w:t>}}</w:t>
-      </w:r>
-      <w:r>
-        <w:rPr>
-          <w:color w:val="000000" w:themeColor="text1"/>
-        </w:rPr>
-        <w:t xml:space="preserve"> </w:t>
-      </w:r>
-      <w:r>
-        <w:t xml:space="preserve">foi de </w:t>
-      </w:r>
-      <w:r>
-        <w:t>{{</w:t>
-      </w:r>
-      <w:r>
-        <w:t>emprestimos_0_taxa_media</w:t>
-      </w:r>
-      <w:r>
-        <w:t>}}</w:t>
-      </w:r>
-      <w:r>
-        <w:t>% a.m.</w:t>
-      </w:r>
-      <w:r>
-        <w:t xml:space="preserve">, </w:t>
-      </w:r>
-      <w:r>
-        <w:t xml:space="preserve">em </w:t>
-      </w:r>
-      <w:r>
-        <w:rPr>
-          <w:color w:val="000000" w:themeColor="text1"/>
-        </w:rPr>
-        <w:t>{{emprestimos_</w:t>
-      </w:r>
-      <w:r>
-        <w:rPr>
-          <w:color w:val="000000" w:themeColor="text1"/>
-        </w:rPr>
-        <w:t>1</w:t>
-      </w:r>
-      <w:r>
-        <w:rPr>
-          <w:color w:val="000000" w:themeColor="text1"/>
-        </w:rPr>
-        <w:t xml:space="preserve">_data}}  </w:t>
-      </w:r>
-      <w:r>
-        <w:t>foi de {{emprestimos_</w:t>
-      </w:r>
-      <w:r>
-        <w:t>1</w:t>
-      </w:r>
-      <w:r>
-        <w:t>_taxa_media}}% a.m.</w:t>
-      </w:r>
-      <w:r>
-        <w:t xml:space="preserve"> e em </w:t>
-      </w:r>
-      <w:r>
-        <w:rPr>
-          <w:color w:val="000000" w:themeColor="text1"/>
-        </w:rPr>
-        <w:t>{{emprestimos_</w:t>
-      </w:r>
-      <w:r>
-        <w:rPr>
-          <w:color w:val="000000" w:themeColor="text1"/>
-        </w:rPr>
-        <w:t>2</w:t>
-      </w:r>
-      <w:r>
-        <w:rPr>
-          <w:color w:val="000000" w:themeColor="text1"/>
-        </w:rPr>
-        <w:t xml:space="preserve">_data}}  </w:t>
-      </w:r>
-      <w:r>
-        <w:t>foi de {{emprestimos_</w:t>
-      </w:r>
-      <w:r>
-        <w:t>2</w:t>
-      </w:r>
-      <w:r>
-        <w:t>_taxa_media}}% a.m.</w:t>
-      </w:r>
-      <w:r>
-        <w:t>, enquanto a taxa de juros mensal informada pela instituição req</w:t>
-      </w:r>
-      <w:r>
-        <w:t xml:space="preserve">uerida </w:t>
-      </w:r>
-      <w:r>
-        <w:t xml:space="preserve">fora de </w:t>
-      </w:r>
-      <w:r>
-        <w:t xml:space="preserve">{{emprestimos_0_taxa}}% </w:t>
-      </w:r>
-      <w:r>
-        <w:t>ao mês</w:t>
-      </w:r>
-      <w:r>
-        <w:t xml:space="preserve"> para o contrato 1, </w:t>
-      </w:r>
-      <w:r>
-        <w:t>{{emprestimos_</w:t>
-      </w:r>
-      <w:r>
-        <w:t>1</w:t>
-      </w:r>
-      <w:r>
-        <w:t>_taxa}}% ao mês</w:t>
-      </w:r>
-      <w:r>
-        <w:t xml:space="preserve"> para o contrato 2</w:t>
-      </w:r>
-      <w:r>
-        <w:t xml:space="preserve"> e </w:t>
-      </w:r>
-      <w:r>
-        <w:t>{{emprestimos_</w:t>
-      </w:r>
-      <w:r>
-        <w:t>2</w:t>
-      </w:r>
-      <w:r>
-        <w:t>_taxa}}% ao mês</w:t>
-      </w:r>
-      <w:r>
-        <w:t xml:space="preserve"> para o contrato 3</w:t>
-      </w:r>
-      <w:r>
-        <w:t>!</w:t>
-      </w:r>
-    </w:p>
-    <w:p>
-      <w:pPr>
-        <w:ind w:firstLine="2268"/>
-        <w:rPr>
-          <w:u w:val="single"/>
-        </w:rPr>
-      </w:pPr>
-    </w:p>
-    <w:p>
-      <w:pPr>
-        <w:rPr>
-          <w:u w:val="single"/>
-        </w:rPr>
-      </w:pPr>
-      <w:r>
-        <w:t xml:space="preserve">Tal discrepância de valores é evidência clara de abusividade na fixação das taxas de juros cobradas pela requerida, o que viola o princípio da boa-fé objetiva, previsto no artigo 422 do Código Civil. Conforme leciona Pablo </w:t>
-      </w:r>
-      <w:proofErr w:type="spellStart"/>
-      <w:r>
-        <w:t>Stolze</w:t>
-      </w:r>
-      <w:proofErr w:type="spellEnd"/>
-      <w:r>
-        <w:t xml:space="preserve"> </w:t>
-      </w:r>
-      <w:proofErr w:type="spellStart"/>
-      <w:r>
-        <w:t>Gagliano</w:t>
-      </w:r>
-      <w:proofErr w:type="spellEnd"/>
-      <w:r>
         <w:t xml:space="preserve"> e Rodolfo Pamplona Filho (Novo Curso de Direito Civil, Volume II), “a boa-fé objetiva exige que as partes não só tenham um comportamento ético, mas também que não exerçam seus direitos de forma excessivamente gravosa ao outro contratante”.</w:t>
       </w:r>
     </w:p>
@@ -3576,6 +3413,7 @@
     </w:p>
     <w:p>
       <w:r>
+        <w:lastRenderedPageBreak/>
         <w:t>Assim, requer-se a este juízo que, reconhecendo a abusividade das taxas de juros aplicadas, determine a sua adequação à taxa média de mercado divulgada pelo Banco Central na data da contratação.</w:t>
       </w:r>
     </w:p>
@@ -3599,31 +3437,31 @@
     <w:p/>
     <w:p>
       <w:r>
-        <w:t xml:space="preserve">Nos termos do artigo 42, parágrafo único, do Código de Defesa do Consumidor (CDC), o consumidor cobrado em quantia </w:t>
+        <w:t>Nos termos do artigo 42, parágrafo único, do Código de Defesa do Consumidor (CDC), o consumidor cobrado em quantia indevida tem direito à repetição do indébito, por valor igual ao dobro do que pagou em excesso, acrescido de correção monetária e juros legais, salvo engano justificável. Tal dispositivo visa coibir práticas abusivas, assegurando ao consumidor a restituição integral dos valores pagos indevidamente, com sanção suficiente para desestimular novas condutas lesivas por parte dos fornecedores.</w:t>
+      </w:r>
+    </w:p>
+    <w:p>
+      <w:pPr>
+        <w:rPr>
+          <w:b/>
+          <w:bCs/>
+        </w:rPr>
+      </w:pPr>
+      <w:r>
+        <w:rPr>
+          <w:b/>
+          <w:bCs/>
+        </w:rPr>
+        <w:t xml:space="preserve">No presente caso, não há qualquer margem para se alegar “engano justificável”. A cobrança excessiva decorre da aplicação de taxas de juros visivelmente superiores às médias de mercado, em contratos destinados a consumidor notoriamente hipossuficiente, o que revela não apenas uma concessão questionável de análise de crédito, mas sim uma estratégia deliberada e recorrente de atuação por parte da instituição financeira. </w:t>
+      </w:r>
+    </w:p>
+    <w:p>
+      <w:r>
+        <w:t xml:space="preserve">Trata-se de conduta premeditada, inserida no próprio modelo de negócio dos bancos, que assumem o risco de judicialização e </w:t>
       </w:r>
       <w:r>
         <w:lastRenderedPageBreak/>
-        <w:t>indevida tem direito à repetição do indébito, por valor igual ao dobro do que pagou em excesso, acrescido de correção monetária e juros legais, salvo engano justificável. Tal dispositivo visa coibir práticas abusivas, assegurando ao consumidor a restituição integral dos valores pagos indevidamente, com sanção suficiente para desestimular novas condutas lesivas por parte dos fornecedores.</w:t>
-      </w:r>
-    </w:p>
-    <w:p>
-      <w:pPr>
-        <w:rPr>
-          <w:b/>
-          <w:bCs/>
-        </w:rPr>
-      </w:pPr>
-      <w:r>
-        <w:rPr>
-          <w:b/>
-          <w:bCs/>
-        </w:rPr>
-        <w:t xml:space="preserve">No presente caso, não há qualquer margem para se alegar “engano justificável”. A cobrança excessiva decorre da aplicação de taxas de juros visivelmente superiores às médias de mercado, em contratos destinados a consumidor notoriamente hipossuficiente, o que revela não apenas uma concessão questionável de análise de crédito, mas sim uma estratégia deliberada e recorrente de atuação por parte da instituição financeira. </w:t>
-      </w:r>
-    </w:p>
-    <w:p>
-      <w:r>
-        <w:t xml:space="preserve">Trata-se de conduta premeditada, inserida no próprio modelo de negócio dos bancos, que assumem o risco de judicialização e mesmo assim mantêm a prática, porque ela se revela economicamente vantajosa — bastando que uma parcela </w:t>
+        <w:t xml:space="preserve">mesmo assim mantêm a prática, porque ela se revela economicamente vantajosa — bastando que uma parcela </w:t>
       </w:r>
       <w:r>
         <w:t>não vultuosa</w:t>
@@ -3656,16 +3494,7 @@
           <w:bCs/>
           <w:u w:val="single"/>
         </w:rPr>
-        <w:t xml:space="preserve">não é necessário comprovar dolo ou má-fé para que seja </w:t>
-      </w:r>
-      <w:r>
-        <w:rPr>
-          <w:b/>
-          <w:bCs/>
-          <w:u w:val="single"/>
-        </w:rPr>
-        <w:lastRenderedPageBreak/>
-        <w:t>reconhecido o direito à devolução dobrada dos valores cobrados indevidamente. Basta a violação à boa-fé objetiva</w:t>
+        <w:t>não é necessário comprovar dolo ou má-fé para que seja reconhecido o direito à devolução dobrada dos valores cobrados indevidamente. Basta a violação à boa-fé objetiva</w:t>
       </w:r>
       <w:r>
         <w:rPr>
@@ -3775,7 +3604,11 @@
     </w:p>
     <w:p>
       <w:r>
-        <w:t>O STJ, inclusive, ao modular os efeitos da decisão nos termos do artigo 927, § 3º, do Código de Processo Civil, esclareceu que tal entendimento aplica-se a cobranças realizadas após a publicação do acórdão, o que abrange o presente caso.</w:t>
+        <w:t xml:space="preserve">O STJ, inclusive, ao modular os efeitos da decisão nos termos do artigo 927, § 3º, do Código de Processo Civil, esclareceu </w:t>
+      </w:r>
+      <w:r>
+        <w:lastRenderedPageBreak/>
+        <w:t>que tal entendimento aplica-se a cobranças realizadas após a publicação do acórdão, o que abrange o presente caso.</w:t>
       </w:r>
     </w:p>
     <w:p>
@@ -3844,17 +3677,7 @@
           <w:sz w:val="22"/>
           <w:szCs w:val="22"/>
         </w:rPr>
-        <w:t xml:space="preserve">, as partes </w:t>
-      </w:r>
-      <w:r>
-        <w:rPr>
-          <w:i/>
-          <w:iCs/>
-          <w:sz w:val="22"/>
-          <w:szCs w:val="22"/>
-        </w:rPr>
-        <w:lastRenderedPageBreak/>
-        <w:t>deverão agir com lealdade e confiança recíprocas, auxiliando-se mutuamente na formação e na execução do contrato. Daí está ligado ao princípio da probidade. (DINIZ, Maria Helena. Curso de direito civil brasileiro. Teria das Obrigações Contratuais e Extracontratuais. 24˚ ed. São Paulo: Saraiva, 2008. v.3.).</w:t>
+        <w:t>, as partes deverão agir com lealdade e confiança recíprocas, auxiliando-se mutuamente na formação e na execução do contrato. Daí está ligado ao princípio da probidade. (DINIZ, Maria Helena. Curso de direito civil brasileiro. Teria das Obrigações Contratuais e Extracontratuais. 24˚ ed. São Paulo: Saraiva, 2008. v.3.).</w:t>
       </w:r>
     </w:p>
     <w:p/>
@@ -3898,6 +3721,7 @@
     </w:p>
     <w:p>
       <w:r>
+        <w:lastRenderedPageBreak/>
         <w:t xml:space="preserve">A perpetuação dessa estratégia </w:t>
       </w:r>
       <w:r>
@@ -3919,7 +3743,6 @@
         <w:rPr>
           <w:highlight w:val="yellow"/>
         </w:rPr>
-        <w:lastRenderedPageBreak/>
         <w:t xml:space="preserve">Portanto, pleiteia, a parte autora, a devolução dos valores equivalentes a diferença dos valores que seriam pagos pela parte requerente, subtraídos pelo valor correspondente ao total que pagaria com a adequação das taxas de juros à média de mercado, multiplicado por dois, sendo devidos assim a restituição de </w:t>
       </w:r>
       <w:r>
@@ -4054,7 +3877,11 @@
     <w:p/>
     <w:p>
       <w:r>
-        <w:t>Além da revisão e adequação das taxas de juros e da repetição em dobro do indébito, é necessário abordar os danos morais causados à parte requerente pela prática abusiva da instituição financeira requerida.</w:t>
+        <w:t xml:space="preserve">Além da revisão e adequação das taxas de juros e da repetição em dobro do indébito, é necessário abordar os danos morais </w:t>
+      </w:r>
+      <w:r>
+        <w:lastRenderedPageBreak/>
+        <w:t>causados à parte requerente pela prática abusiva da instituição financeira requerida.</w:t>
       </w:r>
     </w:p>
     <w:p>
@@ -4133,17 +3960,7 @@
           <w:i/>
           <w:iCs/>
         </w:rPr>
-        <w:t xml:space="preserve">A conduta da instituição financeira ré, ao impor taxas de juros tão exorbitantes sob o conveniente pretexto genérico de “negócio de risco” gera um ciclo perverso de superendividamento, no qual o consumidor, incapaz de honrar seus compromissos com base em sua renda mensal, vê-se forçado a contrair novos empréstimos para cobrir dívidas </w:t>
-      </w:r>
-      <w:r>
-        <w:rPr>
-          <w:b/>
-          <w:bCs/>
-          <w:i/>
-          <w:iCs/>
-        </w:rPr>
-        <w:lastRenderedPageBreak/>
-        <w:t>anteriores e custear despesas básicas de sobrevivência.</w:t>
+        <w:t>A conduta da instituição financeira ré, ao impor taxas de juros tão exorbitantes sob o conveniente pretexto genérico de “negócio de risco” gera um ciclo perverso de superendividamento, no qual o consumidor, incapaz de honrar seus compromissos com base em sua renda mensal, vê-se forçado a contrair novos empréstimos para cobrir dívidas anteriores e custear despesas básicas de sobrevivência.</w:t>
       </w:r>
       <w:r>
         <w:t xml:space="preserve"> </w:t>
@@ -4164,7 +3981,11 @@
     </w:p>
     <w:p>
       <w:r>
-        <w:t>Ora, a imposição de juros exorbitantes sem a devida análise e responsabilidade na concessão do crédito, por certo, contribuiu para que a parte requerente fosse colocada em uma situação de superendividamento escancarado, vez que a instituição financeira, ao liberar</w:t>
+        <w:t xml:space="preserve">Ora, a imposição de juros exorbitantes sem a devida análise e responsabilidade na concessão do crédito, por certo, contribuiu para que a parte requerente fosse colocada em uma situação de </w:t>
+      </w:r>
+      <w:r>
+        <w:lastRenderedPageBreak/>
+        <w:t>superendividamento escancarado, vez que a instituição financeira, ao liberar</w:t>
       </w:r>
       <w:r>
         <w:t>, sem qualquer cuidado, os referidos empréstimos</w:t>
@@ -4281,14 +4102,7 @@
         <w:rPr>
           <w:u w:val="single"/>
         </w:rPr>
-        <w:t xml:space="preserve">Ainda, eventual alegação de que foi firmado o instrumento contratual espontaneamente pela parte autora não é suficiente para </w:t>
-      </w:r>
-      <w:r>
-        <w:rPr>
-          <w:u w:val="single"/>
-        </w:rPr>
-        <w:lastRenderedPageBreak/>
-        <w:t>elidir a responsabilidade pelos danos morais, uma vez que, conforme já abordado, tal contrato foi contrário ao princípio da boa-fé objetiva.</w:t>
+        <w:t>Ainda, eventual alegação de que foi firmado o instrumento contratual espontaneamente pela parte autora não é suficiente para elidir a responsabilidade pelos danos morais, uma vez que, conforme já abordado, tal contrato foi contrário ao princípio da boa-fé objetiva.</w:t>
       </w:r>
     </w:p>
     <w:p>
@@ -4367,7 +4181,17 @@
           <w:i/>
           <w:iCs/>
         </w:rPr>
-        <w:t>Acontece que, conforme citado, a conduta em comento, infelizmente, não constitui um caso isolado, mas sim parte de uma política deliberada de concessão de crédito sem qualquer avaliação real da capacidade de pagamento do consumidor. Tal prática colabora diretamente para a formação e manutenção de um ciclo perverso de superendividamento, que aprisiona o indivíduo em sucessivos contratos abusivos, retirando-lhe a autonomia financeira e violando sua dignidade humana.</w:t>
+        <w:t xml:space="preserve">Acontece que, conforme citado, a conduta em comento, infelizmente, não constitui um caso isolado, mas sim parte de uma política deliberada de concessão de crédito sem qualquer avaliação real da capacidade de pagamento do consumidor. Tal prática colabora diretamente para a formação e manutenção de um ciclo perverso de superendividamento, </w:t>
+      </w:r>
+      <w:r>
+        <w:rPr>
+          <w:b/>
+          <w:bCs/>
+          <w:i/>
+          <w:iCs/>
+        </w:rPr>
+        <w:lastRenderedPageBreak/>
+        <w:t>que aprisiona o indivíduo em sucessivos contratos abusivos, retirando-lhe a autonomia financeira e violando sua dignidade humana.</w:t>
       </w:r>
     </w:p>
     <w:p>
@@ -4384,7 +4208,6 @@
         <w:rPr>
           <w:noProof/>
         </w:rPr>
-        <w:lastRenderedPageBreak/>
         <w:drawing>
           <wp:inline distT="0" distB="0" distL="0" distR="0" wp14:anchorId="45E94B79" wp14:editId="22013481">
             <wp:extent cx="5429250" cy="2411369"/>
@@ -4444,6 +4267,7 @@
     </w:p>
     <w:p>
       <w:r>
+        <w:lastRenderedPageBreak/>
         <w:t xml:space="preserve">O crédito responsável, especialmente quando ofertado a aposentados, pensionistas, beneficiários de programas assistenciais e outros cidadãos em situação de fragilidade, deve ser concedido de forma </w:t>
       </w:r>
       <w:r>
@@ -4464,16 +4288,7 @@
           <w:iCs/>
           <w:u w:val="single"/>
         </w:rPr>
-        <w:t xml:space="preserve">mas transforma o contrato em um verdadeiro instrumento de </w:t>
-      </w:r>
-      <w:r>
-        <w:rPr>
-          <w:i/>
-          <w:iCs/>
-          <w:u w:val="single"/>
-        </w:rPr>
-        <w:lastRenderedPageBreak/>
-        <w:t>opressão econômica, incompatível com o sistema de proteção ao consumidor vigente no país.</w:t>
+        <w:t>mas transforma o contrato em um verdadeiro instrumento de opressão econômica, incompatível com o sistema de proteção ao consumidor vigente no país.</w:t>
       </w:r>
     </w:p>
     <w:p>
@@ -4551,16 +4366,7 @@
           <w:szCs w:val="22"/>
           <w:u w:val="single"/>
         </w:rPr>
-        <w:t>Em verdade, a instituição apelante está a confessar a contratação inquinada pelo vício da lesão, pois se alega que realiza empréstimos para quem tem dificuldade de obter crédito na praça, para justificar a aplicação de juros desarrazoadamente mais altos, admite que se aproveita da vulnerabilidade daquele cliente, que não encontrará quem lhe conceda crédito. Por fim, não se pode olvidar da necessidade da boa-fé objetiva que deve nortear a oferta de crédito responsável, o que é de grande relevância para prevenir o superendividamento dos tomadores de empréstimos.</w:t>
-      </w:r>
-      <w:r>
-        <w:rPr>
-          <w:i/>
-          <w:iCs/>
-          <w:sz w:val="22"/>
-          <w:szCs w:val="22"/>
-        </w:rPr>
-        <w:t>”</w:t>
+        <w:t xml:space="preserve">Em verdade, a instituição apelante está a confessar a contratação inquinada pelo vício da lesão, pois se alega que realiza empréstimos para quem tem dificuldade de obter crédito na praça, para justificar a aplicação de juros desarrazoadamente mais altos, admite que se aproveita da vulnerabilidade daquele cliente, que não encontrará quem lhe conceda crédito. Por fim, não se pode olvidar da necessidade da boa-fé objetiva que deve nortear a oferta de crédito responsável, o que é </w:t>
       </w:r>
       <w:r>
         <w:rPr>
@@ -4570,8 +4376,10 @@
           <w:iCs/>
           <w:sz w:val="22"/>
           <w:szCs w:val="22"/>
-        </w:rPr>
-        <w:t xml:space="preserve"> </w:t>
+          <w:u w:val="single"/>
+        </w:rPr>
+        <w:lastRenderedPageBreak/>
+        <w:t>de grande relevância para prevenir o superendividamento dos tomadores de empréstimos.</w:t>
       </w:r>
       <w:r>
         <w:rPr>
@@ -4580,6 +4388,26 @@
           <w:sz w:val="22"/>
           <w:szCs w:val="22"/>
         </w:rPr>
+        <w:t>”</w:t>
+      </w:r>
+      <w:r>
+        <w:rPr>
+          <w:b/>
+          <w:bCs/>
+          <w:i/>
+          <w:iCs/>
+          <w:sz w:val="22"/>
+          <w:szCs w:val="22"/>
+        </w:rPr>
+        <w:t xml:space="preserve"> </w:t>
+      </w:r>
+      <w:r>
+        <w:rPr>
+          <w:i/>
+          <w:iCs/>
+          <w:sz w:val="22"/>
+          <w:szCs w:val="22"/>
+        </w:rPr>
         <w:t>(grifo nosso).</w:t>
       </w:r>
     </w:p>
@@ -4591,7 +4419,6 @@
     </w:p>
     <w:p>
       <w:r>
-        <w:lastRenderedPageBreak/>
         <w:t>O valor da indenização deve ser fixado de forma a compensar o sofrimento causado à parte requerente e, simultaneamente, desestimular a prática de condutas abusivas por parte das instituições financeiras.</w:t>
       </w:r>
     </w:p>
@@ -4621,6 +4448,7 @@
     <w:p/>
     <w:p>
       <w:r>
+        <w:lastRenderedPageBreak/>
         <w:t>O Código de Defesa do Consumidor (CDC) prevê, em seu artigo 6º, inciso VIII, a possibilidade de inversão do ônus da prova em favor do consumidor, quando, a critério do juiz, for verossímil a alegação ou quando o consumidor for hipossuficiente, segundo as regras ordinárias de experiências. Tal previsão visa equilibrar a relação entre consumidor e fornecedor, especialmente em situações onde o consumidor se encontra em desvantagem técnica, econômica ou jurídica.</w:t>
       </w:r>
     </w:p>
@@ -4634,25 +4462,28 @@
     </w:p>
     <w:p>
       <w:r>
+        <w:t xml:space="preserve">No presente caso, a parte requerente, como consumidor, encontra-se em posição de hipossuficiência em relação à instituição financeira requerida. </w:t>
+      </w:r>
+      <w:r>
+        <w:t>A desigualdade técnica, informacional e econômica entre as partes é manifesta</w:t>
+      </w:r>
+      <w:r>
+        <w:t>, justificando a aplicação da inversão do ônus probatório, garantindo ao consumidor uma maior proteção e facilitando a comprovação dos fatos alegados.</w:t>
+      </w:r>
+    </w:p>
+    <w:p>
+      <w:r>
+        <w:t>Ainda, cumpre enfatizar que, conforme dispõe o artigo 373, inciso II</w:t>
+      </w:r>
+      <w:r>
+        <w:t xml:space="preserve"> e §1°</w:t>
+      </w:r>
+      <w:r>
+        <w:t xml:space="preserve">, do Código de Processo Civil, incumbe à parte requerida o ônus de demonstrar a legalidade das taxas de juros aplicadas, especialmente diante da alegação de abusividade. Para tanto, deveria a instituição financeira apresentar documentos que comprovassem os custos administrativos da operação, a margem de lucro praticada, os índices de inadimplemento do seu portfólio de clientes, entre outros elementos que pudessem justificar a elevação da taxa de juros contratada e, assim, afastar a configuração da prática abusiva. A ausência de tais documentos ou justificativas idôneas reforça a plausibilidade da alegação de excesso e onerosidade, </w:t>
+      </w:r>
+      <w:r>
         <w:lastRenderedPageBreak/>
-        <w:t xml:space="preserve">No presente caso, a parte requerente, como consumidor, encontra-se em posição de hipossuficiência em relação à instituição financeira requerida. </w:t>
-      </w:r>
-      <w:r>
-        <w:t>A desigualdade técnica, informacional e econômica entre as partes é manifesta</w:t>
-      </w:r>
-      <w:r>
-        <w:t>, justificando a aplicação da inversão do ônus probatório, garantindo ao consumidor uma maior proteção e facilitando a comprovação dos fatos alegados.</w:t>
-      </w:r>
-    </w:p>
-    <w:p>
-      <w:r>
-        <w:t>Ainda, cumpre enfatizar que, conforme dispõe o artigo 373, inciso II</w:t>
-      </w:r>
-      <w:r>
-        <w:t xml:space="preserve"> e §1°</w:t>
-      </w:r>
-      <w:r>
-        <w:t>, do Código de Processo Civil, incumbe à parte requerida o ônus de demonstrar a legalidade das taxas de juros aplicadas, especialmente diante da alegação de abusividade. Para tanto, deveria a instituição financeira apresentar documentos que comprovassem os custos administrativos da operação, a margem de lucro praticada, os índices de inadimplemento do seu portfólio de clientes, entre outros elementos que pudessem justificar a elevação da taxa de juros contratada e, assim, afastar a configuração da prática abusiva. A ausência de tais documentos ou justificativas idôneas reforça a plausibilidade da alegação de excesso e onerosidade, legitimando o pedido de revisão contratual e a inversão do ônus da prova em favor do consumidor</w:t>
+        <w:t>legitimando o pedido de revisão contratual e a inversão do ônus da prova em favor do consumidor</w:t>
       </w:r>
       <w:r>
         <w:t>.</w:t>
@@ -4665,7 +4496,6 @@
     </w:p>
     <w:p>
       <w:r>
-        <w:lastRenderedPageBreak/>
         <w:t>Tal medida é essencial para assegurar a efetiva proteção dos direitos do consumidor e promover a justiça na relação contratual, garantindo que a verdade dos fatos seja plenamente apurada e que o requerente não seja prejudicado pela desvantagem técnica e econômica em relação à instituição financeira requerida.</w:t>
       </w:r>
     </w:p>
@@ -4801,6 +4631,7 @@
         <w:rPr>
           <w:color w:val="000000"/>
         </w:rPr>
+        <w:lastRenderedPageBreak/>
         <w:t>Adequação das taxas de juros à média de mercado;</w:t>
       </w:r>
     </w:p>
@@ -4998,8 +4829,8 @@
         <w:ind w:firstLine="0"/>
         <w:jc w:val="center"/>
       </w:pPr>
-      <w:bookmarkStart w:id="2" w:name="_heading=h.gjdgxs" w:colFirst="0" w:colLast="0"/>
-      <w:bookmarkEnd w:id="2"/>
+      <w:bookmarkStart w:id="1" w:name="_heading=h.gjdgxs" w:colFirst="0" w:colLast="0"/>
+      <w:bookmarkEnd w:id="1"/>
       <w:r>
         <w:t>Nestes termos,</w:t>
       </w:r>
@@ -5028,19 +4859,11 @@
         <w:rPr>
           <w:color w:val="00B050"/>
         </w:rPr>
-        <w:t>{{FORO</w:t>
-      </w:r>
-      <w:proofErr w:type="gramStart"/>
-      <w:r>
-        <w:rPr>
-          <w:color w:val="00B050"/>
-        </w:rPr>
-        <w:t>}}</w:t>
+        <w:t>{{FORO}}</w:t>
       </w:r>
       <w:r>
         <w:t>/</w:t>
       </w:r>
-      <w:proofErr w:type="gramEnd"/>
       <w:r>
         <w:rPr>
           <w:color w:val="00B050"/>
@@ -5085,40 +4908,73 @@
       <w:pPr>
         <w:ind w:firstLine="0"/>
         <w:jc w:val="center"/>
-      </w:pPr>
-      <w:r>
+        <w:rPr>
+          <w:color w:val="00B050"/>
+          <w:u w:val="single"/>
+        </w:rPr>
+      </w:pPr>
+      <w:r>
+        <w:lastRenderedPageBreak/>
         <w:t>OAB/</w:t>
       </w:r>
       <w:r>
         <w:rPr>
           <w:color w:val="00B050"/>
         </w:rPr>
-        <w:t>{ESTADO}</w:t>
+        <w:t>{</w:t>
       </w:r>
       <w:r>
         <w:rPr>
           <w:color w:val="00B050"/>
         </w:rPr>
-        <w:t xml:space="preserve"> </w:t>
-      </w:r>
+        <w:t>{</w:t>
+      </w:r>
+      <w:proofErr w:type="spellStart"/>
       <w:r>
         <w:rPr>
           <w:color w:val="00B050"/>
         </w:rPr>
-        <w:t>{{N</w:t>
-      </w:r>
+        <w:t>estado_oab</w:t>
+      </w:r>
+      <w:proofErr w:type="spellEnd"/>
       <w:r>
         <w:rPr>
           <w:color w:val="00B050"/>
         </w:rPr>
-        <w:t>.</w:t>
+        <w:t>}</w:t>
       </w:r>
       <w:r>
         <w:rPr>
           <w:color w:val="00B050"/>
         </w:rPr>
-        <w:t>OAB}}</w:t>
-      </w:r>
+        <w:t>}</w:t>
+      </w:r>
+      <w:r>
+        <w:rPr>
+          <w:color w:val="00B050"/>
+        </w:rPr>
+        <w:t xml:space="preserve"> {{</w:t>
+      </w:r>
+      <w:proofErr w:type="spellStart"/>
+      <w:r>
+        <w:rPr>
+          <w:color w:val="00B050"/>
+        </w:rPr>
+        <w:t>numero_oab</w:t>
+      </w:r>
+      <w:proofErr w:type="spellEnd"/>
+      <w:r>
+        <w:rPr>
+          <w:color w:val="00B050"/>
+        </w:rPr>
+        <w:t>}}</w:t>
+      </w:r>
+    </w:p>
+    <w:p>
+      <w:pPr>
+        <w:ind w:firstLine="0"/>
+        <w:jc w:val="center"/>
+      </w:pPr>
     </w:p>
     <w:p>
       <w:pPr>
@@ -5145,7 +5001,7 @@
 </file>
 
 <file path=word/endnotes.xml><?xml version="1.0" encoding="utf-8"?>
-<w:endnotes xmlns:wpc="http://schemas.microsoft.com/office/word/2010/wordprocessingCanvas" xmlns:cx="http://schemas.microsoft.com/office/drawing/2014/chartex" xmlns:mc="http://schemas.openxmlformats.org/markup-compatibility/2006" xmlns:o="urn:schemas-microsoft-com:office:office" xmlns:r="http://schemas.openxmlformats.org/officeDocument/2006/relationships" xmlns:m="http://schemas.openxmlformats.org/officeDocument/2006/math" xmlns:v="urn:schemas-microsoft-com:vml" xmlns:wp14="http://schemas.microsoft.com/office/word/2010/wordprocessingDrawing" xmlns:wp="http://schemas.openxmlformats.org/drawingml/2006/wordprocessingDrawing" xmlns:w10="urn:schemas-microsoft-com:office:word" xmlns:w="http://schemas.openxmlformats.org/wordprocessingml/2006/main" xmlns:w14="http://schemas.microsoft.com/office/word/2010/wordml" xmlns:w15="http://schemas.microsoft.com/office/word/2012/wordml" xmlns:w16se="http://schemas.microsoft.com/office/word/2015/wordml/symex" xmlns:wpg="http://schemas.microsoft.com/office/word/2010/wordprocessingGroup" xmlns:wpi="http://schemas.microsoft.com/office/word/2010/wordprocessingInk" xmlns:wne="http://schemas.microsoft.com/office/word/2006/wordml" xmlns:wps="http://schemas.microsoft.com/office/word/2010/wordprocessingShape" mc:Ignorable="w14 w15 w16se wp14">
+<w:endnotes xmlns:wpc="http://schemas.microsoft.com/office/word/2010/wordprocessingCanvas" xmlns:cx="http://schemas.microsoft.com/office/drawing/2014/chartex" xmlns:cx1="http://schemas.microsoft.com/office/drawing/2015/9/8/chartex" xmlns:cx2="http://schemas.microsoft.com/office/drawing/2015/10/21/chartex" xmlns:cx3="http://schemas.microsoft.com/office/drawing/2016/5/9/chartex" xmlns:cx4="http://schemas.microsoft.com/office/drawing/2016/5/10/chartex" xmlns:cx5="http://schemas.microsoft.com/office/drawing/2016/5/11/chartex" xmlns:cx6="http://schemas.microsoft.com/office/drawing/2016/5/12/chartex" xmlns:cx7="http://schemas.microsoft.com/office/drawing/2016/5/13/chartex" xmlns:cx8="http://schemas.microsoft.com/office/drawing/2016/5/14/chartex" xmlns:mc="http://schemas.openxmlformats.org/markup-compatibility/2006" xmlns:aink="http://schemas.microsoft.com/office/drawing/2016/ink" xmlns:am3d="http://schemas.microsoft.com/office/drawing/2017/model3d" xmlns:o="urn:schemas-microsoft-com:office:office" xmlns:oel="http://schemas.microsoft.com/office/2019/extlst" xmlns:r="http://schemas.openxmlformats.org/officeDocument/2006/relationships" xmlns:m="http://schemas.openxmlformats.org/officeDocument/2006/math" xmlns:v="urn:schemas-microsoft-com:vml" xmlns:wp14="http://schemas.microsoft.com/office/word/2010/wordprocessingDrawing" xmlns:wp="http://schemas.openxmlformats.org/drawingml/2006/wordprocessingDrawing" xmlns:w10="urn:schemas-microsoft-com:office:word" xmlns:w="http://schemas.openxmlformats.org/wordprocessingml/2006/main" xmlns:w14="http://schemas.microsoft.com/office/word/2010/wordml" xmlns:w15="http://schemas.microsoft.com/office/word/2012/wordml" xmlns:w16cex="http://schemas.microsoft.com/office/word/2018/wordml/cex" xmlns:w16cid="http://schemas.microsoft.com/office/word/2016/wordml/cid" xmlns:w16="http://schemas.microsoft.com/office/word/2018/wordml" xmlns:w16du="http://schemas.microsoft.com/office/word/2023/wordml/word16du" xmlns:w16sdtdh="http://schemas.microsoft.com/office/word/2020/wordml/sdtdatahash" xmlns:w16sdtfl="http://schemas.microsoft.com/office/word/2024/wordml/sdtformatlock" xmlns:w16se="http://schemas.microsoft.com/office/word/2015/wordml/symex" xmlns:wpg="http://schemas.microsoft.com/office/word/2010/wordprocessingGroup" xmlns:wpi="http://schemas.microsoft.com/office/word/2010/wordprocessingInk" xmlns:wne="http://schemas.microsoft.com/office/word/2006/wordml" xmlns:wps="http://schemas.microsoft.com/office/word/2010/wordprocessingShape" mc:Ignorable="w14 w15 w16se w16cid w16 w16cex w16sdtdh w16sdtfl w16du wp14">
   <w:endnote w:type="separator" w:id="-1">
     <w:p>
       <w:pPr>
@@ -5170,7 +5026,7 @@
 </file>
 
 <file path=word/footer1.xml><?xml version="1.0" encoding="utf-8"?>
-<w:ftr xmlns:wpc="http://schemas.microsoft.com/office/word/2010/wordprocessingCanvas" xmlns:cx="http://schemas.microsoft.com/office/drawing/2014/chartex" xmlns:mc="http://schemas.openxmlformats.org/markup-compatibility/2006" xmlns:o="urn:schemas-microsoft-com:office:office" xmlns:r="http://schemas.openxmlformats.org/officeDocument/2006/relationships" xmlns:m="http://schemas.openxmlformats.org/officeDocument/2006/math" xmlns:v="urn:schemas-microsoft-com:vml" xmlns:wp14="http://schemas.microsoft.com/office/word/2010/wordprocessingDrawing" xmlns:wp="http://schemas.openxmlformats.org/drawingml/2006/wordprocessingDrawing" xmlns:w10="urn:schemas-microsoft-com:office:word" xmlns:w="http://schemas.openxmlformats.org/wordprocessingml/2006/main" xmlns:w14="http://schemas.microsoft.com/office/word/2010/wordml" xmlns:w15="http://schemas.microsoft.com/office/word/2012/wordml" xmlns:w16se="http://schemas.microsoft.com/office/word/2015/wordml/symex" xmlns:wpg="http://schemas.microsoft.com/office/word/2010/wordprocessingGroup" xmlns:wpi="http://schemas.microsoft.com/office/word/2010/wordprocessingInk" xmlns:wne="http://schemas.microsoft.com/office/word/2006/wordml" xmlns:wps="http://schemas.microsoft.com/office/word/2010/wordprocessingShape" mc:Ignorable="w14 w15 w16se wp14">
+<w:ftr xmlns:wpc="http://schemas.microsoft.com/office/word/2010/wordprocessingCanvas" xmlns:cx="http://schemas.microsoft.com/office/drawing/2014/chartex" xmlns:cx1="http://schemas.microsoft.com/office/drawing/2015/9/8/chartex" xmlns:cx2="http://schemas.microsoft.com/office/drawing/2015/10/21/chartex" xmlns:cx3="http://schemas.microsoft.com/office/drawing/2016/5/9/chartex" xmlns:cx4="http://schemas.microsoft.com/office/drawing/2016/5/10/chartex" xmlns:cx5="http://schemas.microsoft.com/office/drawing/2016/5/11/chartex" xmlns:cx6="http://schemas.microsoft.com/office/drawing/2016/5/12/chartex" xmlns:cx7="http://schemas.microsoft.com/office/drawing/2016/5/13/chartex" xmlns:cx8="http://schemas.microsoft.com/office/drawing/2016/5/14/chartex" xmlns:mc="http://schemas.openxmlformats.org/markup-compatibility/2006" xmlns:aink="http://schemas.microsoft.com/office/drawing/2016/ink" xmlns:am3d="http://schemas.microsoft.com/office/drawing/2017/model3d" xmlns:o="urn:schemas-microsoft-com:office:office" xmlns:oel="http://schemas.microsoft.com/office/2019/extlst" xmlns:r="http://schemas.openxmlformats.org/officeDocument/2006/relationships" xmlns:m="http://schemas.openxmlformats.org/officeDocument/2006/math" xmlns:v="urn:schemas-microsoft-com:vml" xmlns:wp14="http://schemas.microsoft.com/office/word/2010/wordprocessingDrawing" xmlns:wp="http://schemas.openxmlformats.org/drawingml/2006/wordprocessingDrawing" xmlns:w10="urn:schemas-microsoft-com:office:word" xmlns:w="http://schemas.openxmlformats.org/wordprocessingml/2006/main" xmlns:w14="http://schemas.microsoft.com/office/word/2010/wordml" xmlns:w15="http://schemas.microsoft.com/office/word/2012/wordml" xmlns:w16cex="http://schemas.microsoft.com/office/word/2018/wordml/cex" xmlns:w16cid="http://schemas.microsoft.com/office/word/2016/wordml/cid" xmlns:w16="http://schemas.microsoft.com/office/word/2018/wordml" xmlns:w16du="http://schemas.microsoft.com/office/word/2023/wordml/word16du" xmlns:w16sdtdh="http://schemas.microsoft.com/office/word/2020/wordml/sdtdatahash" xmlns:w16sdtfl="http://schemas.microsoft.com/office/word/2024/wordml/sdtformatlock" xmlns:w16se="http://schemas.microsoft.com/office/word/2015/wordml/symex" xmlns:wpg="http://schemas.microsoft.com/office/word/2010/wordprocessingGroup" xmlns:wpi="http://schemas.microsoft.com/office/word/2010/wordprocessingInk" xmlns:wne="http://schemas.microsoft.com/office/word/2006/wordml" xmlns:wps="http://schemas.microsoft.com/office/word/2010/wordprocessingShape" mc:Ignorable="w14 w15 w16se w16cid w16 w16cex w16sdtdh w16sdtfl w16du wp14">
   <w:p>
     <w:pPr>
       <w:pBdr>
@@ -5267,7 +5123,7 @@
 </file>
 
 <file path=word/footnotes.xml><?xml version="1.0" encoding="utf-8"?>
-<w:footnotes xmlns:wpc="http://schemas.microsoft.com/office/word/2010/wordprocessingCanvas" xmlns:cx="http://schemas.microsoft.com/office/drawing/2014/chartex" xmlns:mc="http://schemas.openxmlformats.org/markup-compatibility/2006" xmlns:o="urn:schemas-microsoft-com:office:office" xmlns:r="http://schemas.openxmlformats.org/officeDocument/2006/relationships" xmlns:m="http://schemas.openxmlformats.org/officeDocument/2006/math" xmlns:v="urn:schemas-microsoft-com:vml" xmlns:wp14="http://schemas.microsoft.com/office/word/2010/wordprocessingDrawing" xmlns:wp="http://schemas.openxmlformats.org/drawingml/2006/wordprocessingDrawing" xmlns:w10="urn:schemas-microsoft-com:office:word" xmlns:w="http://schemas.openxmlformats.org/wordprocessingml/2006/main" xmlns:w14="http://schemas.microsoft.com/office/word/2010/wordml" xmlns:w15="http://schemas.microsoft.com/office/word/2012/wordml" xmlns:w16se="http://schemas.microsoft.com/office/word/2015/wordml/symex" xmlns:wpg="http://schemas.microsoft.com/office/word/2010/wordprocessingGroup" xmlns:wpi="http://schemas.microsoft.com/office/word/2010/wordprocessingInk" xmlns:wne="http://schemas.microsoft.com/office/word/2006/wordml" xmlns:wps="http://schemas.microsoft.com/office/word/2010/wordprocessingShape" mc:Ignorable="w14 w15 w16se wp14">
+<w:footnotes xmlns:wpc="http://schemas.microsoft.com/office/word/2010/wordprocessingCanvas" xmlns:cx="http://schemas.microsoft.com/office/drawing/2014/chartex" xmlns:cx1="http://schemas.microsoft.com/office/drawing/2015/9/8/chartex" xmlns:cx2="http://schemas.microsoft.com/office/drawing/2015/10/21/chartex" xmlns:cx3="http://schemas.microsoft.com/office/drawing/2016/5/9/chartex" xmlns:cx4="http://schemas.microsoft.com/office/drawing/2016/5/10/chartex" xmlns:cx5="http://schemas.microsoft.com/office/drawing/2016/5/11/chartex" xmlns:cx6="http://schemas.microsoft.com/office/drawing/2016/5/12/chartex" xmlns:cx7="http://schemas.microsoft.com/office/drawing/2016/5/13/chartex" xmlns:cx8="http://schemas.microsoft.com/office/drawing/2016/5/14/chartex" xmlns:mc="http://schemas.openxmlformats.org/markup-compatibility/2006" xmlns:aink="http://schemas.microsoft.com/office/drawing/2016/ink" xmlns:am3d="http://schemas.microsoft.com/office/drawing/2017/model3d" xmlns:o="urn:schemas-microsoft-com:office:office" xmlns:oel="http://schemas.microsoft.com/office/2019/extlst" xmlns:r="http://schemas.openxmlformats.org/officeDocument/2006/relationships" xmlns:m="http://schemas.openxmlformats.org/officeDocument/2006/math" xmlns:v="urn:schemas-microsoft-com:vml" xmlns:wp14="http://schemas.microsoft.com/office/word/2010/wordprocessingDrawing" xmlns:wp="http://schemas.openxmlformats.org/drawingml/2006/wordprocessingDrawing" xmlns:w10="urn:schemas-microsoft-com:office:word" xmlns:w="http://schemas.openxmlformats.org/wordprocessingml/2006/main" xmlns:w14="http://schemas.microsoft.com/office/word/2010/wordml" xmlns:w15="http://schemas.microsoft.com/office/word/2012/wordml" xmlns:w16cex="http://schemas.microsoft.com/office/word/2018/wordml/cex" xmlns:w16cid="http://schemas.microsoft.com/office/word/2016/wordml/cid" xmlns:w16="http://schemas.microsoft.com/office/word/2018/wordml" xmlns:w16du="http://schemas.microsoft.com/office/word/2023/wordml/word16du" xmlns:w16sdtdh="http://schemas.microsoft.com/office/word/2020/wordml/sdtdatahash" xmlns:w16sdtfl="http://schemas.microsoft.com/office/word/2024/wordml/sdtformatlock" xmlns:w16se="http://schemas.microsoft.com/office/word/2015/wordml/symex" xmlns:wpg="http://schemas.microsoft.com/office/word/2010/wordprocessingGroup" xmlns:wpi="http://schemas.microsoft.com/office/word/2010/wordprocessingInk" xmlns:wne="http://schemas.microsoft.com/office/word/2006/wordml" xmlns:wps="http://schemas.microsoft.com/office/word/2010/wordprocessingShape" mc:Ignorable="w14 w15 w16se w16cid w16 w16cex w16sdtdh w16sdtfl w16du wp14">
   <w:footnote w:type="separator" w:id="-1">
     <w:p>
       <w:pPr>
@@ -5292,7 +5148,7 @@
 </file>
 
 <file path=word/header1.xml><?xml version="1.0" encoding="utf-8"?>
-<w:hdr xmlns:wpc="http://schemas.microsoft.com/office/word/2010/wordprocessingCanvas" xmlns:cx="http://schemas.microsoft.com/office/drawing/2014/chartex" xmlns:mc="http://schemas.openxmlformats.org/markup-compatibility/2006" xmlns:o="urn:schemas-microsoft-com:office:office" xmlns:r="http://schemas.openxmlformats.org/officeDocument/2006/relationships" xmlns:m="http://schemas.openxmlformats.org/officeDocument/2006/math" xmlns:v="urn:schemas-microsoft-com:vml" xmlns:wp14="http://schemas.microsoft.com/office/word/2010/wordprocessingDrawing" xmlns:wp="http://schemas.openxmlformats.org/drawingml/2006/wordprocessingDrawing" xmlns:w10="urn:schemas-microsoft-com:office:word" xmlns:w="http://schemas.openxmlformats.org/wordprocessingml/2006/main" xmlns:w14="http://schemas.microsoft.com/office/word/2010/wordml" xmlns:w15="http://schemas.microsoft.com/office/word/2012/wordml" xmlns:w16se="http://schemas.microsoft.com/office/word/2015/wordml/symex" xmlns:wpg="http://schemas.microsoft.com/office/word/2010/wordprocessingGroup" xmlns:wpi="http://schemas.microsoft.com/office/word/2010/wordprocessingInk" xmlns:wne="http://schemas.microsoft.com/office/word/2006/wordml" xmlns:wps="http://schemas.microsoft.com/office/word/2010/wordprocessingShape" mc:Ignorable="w14 w15 w16se wp14">
+<w:hdr xmlns:wpc="http://schemas.microsoft.com/office/word/2010/wordprocessingCanvas" xmlns:cx="http://schemas.microsoft.com/office/drawing/2014/chartex" xmlns:cx1="http://schemas.microsoft.com/office/drawing/2015/9/8/chartex" xmlns:cx2="http://schemas.microsoft.com/office/drawing/2015/10/21/chartex" xmlns:cx3="http://schemas.microsoft.com/office/drawing/2016/5/9/chartex" xmlns:cx4="http://schemas.microsoft.com/office/drawing/2016/5/10/chartex" xmlns:cx5="http://schemas.microsoft.com/office/drawing/2016/5/11/chartex" xmlns:cx6="http://schemas.microsoft.com/office/drawing/2016/5/12/chartex" xmlns:cx7="http://schemas.microsoft.com/office/drawing/2016/5/13/chartex" xmlns:cx8="http://schemas.microsoft.com/office/drawing/2016/5/14/chartex" xmlns:mc="http://schemas.openxmlformats.org/markup-compatibility/2006" xmlns:aink="http://schemas.microsoft.com/office/drawing/2016/ink" xmlns:am3d="http://schemas.microsoft.com/office/drawing/2017/model3d" xmlns:o="urn:schemas-microsoft-com:office:office" xmlns:oel="http://schemas.microsoft.com/office/2019/extlst" xmlns:r="http://schemas.openxmlformats.org/officeDocument/2006/relationships" xmlns:m="http://schemas.openxmlformats.org/officeDocument/2006/math" xmlns:v="urn:schemas-microsoft-com:vml" xmlns:wp14="http://schemas.microsoft.com/office/word/2010/wordprocessingDrawing" xmlns:wp="http://schemas.openxmlformats.org/drawingml/2006/wordprocessingDrawing" xmlns:w10="urn:schemas-microsoft-com:office:word" xmlns:w="http://schemas.openxmlformats.org/wordprocessingml/2006/main" xmlns:w14="http://schemas.microsoft.com/office/word/2010/wordml" xmlns:w15="http://schemas.microsoft.com/office/word/2012/wordml" xmlns:w16cex="http://schemas.microsoft.com/office/word/2018/wordml/cex" xmlns:w16cid="http://schemas.microsoft.com/office/word/2016/wordml/cid" xmlns:w16="http://schemas.microsoft.com/office/word/2018/wordml" xmlns:w16du="http://schemas.microsoft.com/office/word/2023/wordml/word16du" xmlns:w16sdtdh="http://schemas.microsoft.com/office/word/2020/wordml/sdtdatahash" xmlns:w16sdtfl="http://schemas.microsoft.com/office/word/2024/wordml/sdtformatlock" xmlns:w16se="http://schemas.microsoft.com/office/word/2015/wordml/symex" xmlns:wpg="http://schemas.microsoft.com/office/word/2010/wordprocessingGroup" xmlns:wpi="http://schemas.microsoft.com/office/word/2010/wordprocessingInk" xmlns:wne="http://schemas.microsoft.com/office/word/2006/wordml" xmlns:wps="http://schemas.microsoft.com/office/word/2010/wordprocessingShape" mc:Ignorable="w14 w15 w16se w16cid w16 w16cex w16sdtdh w16sdtfl w16du wp14">
   <w:p>
     <w:pPr>
       <w:pBdr>
@@ -5361,7 +5217,7 @@
 </file>
 
 <file path=word/numbering.xml><?xml version="1.0" encoding="utf-8"?>
-<w:numbering xmlns:wpc="http://schemas.microsoft.com/office/word/2010/wordprocessingCanvas" xmlns:cx="http://schemas.microsoft.com/office/drawing/2014/chartex" xmlns:mc="http://schemas.openxmlformats.org/markup-compatibility/2006" xmlns:o="urn:schemas-microsoft-com:office:office" xmlns:r="http://schemas.openxmlformats.org/officeDocument/2006/relationships" xmlns:m="http://schemas.openxmlformats.org/officeDocument/2006/math" xmlns:v="urn:schemas-microsoft-com:vml" xmlns:wp14="http://schemas.microsoft.com/office/word/2010/wordprocessingDrawing" xmlns:wp="http://schemas.openxmlformats.org/drawingml/2006/wordprocessingDrawing" xmlns:w10="urn:schemas-microsoft-com:office:word" xmlns:w="http://schemas.openxmlformats.org/wordprocessingml/2006/main" xmlns:w14="http://schemas.microsoft.com/office/word/2010/wordml" xmlns:w15="http://schemas.microsoft.com/office/word/2012/wordml" xmlns:w16se="http://schemas.microsoft.com/office/word/2015/wordml/symex" xmlns:wpg="http://schemas.microsoft.com/office/word/2010/wordprocessingGroup" xmlns:wpi="http://schemas.microsoft.com/office/word/2010/wordprocessingInk" xmlns:wne="http://schemas.microsoft.com/office/word/2006/wordml" xmlns:wps="http://schemas.microsoft.com/office/word/2010/wordprocessingShape" mc:Ignorable="w14 w15 w16se wp14">
+<w:numbering xmlns:wpc="http://schemas.microsoft.com/office/word/2010/wordprocessingCanvas" xmlns:cx="http://schemas.microsoft.com/office/drawing/2014/chartex" xmlns:cx1="http://schemas.microsoft.com/office/drawing/2015/9/8/chartex" xmlns:cx2="http://schemas.microsoft.com/office/drawing/2015/10/21/chartex" xmlns:cx3="http://schemas.microsoft.com/office/drawing/2016/5/9/chartex" xmlns:cx4="http://schemas.microsoft.com/office/drawing/2016/5/10/chartex" xmlns:cx5="http://schemas.microsoft.com/office/drawing/2016/5/11/chartex" xmlns:cx6="http://schemas.microsoft.com/office/drawing/2016/5/12/chartex" xmlns:cx7="http://schemas.microsoft.com/office/drawing/2016/5/13/chartex" xmlns:cx8="http://schemas.microsoft.com/office/drawing/2016/5/14/chartex" xmlns:mc="http://schemas.openxmlformats.org/markup-compatibility/2006" xmlns:aink="http://schemas.microsoft.com/office/drawing/2016/ink" xmlns:am3d="http://schemas.microsoft.com/office/drawing/2017/model3d" xmlns:o="urn:schemas-microsoft-com:office:office" xmlns:oel="http://schemas.microsoft.com/office/2019/extlst" xmlns:r="http://schemas.openxmlformats.org/officeDocument/2006/relationships" xmlns:m="http://schemas.openxmlformats.org/officeDocument/2006/math" xmlns:v="urn:schemas-microsoft-com:vml" xmlns:wp14="http://schemas.microsoft.com/office/word/2010/wordprocessingDrawing" xmlns:wp="http://schemas.openxmlformats.org/drawingml/2006/wordprocessingDrawing" xmlns:w10="urn:schemas-microsoft-com:office:word" xmlns:w="http://schemas.openxmlformats.org/wordprocessingml/2006/main" xmlns:w14="http://schemas.microsoft.com/office/word/2010/wordml" xmlns:w15="http://schemas.microsoft.com/office/word/2012/wordml" xmlns:w16cex="http://schemas.microsoft.com/office/word/2018/wordml/cex" xmlns:w16cid="http://schemas.microsoft.com/office/word/2016/wordml/cid" xmlns:w16="http://schemas.microsoft.com/office/word/2018/wordml" xmlns:w16du="http://schemas.microsoft.com/office/word/2023/wordml/word16du" xmlns:w16sdtdh="http://schemas.microsoft.com/office/word/2020/wordml/sdtdatahash" xmlns:w16sdtfl="http://schemas.microsoft.com/office/word/2024/wordml/sdtformatlock" xmlns:w16se="http://schemas.microsoft.com/office/word/2015/wordml/symex" xmlns:wpg="http://schemas.microsoft.com/office/word/2010/wordprocessingGroup" xmlns:wpi="http://schemas.microsoft.com/office/word/2010/wordprocessingInk" xmlns:wne="http://schemas.microsoft.com/office/word/2006/wordml" xmlns:wps="http://schemas.microsoft.com/office/word/2010/wordprocessingShape" mc:Ignorable="w14 w15 w16se w16cid w16 w16cex w16sdtdh w16sdtfl w16du wp14">
   <w:abstractNum w:abstractNumId="0" w15:restartNumberingAfterBreak="0">
     <w:nsid w:val="0DD73422"/>
     <w:multiLevelType w:val="multilevel"/>
@@ -6204,35 +6060,35 @@
       </w:rPr>
     </w:lvl>
   </w:abstractNum>
-  <w:num w:numId="1">
+  <w:num w:numId="1" w16cid:durableId="876115820">
     <w:abstractNumId w:val="6"/>
   </w:num>
-  <w:num w:numId="2">
+  <w:num w:numId="2" w16cid:durableId="506790046">
     <w:abstractNumId w:val="5"/>
   </w:num>
-  <w:num w:numId="3">
+  <w:num w:numId="3" w16cid:durableId="483547446">
     <w:abstractNumId w:val="0"/>
   </w:num>
-  <w:num w:numId="4">
+  <w:num w:numId="4" w16cid:durableId="2019579648">
     <w:abstractNumId w:val="3"/>
   </w:num>
-  <w:num w:numId="5">
+  <w:num w:numId="5" w16cid:durableId="1228568882">
     <w:abstractNumId w:val="1"/>
   </w:num>
-  <w:num w:numId="6">
+  <w:num w:numId="6" w16cid:durableId="1690057165">
     <w:abstractNumId w:val="2"/>
   </w:num>
-  <w:num w:numId="7">
+  <w:num w:numId="7" w16cid:durableId="1153260046">
     <w:abstractNumId w:val="4"/>
   </w:num>
-  <w:num w:numId="8">
+  <w:num w:numId="8" w16cid:durableId="669678563">
     <w:abstractNumId w:val="7"/>
   </w:num>
 </w:numbering>
 </file>
 
 <file path=word/styles.xml><?xml version="1.0" encoding="utf-8"?>
-<w:styles xmlns:mc="http://schemas.openxmlformats.org/markup-compatibility/2006" xmlns:r="http://schemas.openxmlformats.org/officeDocument/2006/relationships" xmlns:w="http://schemas.openxmlformats.org/wordprocessingml/2006/main" xmlns:w14="http://schemas.microsoft.com/office/word/2010/wordml" xmlns:w15="http://schemas.microsoft.com/office/word/2012/wordml" xmlns:w16se="http://schemas.microsoft.com/office/word/2015/wordml/symex" mc:Ignorable="w14 w15 w16se">
+<w:styles xmlns:mc="http://schemas.openxmlformats.org/markup-compatibility/2006" xmlns:r="http://schemas.openxmlformats.org/officeDocument/2006/relationships" xmlns:w="http://schemas.openxmlformats.org/wordprocessingml/2006/main" xmlns:w14="http://schemas.microsoft.com/office/word/2010/wordml" xmlns:w15="http://schemas.microsoft.com/office/word/2012/wordml" xmlns:w16cex="http://schemas.microsoft.com/office/word/2018/wordml/cex" xmlns:w16cid="http://schemas.microsoft.com/office/word/2016/wordml/cid" xmlns:w16="http://schemas.microsoft.com/office/word/2018/wordml" xmlns:w16du="http://schemas.microsoft.com/office/word/2023/wordml/word16du" xmlns:w16sdtdh="http://schemas.microsoft.com/office/word/2020/wordml/sdtdatahash" xmlns:w16sdtfl="http://schemas.microsoft.com/office/word/2024/wordml/sdtformatlock" xmlns:w16se="http://schemas.microsoft.com/office/word/2015/wordml/symex" mc:Ignorable="w14 w15 w16se w16cid w16 w16cex w16sdtdh w16sdtfl w16du">
   <w:docDefaults>
     <w:rPrDefault>
       <w:rPr>
@@ -6250,7 +6106,7 @@
       </w:pPr>
     </w:pPrDefault>
   </w:docDefaults>
-  <w:latentStyles w:defLockedState="0" w:defUIPriority="99" w:defSemiHidden="0" w:defUnhideWhenUsed="0" w:defQFormat="0" w:count="371">
+  <w:latentStyles w:defLockedState="0" w:defUIPriority="99" w:defSemiHidden="0" w:defUnhideWhenUsed="0" w:defQFormat="0" w:count="376">
     <w:lsdException w:name="Normal" w:uiPriority="0" w:qFormat="1"/>
     <w:lsdException w:name="heading 1" w:uiPriority="9" w:qFormat="1"/>
     <w:lsdException w:name="heading 2" w:semiHidden="1" w:uiPriority="9" w:unhideWhenUsed="1" w:qFormat="1"/>
@@ -6622,6 +6478,11 @@
     <w:lsdException w:name="List Table 5 Dark Accent 6" w:uiPriority="50"/>
     <w:lsdException w:name="List Table 6 Colorful Accent 6" w:uiPriority="51"/>
     <w:lsdException w:name="List Table 7 Colorful Accent 6" w:uiPriority="52"/>
+    <w:lsdException w:name="Mention" w:semiHidden="1" w:unhideWhenUsed="1"/>
+    <w:lsdException w:name="Smart Hyperlink" w:semiHidden="1" w:unhideWhenUsed="1"/>
+    <w:lsdException w:name="Hashtag" w:semiHidden="1" w:unhideWhenUsed="1"/>
+    <w:lsdException w:name="Unresolved Mention" w:semiHidden="1" w:unhideWhenUsed="1"/>
+    <w:lsdException w:name="Smart Link" w:semiHidden="1" w:unhideWhenUsed="1"/>
   </w:latentStyles>
   <w:style w:type="paragraph" w:default="1" w:styleId="Normal">
     <w:name w:val="Normal"/>

--- a/modelos/Contrato_Foro_Autor_3.docx
+++ b/modelos/Contrato_Foro_Autor_3.docx
@@ -1,6 +1,6 @@
 
 <file path=word/document.xml><?xml version="1.0" encoding="utf-8"?>
-<w:document xmlns:wpc="http://schemas.microsoft.com/office/word/2010/wordprocessingCanvas" xmlns:cx="http://schemas.microsoft.com/office/drawing/2014/chartex" xmlns:cx1="http://schemas.microsoft.com/office/drawing/2015/9/8/chartex" xmlns:cx2="http://schemas.microsoft.com/office/drawing/2015/10/21/chartex" xmlns:cx3="http://schemas.microsoft.com/office/drawing/2016/5/9/chartex" xmlns:cx4="http://schemas.microsoft.com/office/drawing/2016/5/10/chartex" xmlns:cx5="http://schemas.microsoft.com/office/drawing/2016/5/11/chartex" xmlns:cx6="http://schemas.microsoft.com/office/drawing/2016/5/12/chartex" xmlns:cx7="http://schemas.microsoft.com/office/drawing/2016/5/13/chartex" xmlns:cx8="http://schemas.microsoft.com/office/drawing/2016/5/14/chartex" xmlns:mc="http://schemas.openxmlformats.org/markup-compatibility/2006" xmlns:aink="http://schemas.microsoft.com/office/drawing/2016/ink" xmlns:am3d="http://schemas.microsoft.com/office/drawing/2017/model3d" xmlns:o="urn:schemas-microsoft-com:office:office" xmlns:oel="http://schemas.microsoft.com/office/2019/extlst" xmlns:r="http://schemas.openxmlformats.org/officeDocument/2006/relationships" xmlns:m="http://schemas.openxmlformats.org/officeDocument/2006/math" xmlns:v="urn:schemas-microsoft-com:vml" xmlns:wp14="http://schemas.microsoft.com/office/word/2010/wordprocessingDrawing" xmlns:wp="http://schemas.openxmlformats.org/drawingml/2006/wordprocessingDrawing" xmlns:w10="urn:schemas-microsoft-com:office:word" xmlns:w="http://schemas.openxmlformats.org/wordprocessingml/2006/main" xmlns:w14="http://schemas.microsoft.com/office/word/2010/wordml" xmlns:w15="http://schemas.microsoft.com/office/word/2012/wordml" xmlns:w16cex="http://schemas.microsoft.com/office/word/2018/wordml/cex" xmlns:w16cid="http://schemas.microsoft.com/office/word/2016/wordml/cid" xmlns:w16="http://schemas.microsoft.com/office/word/2018/wordml" xmlns:w16du="http://schemas.microsoft.com/office/word/2023/wordml/word16du" xmlns:w16sdtdh="http://schemas.microsoft.com/office/word/2020/wordml/sdtdatahash" xmlns:w16sdtfl="http://schemas.microsoft.com/office/word/2024/wordml/sdtformatlock" xmlns:w16se="http://schemas.microsoft.com/office/word/2015/wordml/symex" xmlns:wpg="http://schemas.microsoft.com/office/word/2010/wordprocessingGroup" xmlns:wpi="http://schemas.microsoft.com/office/word/2010/wordprocessingInk" xmlns:wne="http://schemas.microsoft.com/office/word/2006/wordml" xmlns:wps="http://schemas.microsoft.com/office/word/2010/wordprocessingShape" mc:Ignorable="w14 w15 w16se w16cid w16 w16cex w16sdtdh w16sdtfl w16du wp14">
+<w:document xmlns:wpc="http://schemas.microsoft.com/office/word/2010/wordprocessingCanvas" xmlns:cx="http://schemas.microsoft.com/office/drawing/2014/chartex" xmlns:mc="http://schemas.openxmlformats.org/markup-compatibility/2006" xmlns:o="urn:schemas-microsoft-com:office:office" xmlns:r="http://schemas.openxmlformats.org/officeDocument/2006/relationships" xmlns:m="http://schemas.openxmlformats.org/officeDocument/2006/math" xmlns:v="urn:schemas-microsoft-com:vml" xmlns:wp14="http://schemas.microsoft.com/office/word/2010/wordprocessingDrawing" xmlns:wp="http://schemas.openxmlformats.org/drawingml/2006/wordprocessingDrawing" xmlns:w10="urn:schemas-microsoft-com:office:word" xmlns:w="http://schemas.openxmlformats.org/wordprocessingml/2006/main" xmlns:w14="http://schemas.microsoft.com/office/word/2010/wordml" xmlns:w15="http://schemas.microsoft.com/office/word/2012/wordml" xmlns:w16se="http://schemas.microsoft.com/office/word/2015/wordml/symex" xmlns:wpg="http://schemas.microsoft.com/office/word/2010/wordprocessingGroup" xmlns:wpi="http://schemas.microsoft.com/office/word/2010/wordprocessingInk" xmlns:wne="http://schemas.microsoft.com/office/word/2006/wordml" xmlns:wps="http://schemas.microsoft.com/office/word/2010/wordprocessingShape" mc:Ignorable="w14 w15 w16se wp14">
   <w:body>
     <w:p>
       <w:pPr>
@@ -74,12 +74,21 @@
           <w:color w:val="FF0000"/>
         </w:rPr>
       </w:pPr>
+      <w:proofErr w:type="gramStart"/>
       <w:r>
         <w:rPr>
           <w:b/>
           <w:color w:val="FF0000"/>
         </w:rPr>
-        <w:t xml:space="preserve">{                                                                     </w:t>
+        <w:t xml:space="preserve">{  </w:t>
+      </w:r>
+      <w:proofErr w:type="gramEnd"/>
+      <w:r>
+        <w:rPr>
+          <w:b/>
+          <w:color w:val="FF0000"/>
+        </w:rPr>
+        <w:t xml:space="preserve">                                                                   </w:t>
       </w:r>
       <w:r>
         <w:rPr>
@@ -679,6 +688,10 @@
     <w:p>
       <w:pPr>
         <w:ind w:left="2268" w:firstLine="0"/>
+        <w:rPr>
+          <w:sz w:val="22"/>
+          <w:szCs w:val="22"/>
+        </w:rPr>
       </w:pPr>
       <w:r>
         <w:rPr>
@@ -735,6 +748,81 @@
         </w:rPr>
         <w:t>) propositura de ação revisional de contrato bancário para o banco em específico.</w:t>
       </w:r>
+    </w:p>
+    <w:p>
+      <w:pPr>
+        <w:ind w:left="2268" w:firstLine="0"/>
+        <w:rPr>
+          <w:sz w:val="22"/>
+          <w:szCs w:val="22"/>
+        </w:rPr>
+      </w:pPr>
+      <w:r>
+        <w:rPr>
+          <w:sz w:val="22"/>
+          <w:szCs w:val="22"/>
+        </w:rPr>
+        <w:t xml:space="preserve">i) </w:t>
+      </w:r>
+      <w:r>
+        <w:rPr>
+          <w:b/>
+          <w:sz w:val="22"/>
+          <w:szCs w:val="22"/>
+        </w:rPr>
+        <w:t>Ciência expressa da forma de contratação</w:t>
+      </w:r>
+      <w:r>
+        <w:rPr>
+          <w:sz w:val="22"/>
+          <w:szCs w:val="22"/>
+        </w:rPr>
+        <w:t xml:space="preserve"> – Declaração expressa de que a contratação ocorreu mediante atendimento digital, em conformidade com o Provimento nº 205/2021 da Ordem dos Advogados do Brasil, após contato espontâneo e devidamente esclarecido, o que afasta qualquer indício de</w:t>
+      </w:r>
+      <w:r>
+        <w:rPr>
+          <w:sz w:val="22"/>
+          <w:szCs w:val="22"/>
+        </w:rPr>
+        <w:t xml:space="preserve"> captação indevida de clientela;</w:t>
+      </w:r>
+    </w:p>
+    <w:p>
+      <w:pPr>
+        <w:ind w:left="2268" w:firstLine="0"/>
+        <w:rPr>
+          <w:sz w:val="22"/>
+          <w:szCs w:val="22"/>
+        </w:rPr>
+      </w:pPr>
+      <w:r>
+        <w:rPr>
+          <w:b/>
+          <w:sz w:val="22"/>
+          <w:szCs w:val="22"/>
+        </w:rPr>
+        <w:t xml:space="preserve">j) Contrato de honorários específico e único para ação revisional de juros – </w:t>
+      </w:r>
+      <w:r>
+        <w:rPr>
+          <w:sz w:val="22"/>
+          <w:szCs w:val="22"/>
+        </w:rPr>
+        <w:t xml:space="preserve">A parte autora firmou contrato de prestação de serviços advocatícios direcionado exclusivamente à presente ação revisional de </w:t>
+      </w:r>
+      <w:r>
+        <w:rPr>
+          <w:sz w:val="22"/>
+          <w:szCs w:val="22"/>
+        </w:rPr>
+        <w:lastRenderedPageBreak/>
+        <w:t>juros, demonstrando a finalidade e a unicidade da contratação (com devida ciência sobre os termos do patrocínio jurídico). O instrumento é juntado sob sigilo, a fim de preservar os dados pessoais da parte e evitar sua indevida utilização por terceiros mal-intencionados que possam se valer de informações constantes nos autos para aplicação de golpes.</w:t>
+      </w:r>
+    </w:p>
+    <w:p>
+      <w:pPr>
+        <w:ind w:left="2268" w:firstLine="0"/>
+      </w:pPr>
     </w:p>
     <w:p/>
     <w:p>
@@ -759,14 +847,17 @@
         <w:rPr>
           <w:u w:val="single"/>
         </w:rPr>
+        <w:t>Ainda, fundamental o destaque de que a natureza da presente demanda é a de uma ação revisional específica de juros remuneratórios pactuados em contrato de empréstimo pessoal não consignado, diferindo, portanto, de ações revisionais diversas que buscam a alteração de múltiplas cláusulas contratuais.</w:t>
+      </w:r>
+      <w:r>
+        <w:t xml:space="preserve"> </w:t>
+      </w:r>
+      <w:r>
+        <w:t xml:space="preserve">No presente caso, a abusividade ora combatida concentra-se exclusivamente na fixação da taxa de juros aplicada, cuja desproporcionalidade é aferida com base na comparação objetiva entre a taxa praticada no contrato em questão e a taxa média de mercado divulgada pelo Banco Central do Brasil, para contratos da mesma natureza e na mesma data </w:t>
+      </w:r>
+      <w:r>
         <w:lastRenderedPageBreak/>
-        <w:t>Ainda, fundamental o destaque de que a natureza da presente demanda é a de uma ação revisional específica de juros remuneratórios pactuados em contrato de empréstimo pessoal não consignado, diferindo, portanto, de ações revisionais diversas que buscam a alteração de múltiplas cláusulas contratuais.</w:t>
-      </w:r>
-      <w:r>
-        <w:t xml:space="preserve"> </w:t>
-      </w:r>
-      <w:r>
-        <w:t>No presente caso, a abusividade ora combatida concentra-se exclusivamente na fixação da taxa de juros aplicada, cuja desproporcionalidade é aferida com base na comparação objetiva entre a taxa praticada no contrato em questão e a taxa média de mercado divulgada pelo Banco Central do Brasil, para contratos da mesma natureza e na mesma data conforme jurisprudência amplamente</w:t>
+        <w:t>conforme jurisprudência amplamente</w:t>
       </w:r>
       <w:r>
         <w:t xml:space="preserve"> consolidada</w:t>
@@ -813,13 +904,16 @@
     <w:p/>
     <w:p>
       <w:r>
+        <w:t>A parte requerente pleiteia a concessão do benefício da gratuidade da justiça, com fundamento no artigo 98 e seguintes do Código de Processo Civil (CPC) e no artigo 5º, inciso LXXIV, da Constituição Federal, que asseguram o acesso à justiça aos que comprovarem insuficiência de recursos para arcar com as custas do processo e honorários advocatícios sem prejuízo do sustento próprio ou de sua família.</w:t>
+      </w:r>
+    </w:p>
+    <w:p>
+      <w:r>
+        <w:t xml:space="preserve">No intuito de demonstrar com máxima transparência sua condição de hipossuficiência e evitar qualquer questionamento quanto à legitimidade do pedido — sobretudo frente ao cenário atual de combate </w:t>
+      </w:r>
+      <w:r>
         <w:lastRenderedPageBreak/>
-        <w:t>A parte requerente pleiteia a concessão do benefício da gratuidade da justiça, com fundamento no artigo 98 e seguintes do Código de Processo Civil (CPC) e no artigo 5º, inciso LXXIV, da Constituição Federal, que asseguram o acesso à justiça aos que comprovarem insuficiência de recursos para arcar com as custas do processo e honorários advocatícios sem prejuízo do sustento próprio ou de sua família.</w:t>
-      </w:r>
-    </w:p>
-    <w:p>
-      <w:r>
-        <w:t>No intuito de demonstrar com máxima transparência sua condição de hipossuficiência e evitar qualquer questionamento quanto à legitimidade do pedido — sobretudo frente ao cenário atual de combate à litigância predatória — foram adotadas medidas criteriosas para embasar o presente pleito de forma individualizada, concreta e documentalmente robusta</w:t>
+        <w:t>à litigância predatória — foram adotadas medidas criteriosas para embasar o presente pleito de forma individualizada, concreta e documentalmente robusta</w:t>
       </w:r>
       <w:r>
         <w:t>, conforme pormenorizado abaixo:</w:t>
@@ -905,29 +999,45 @@
         <w:ind w:firstLine="0"/>
       </w:pPr>
       <w:r>
+        <w:t>{{</w:t>
+      </w:r>
+      <w:proofErr w:type="spellStart"/>
+      <w:r>
+        <w:t>conjunto_probatorio</w:t>
+      </w:r>
+      <w:proofErr w:type="spellEnd"/>
+      <w:r>
+        <w:t>}}</w:t>
+      </w:r>
+    </w:p>
+    <w:p>
+      <w:pPr>
+        <w:ind w:firstLine="0"/>
+      </w:pPr>
+    </w:p>
+    <w:p>
+      <w:r>
+        <w:t>Ainda, apesar de o artigo 99, §4º, do Código de Processo Civil já dispor expressamente que a contratação de advogado particular não impede a concessão da gratuidade da justiça, cumpre ressaltar que, no presente caso, conforme pode se observar, o contrato de honorários firmado pela parte autora não prevê qualquer pagamento inicial, estando a remuneração dos patronos integralmente condicionada ao êxito da demanda.</w:t>
+      </w:r>
+    </w:p>
+    <w:p>
+      <w:r>
         <w:lastRenderedPageBreak/>
-        <w:t>{{</w:t>
-      </w:r>
-      <w:proofErr w:type="spellStart"/>
-      <w:r>
-        <w:t>conjunto_probatorio</w:t>
-      </w:r>
-      <w:proofErr w:type="spellEnd"/>
-      <w:r>
-        <w:t>}}</w:t>
-      </w:r>
-    </w:p>
-    <w:p>
-      <w:pPr>
-        <w:ind w:firstLine="0"/>
-      </w:pPr>
-    </w:p>
-    <w:p>
-      <w:r>
-        <w:t>Dessa forma, requer-se o deferimento do benefício da gratuidade da justiça, de forma a garantir o pleno acesso ao Judiciário e a efetiva tutela de seus direitos, sem que isso implique em sacrifício econômico desproporcional ou atentatório à dignidade da parte requerente.</w:t>
-      </w:r>
-    </w:p>
-    <w:p/>
+        <w:t>Dessa forma, resta evidenciado que a representação processual não implica qualquer ônus econômico imediato ou desproporcional ao demandante, tampouco afasta a condição de hipossuficiência demonstrada.</w:t>
+      </w:r>
+    </w:p>
+    <w:p>
+      <w:r>
+        <w:t>Por isso</w:t>
+      </w:r>
+      <w:r>
+        <w:t>, requer-se o deferimento do benefício da gratuidade da justiça, de forma a garantir o pleno acesso ao Judiciário e a efetiva tutela de seus direitos, sem que isso implique em sacrifício econômico desproporcional ou atentatório à dignidade da parte requerente.</w:t>
+      </w:r>
+    </w:p>
+    <w:p>
+      <w:bookmarkStart w:id="1" w:name="_GoBack"/>
+      <w:bookmarkEnd w:id="1"/>
+    </w:p>
     <w:p>
       <w:pPr>
         <w:pStyle w:val="Ttulo2"/>
@@ -1040,6 +1150,7 @@
         <w:t>beneficios</w:t>
       </w:r>
       <w:proofErr w:type="spellEnd"/>
+      <w:proofErr w:type="gramStart"/>
       <w:r>
         <w:rPr>
           <w:color w:val="00B050"/>
@@ -1056,7 +1167,11 @@
         <w:t xml:space="preserve"> </w:t>
       </w:r>
       <w:r>
-        <w:t xml:space="preserve">comprometem o equivalente a </w:t>
+        <w:t>comprometem</w:t>
+      </w:r>
+      <w:proofErr w:type="gramEnd"/>
+      <w:r>
+        <w:t xml:space="preserve"> o equivalente a </w:t>
       </w:r>
       <w:r>
         <w:t>{{</w:t>
@@ -1097,11 +1212,8 @@
     </w:p>
     <w:p>
       <w:r>
-        <w:t xml:space="preserve">Além disso, os valores referentes aos empréstimos pessoais contratados, demonstram-se em flagrante abusividade em </w:t>
-      </w:r>
-      <w:r>
         <w:lastRenderedPageBreak/>
-        <w:t>comparação aos valores praticados em contratos análogos, como ilustrado abaixo:</w:t>
+        <w:t>Além disso, os valores referentes aos empréstimos pessoais contratados, demonstram-se em flagrante abusividade em comparação aos valores praticados em contratos análogos, como ilustrado abaixo:</w:t>
       </w:r>
     </w:p>
     <w:p/>
@@ -1138,6 +1250,7 @@
         </w:rPr>
         <w:t xml:space="preserve"> </w:t>
       </w:r>
+      <w:proofErr w:type="gramStart"/>
       <w:r>
         <w:rPr>
           <w:b/>
@@ -1145,7 +1258,17 @@
           <w:sz w:val="24"/>
           <w:szCs w:val="24"/>
         </w:rPr>
-        <w:t>Nº{{NUMERO_CONTRATO</w:t>
+        <w:t>Nº{</w:t>
+      </w:r>
+      <w:proofErr w:type="gramEnd"/>
+      <w:r>
+        <w:rPr>
+          <w:b/>
+          <w:color w:val="00B050"/>
+          <w:sz w:val="24"/>
+          <w:szCs w:val="24"/>
+        </w:rPr>
+        <w:t>{NUMERO_CONTRATO</w:t>
       </w:r>
       <w:r>
         <w:rPr>
@@ -1259,11 +1382,16 @@
         <w:t xml:space="preserve">Taxa de juros aplicada: </w:t>
       </w:r>
       <w:r>
-        <w:t>{{emprestimos_0_taxa}}</w:t>
+        <w:t>{{emprestimos_0_taxa</w:t>
+      </w:r>
+      <w:proofErr w:type="gramStart"/>
+      <w:r>
+        <w:t>}}</w:t>
       </w:r>
       <w:r>
         <w:t>%</w:t>
       </w:r>
+      <w:proofErr w:type="gramEnd"/>
     </w:p>
     <w:p>
       <w:pPr>
@@ -1275,8 +1403,13 @@
         <w:t xml:space="preserve">O contrato em apreciação apresenta taxa de juros mensal fixada em </w:t>
       </w:r>
       <w:r>
-        <w:t>{{emprestimos_0_taxa}}%</w:t>
-      </w:r>
+        <w:t>{{emprestimos_0_taxa</w:t>
+      </w:r>
+      <w:proofErr w:type="gramStart"/>
+      <w:r>
+        <w:t>}}%</w:t>
+      </w:r>
+      <w:proofErr w:type="gramEnd"/>
       <w:r>
         <w:t xml:space="preserve">a.m., o que gerou à parte requerente uma dívida correspondente a </w:t>
       </w:r>
@@ -1366,7 +1499,6 @@
     </w:p>
     <w:p>
       <w:r>
-        <w:lastRenderedPageBreak/>
         <w:t xml:space="preserve">Caso essa média tivesse sido aplicada, as parcelas do referido contrato teriam sido fixadas em </w:t>
       </w:r>
       <w:r>
@@ -1692,9 +1824,9 @@
           <w:sz w:val="24"/>
           <w:szCs w:val="24"/>
         </w:rPr>
-        <w:t>N°</w:t>
-      </w:r>
-      <w:proofErr w:type="spellEnd"/>
+        <w:t>N</w:t>
+      </w:r>
+      <w:proofErr w:type="gramStart"/>
       <w:r>
         <w:rPr>
           <w:b/>
@@ -1702,7 +1834,27 @@
           <w:sz w:val="24"/>
           <w:szCs w:val="24"/>
         </w:rPr>
-        <w:t>{{NUMERO_CONTRATO</w:t>
+        <w:t>°</w:t>
+      </w:r>
+      <w:proofErr w:type="spellEnd"/>
+      <w:r>
+        <w:rPr>
+          <w:b/>
+          <w:color w:val="00B050"/>
+          <w:sz w:val="24"/>
+          <w:szCs w:val="24"/>
+        </w:rPr>
+        <w:t>{</w:t>
+      </w:r>
+      <w:proofErr w:type="gramEnd"/>
+      <w:r>
+        <w:rPr>
+          <w:b/>
+          <w:color w:val="00B050"/>
+          <w:sz w:val="24"/>
+          <w:szCs w:val="24"/>
+        </w:rPr>
+        <w:t>{NUMERO_CONTRATO</w:t>
       </w:r>
       <w:r>
         <w:rPr>
@@ -1739,7 +1891,6 @@
         </w:numPr>
       </w:pPr>
       <w:r>
-        <w:lastRenderedPageBreak/>
         <w:t>Data de contratação: {{emprestimos_</w:t>
       </w:r>
       <w:r>
@@ -1814,8 +1965,13 @@
         <w:t>1</w:t>
       </w:r>
       <w:r>
-        <w:t>_taxa}}%</w:t>
-      </w:r>
+        <w:t>_taxa</w:t>
+      </w:r>
+      <w:proofErr w:type="gramStart"/>
+      <w:r>
+        <w:t>}}%</w:t>
+      </w:r>
+      <w:proofErr w:type="gramEnd"/>
     </w:p>
     <w:p>
       <w:pPr>
@@ -1838,12 +1994,14 @@
       <w:r>
         <w:t>_taxa</w:t>
       </w:r>
+      <w:proofErr w:type="gramStart"/>
       <w:r>
         <w:t>}}</w:t>
       </w:r>
       <w:r>
         <w:t>%</w:t>
       </w:r>
+      <w:proofErr w:type="gramEnd"/>
       <w:r>
         <w:t>a.m</w:t>
       </w:r>
@@ -1951,6 +2109,7 @@
         <w:t xml:space="preserve">Caso essa média tivesse sido aplicada, as parcelas do referido contrato teriam sido fixadas em </w:t>
       </w:r>
       <w:r>
+        <w:lastRenderedPageBreak/>
         <w:t>{{emprestimos_</w:t>
       </w:r>
       <w:r>
@@ -2294,9 +2453,9 @@
           <w:sz w:val="24"/>
           <w:szCs w:val="24"/>
         </w:rPr>
-        <w:t>N°</w:t>
-      </w:r>
-      <w:proofErr w:type="spellEnd"/>
+        <w:t>N</w:t>
+      </w:r>
+      <w:proofErr w:type="gramStart"/>
       <w:r>
         <w:rPr>
           <w:b/>
@@ -2304,7 +2463,27 @@
           <w:sz w:val="24"/>
           <w:szCs w:val="24"/>
         </w:rPr>
-        <w:t>{{NUMERO_CONTRATO</w:t>
+        <w:t>°</w:t>
+      </w:r>
+      <w:proofErr w:type="spellEnd"/>
+      <w:r>
+        <w:rPr>
+          <w:b/>
+          <w:color w:val="00B050"/>
+          <w:sz w:val="24"/>
+          <w:szCs w:val="24"/>
+        </w:rPr>
+        <w:t>{</w:t>
+      </w:r>
+      <w:proofErr w:type="gramEnd"/>
+      <w:r>
+        <w:rPr>
+          <w:b/>
+          <w:color w:val="00B050"/>
+          <w:sz w:val="24"/>
+          <w:szCs w:val="24"/>
+        </w:rPr>
+        <w:t>{NUMERO_CONTRATO</w:t>
       </w:r>
       <w:r>
         <w:rPr>
@@ -2375,6 +2554,7 @@
         </w:numPr>
       </w:pPr>
       <w:r>
+        <w:lastRenderedPageBreak/>
         <w:t>Número de parcelas: {{</w:t>
       </w:r>
       <w:r>
@@ -2392,7 +2572,6 @@
         </w:numPr>
       </w:pPr>
       <w:r>
-        <w:lastRenderedPageBreak/>
         <w:t>Valor da parcela: {{</w:t>
       </w:r>
       <w:r>
@@ -2416,8 +2595,13 @@
         <w:t>{{emprestimos_2</w:t>
       </w:r>
       <w:r>
-        <w:t>_taxa}}%</w:t>
-      </w:r>
+        <w:t>_taxa</w:t>
+      </w:r>
+      <w:proofErr w:type="gramStart"/>
+      <w:r>
+        <w:t>}}%</w:t>
+      </w:r>
+      <w:proofErr w:type="gramEnd"/>
     </w:p>
     <w:p>
       <w:pPr>
@@ -2437,12 +2621,14 @@
       <w:r>
         <w:t>_taxa</w:t>
       </w:r>
+      <w:proofErr w:type="gramStart"/>
       <w:r>
         <w:t>}}</w:t>
       </w:r>
       <w:r>
         <w:t>%</w:t>
       </w:r>
+      <w:proofErr w:type="gramEnd"/>
       <w:r>
         <w:t>a.m</w:t>
       </w:r>
@@ -2594,7 +2780,6 @@
               <w:rPr>
                 <w:b/>
               </w:rPr>
-              <w:lastRenderedPageBreak/>
               <w:t>INFORMAÇÕES EMPRÉSTIMO COM A APLICAÇÃO DA TAXA MÉDIA BACEN</w:t>
             </w:r>
           </w:p>
@@ -3148,8 +3333,19 @@
           <w:sz w:val="22"/>
           <w:szCs w:val="22"/>
         </w:rPr>
-        <w:t>“É admitida a revisão das taxas de juros remuneratórios em situações excepcionais, desde que caracterizada a relação de consumo e que a abusividade capaz de colocar o consumidor em desvantagem exagerada (art. 51, §1 º, do CDC) fique cabalmente demonstrada, ante às peculiaridades do julgamento em concreto.”</w:t>
-      </w:r>
+        <w:t xml:space="preserve">“É admitida a revisão das taxas de juros remuneratórios em situações excepcionais, desde que caracterizada a relação de consumo e que a abusividade capaz de colocar o consumidor em desvantagem exagerada (art. 51, §1 º, do CDC) fique cabalmente demonstrada, ante às peculiaridades do julgamento em </w:t>
+      </w:r>
+      <w:proofErr w:type="gramStart"/>
+      <w:r>
+        <w:rPr>
+          <w:i/>
+          <w:iCs/>
+          <w:sz w:val="22"/>
+          <w:szCs w:val="22"/>
+        </w:rPr>
+        <w:t>concreto.”</w:t>
+      </w:r>
+      <w:proofErr w:type="gramEnd"/>
     </w:p>
     <w:p/>
     <w:p>
@@ -3186,23 +3382,7 @@
           <w:sz w:val="22"/>
           <w:szCs w:val="22"/>
         </w:rPr>
-        <w:t xml:space="preserve">. Acórdão Min. Menezes Direito, DJ de 4.8.2003), ao dobro (REsp n. 1.036.818, Terceira Turma, minha relatoria, </w:t>
-      </w:r>
-      <w:proofErr w:type="spellStart"/>
-      <w:r>
-        <w:rPr>
-          <w:sz w:val="22"/>
-          <w:szCs w:val="22"/>
-        </w:rPr>
-        <w:t>DJe</w:t>
-      </w:r>
-      <w:proofErr w:type="spellEnd"/>
-      <w:r>
-        <w:rPr>
-          <w:sz w:val="22"/>
-          <w:szCs w:val="22"/>
-        </w:rPr>
-        <w:t xml:space="preserve"> de 20.6.2008) ou ao triplo (REsp n. 971.853-RS, Quarta Turma, Min. Pádua Ribeiro, DJ de 24.9.2007) da média. Todavia, esta perquirição acerca da abusividade não é estanque, o que impossibilita a adoção de critérios genéricos e universais. A taxa média de mercado, divulgada pelo Banco Central, constitui um valioso referencial, mas cabe somente ao juiz, no exame das peculiaridades do caso concreto, avaliar se os juros contratados foram ou não abusivos”. (REsp 1061530/RS, rel. Min. Nancy Andrighi, Segunda Seção, j. 22-10-2008).</w:t>
+        <w:t>. Acórdão Min. Menezes Direito, DJ de 4.8.2003), ao dobro (REsp n. 1.036.818, Terceira Turma, minha relatoria, DJe de 20.6.2008) ou ao triplo (REsp n. 971.853-RS, Quarta Turma, Min. Pádua Ribeiro, DJ de 24.9.2007) da média. Todavia, esta perquirição acerca da abusividade não é estanque, o que impossibilita a adoção de critérios genéricos e universais. A taxa média de mercado, divulgada pelo Banco Central, constitui um valioso referencial, mas cabe somente ao juiz, no exame das peculiaridades do caso concreto, avaliar se os juros contratados foram ou não abusivos”. (REsp 1061530/RS, rel. Min. Nancy Andrighi, Segunda Seção, j. 22-10-2008).</w:t>
       </w:r>
     </w:p>
     <w:p>
@@ -3262,11 +3442,16 @@
       <w:r>
         <w:t>emprestimos_0_taxa_media</w:t>
       </w:r>
+      <w:proofErr w:type="gramStart"/>
       <w:r>
         <w:t>}}</w:t>
       </w:r>
       <w:r>
-        <w:t>% a.m.</w:t>
+        <w:t>%</w:t>
+      </w:r>
+      <w:proofErr w:type="gramEnd"/>
+      <w:r>
+        <w:t xml:space="preserve"> a.m.</w:t>
       </w:r>
       <w:r>
         <w:t xml:space="preserve">, </w:t>
@@ -3395,7 +3580,15 @@
         </w:rPr>
       </w:pPr>
       <w:r>
-        <w:t xml:space="preserve">Tal discrepância de valores é evidência clara de abusividade na fixação das taxas de juros cobradas pela requerida, o que viola o princípio da boa-fé objetiva, previsto no artigo 422 do Código Civil. Conforme leciona Pablo Stolze </w:t>
+        <w:t xml:space="preserve">Tal discrepância de valores é evidência clara de abusividade na fixação das taxas de juros cobradas pela requerida, o que viola o princípio da boa-fé objetiva, previsto no artigo 422 do Código Civil. Conforme leciona Pablo </w:t>
+      </w:r>
+      <w:proofErr w:type="spellStart"/>
+      <w:r>
+        <w:t>Stolze</w:t>
+      </w:r>
+      <w:proofErr w:type="spellEnd"/>
+      <w:r>
+        <w:t xml:space="preserve"> </w:t>
       </w:r>
       <w:proofErr w:type="spellStart"/>
       <w:r>
@@ -3581,17 +3774,31 @@
           <w:szCs w:val="22"/>
           <w:u w:val="single"/>
         </w:rPr>
-        <w:t>cabível quando a cobrança indevida consubstanciar conduta contrária à boa-fé objetiva, ou seja, deve ocorrer independentemente da natureza do elemento volitivo</w:t>
-      </w:r>
-      <w:r>
-        <w:rPr>
+        <w:t xml:space="preserve">cabível quando a cobrança indevida consubstanciar conduta contrária à boa-fé objetiva, ou seja, deve ocorrer independentemente da natureza do elemento </w:t>
+      </w:r>
+      <w:proofErr w:type="gramStart"/>
+      <w:r>
+        <w:rPr>
+          <w:b/>
+          <w:bCs/>
           <w:i/>
           <w:iCs/>
           <w:sz w:val="22"/>
           <w:szCs w:val="22"/>
+          <w:u w:val="single"/>
+        </w:rPr>
+        <w:t>volitivo</w:t>
+      </w:r>
+      <w:r>
+        <w:rPr>
+          <w:i/>
+          <w:iCs/>
+          <w:sz w:val="22"/>
+          <w:szCs w:val="22"/>
         </w:rPr>
         <w:t>.”</w:t>
       </w:r>
+      <w:proofErr w:type="gramEnd"/>
     </w:p>
     <w:p>
       <w:pPr>
@@ -4379,17 +4586,9 @@
           <w:u w:val="single"/>
         </w:rPr>
         <w:lastRenderedPageBreak/>
-        <w:t>de grande relevância para prevenir o superendividamento dos tomadores de empréstimos.</w:t>
-      </w:r>
-      <w:r>
-        <w:rPr>
-          <w:i/>
-          <w:iCs/>
-          <w:sz w:val="22"/>
-          <w:szCs w:val="22"/>
-        </w:rPr>
-        <w:t>”</w:t>
-      </w:r>
+        <w:t xml:space="preserve">de grande relevância para prevenir o superendividamento dos tomadores de </w:t>
+      </w:r>
+      <w:proofErr w:type="gramStart"/>
       <w:r>
         <w:rPr>
           <w:b/>
@@ -4398,8 +4597,9 @@
           <w:iCs/>
           <w:sz w:val="22"/>
           <w:szCs w:val="22"/>
-        </w:rPr>
-        <w:t xml:space="preserve"> </w:t>
+          <w:u w:val="single"/>
+        </w:rPr>
+        <w:t>empréstimos.</w:t>
       </w:r>
       <w:r>
         <w:rPr>
@@ -4408,7 +4608,48 @@
           <w:sz w:val="22"/>
           <w:szCs w:val="22"/>
         </w:rPr>
-        <w:t>(grifo nosso).</w:t>
+        <w:t>”</w:t>
+      </w:r>
+      <w:proofErr w:type="gramEnd"/>
+      <w:r>
+        <w:rPr>
+          <w:b/>
+          <w:bCs/>
+          <w:i/>
+          <w:iCs/>
+          <w:sz w:val="22"/>
+          <w:szCs w:val="22"/>
+        </w:rPr>
+        <w:t xml:space="preserve"> </w:t>
+      </w:r>
+      <w:r>
+        <w:rPr>
+          <w:i/>
+          <w:iCs/>
+          <w:sz w:val="22"/>
+          <w:szCs w:val="22"/>
+        </w:rPr>
+        <w:t>(</w:t>
+      </w:r>
+      <w:proofErr w:type="gramStart"/>
+      <w:r>
+        <w:rPr>
+          <w:i/>
+          <w:iCs/>
+          <w:sz w:val="22"/>
+          <w:szCs w:val="22"/>
+        </w:rPr>
+        <w:t>grifo</w:t>
+      </w:r>
+      <w:proofErr w:type="gramEnd"/>
+      <w:r>
+        <w:rPr>
+          <w:i/>
+          <w:iCs/>
+          <w:sz w:val="22"/>
+          <w:szCs w:val="22"/>
+        </w:rPr>
+        <w:t xml:space="preserve"> nosso).</w:t>
       </w:r>
     </w:p>
     <w:p/>
@@ -4829,8 +5070,8 @@
         <w:ind w:firstLine="0"/>
         <w:jc w:val="center"/>
       </w:pPr>
-      <w:bookmarkStart w:id="1" w:name="_heading=h.gjdgxs" w:colFirst="0" w:colLast="0"/>
-      <w:bookmarkEnd w:id="1"/>
+      <w:bookmarkStart w:id="2" w:name="_heading=h.gjdgxs" w:colFirst="0" w:colLast="0"/>
+      <w:bookmarkEnd w:id="2"/>
       <w:r>
         <w:t>Nestes termos,</w:t>
       </w:r>
@@ -4859,11 +5100,19 @@
         <w:rPr>
           <w:color w:val="00B050"/>
         </w:rPr>
-        <w:t>{{FORO}}</w:t>
+        <w:t>{{FORO</w:t>
+      </w:r>
+      <w:proofErr w:type="gramStart"/>
+      <w:r>
+        <w:rPr>
+          <w:color w:val="00B050"/>
+        </w:rPr>
+        <w:t>}}</w:t>
       </w:r>
       <w:r>
         <w:t>/</w:t>
       </w:r>
+      <w:proofErr w:type="gramEnd"/>
       <w:r>
         <w:rPr>
           <w:color w:val="00B050"/>
@@ -4915,7 +5164,11 @@
       </w:pPr>
       <w:r>
         <w:lastRenderedPageBreak/>
-        <w:t>OAB/</w:t>
+        <w:t>OAB</w:t>
+      </w:r>
+      <w:proofErr w:type="gramStart"/>
+      <w:r>
+        <w:t>/</w:t>
       </w:r>
       <w:r>
         <w:rPr>
@@ -4923,6 +5176,7 @@
         </w:rPr>
         <w:t>{</w:t>
       </w:r>
+      <w:proofErr w:type="gramEnd"/>
       <w:r>
         <w:rPr>
           <w:color w:val="00B050"/>
@@ -5001,7 +5255,7 @@
 </file>
 
 <file path=word/endnotes.xml><?xml version="1.0" encoding="utf-8"?>
-<w:endnotes xmlns:wpc="http://schemas.microsoft.com/office/word/2010/wordprocessingCanvas" xmlns:cx="http://schemas.microsoft.com/office/drawing/2014/chartex" xmlns:cx1="http://schemas.microsoft.com/office/drawing/2015/9/8/chartex" xmlns:cx2="http://schemas.microsoft.com/office/drawing/2015/10/21/chartex" xmlns:cx3="http://schemas.microsoft.com/office/drawing/2016/5/9/chartex" xmlns:cx4="http://schemas.microsoft.com/office/drawing/2016/5/10/chartex" xmlns:cx5="http://schemas.microsoft.com/office/drawing/2016/5/11/chartex" xmlns:cx6="http://schemas.microsoft.com/office/drawing/2016/5/12/chartex" xmlns:cx7="http://schemas.microsoft.com/office/drawing/2016/5/13/chartex" xmlns:cx8="http://schemas.microsoft.com/office/drawing/2016/5/14/chartex" xmlns:mc="http://schemas.openxmlformats.org/markup-compatibility/2006" xmlns:aink="http://schemas.microsoft.com/office/drawing/2016/ink" xmlns:am3d="http://schemas.microsoft.com/office/drawing/2017/model3d" xmlns:o="urn:schemas-microsoft-com:office:office" xmlns:oel="http://schemas.microsoft.com/office/2019/extlst" xmlns:r="http://schemas.openxmlformats.org/officeDocument/2006/relationships" xmlns:m="http://schemas.openxmlformats.org/officeDocument/2006/math" xmlns:v="urn:schemas-microsoft-com:vml" xmlns:wp14="http://schemas.microsoft.com/office/word/2010/wordprocessingDrawing" xmlns:wp="http://schemas.openxmlformats.org/drawingml/2006/wordprocessingDrawing" xmlns:w10="urn:schemas-microsoft-com:office:word" xmlns:w="http://schemas.openxmlformats.org/wordprocessingml/2006/main" xmlns:w14="http://schemas.microsoft.com/office/word/2010/wordml" xmlns:w15="http://schemas.microsoft.com/office/word/2012/wordml" xmlns:w16cex="http://schemas.microsoft.com/office/word/2018/wordml/cex" xmlns:w16cid="http://schemas.microsoft.com/office/word/2016/wordml/cid" xmlns:w16="http://schemas.microsoft.com/office/word/2018/wordml" xmlns:w16du="http://schemas.microsoft.com/office/word/2023/wordml/word16du" xmlns:w16sdtdh="http://schemas.microsoft.com/office/word/2020/wordml/sdtdatahash" xmlns:w16sdtfl="http://schemas.microsoft.com/office/word/2024/wordml/sdtformatlock" xmlns:w16se="http://schemas.microsoft.com/office/word/2015/wordml/symex" xmlns:wpg="http://schemas.microsoft.com/office/word/2010/wordprocessingGroup" xmlns:wpi="http://schemas.microsoft.com/office/word/2010/wordprocessingInk" xmlns:wne="http://schemas.microsoft.com/office/word/2006/wordml" xmlns:wps="http://schemas.microsoft.com/office/word/2010/wordprocessingShape" mc:Ignorable="w14 w15 w16se w16cid w16 w16cex w16sdtdh w16sdtfl w16du wp14">
+<w:endnotes xmlns:wpc="http://schemas.microsoft.com/office/word/2010/wordprocessingCanvas" xmlns:cx="http://schemas.microsoft.com/office/drawing/2014/chartex" xmlns:mc="http://schemas.openxmlformats.org/markup-compatibility/2006" xmlns:o="urn:schemas-microsoft-com:office:office" xmlns:r="http://schemas.openxmlformats.org/officeDocument/2006/relationships" xmlns:m="http://schemas.openxmlformats.org/officeDocument/2006/math" xmlns:v="urn:schemas-microsoft-com:vml" xmlns:wp14="http://schemas.microsoft.com/office/word/2010/wordprocessingDrawing" xmlns:wp="http://schemas.openxmlformats.org/drawingml/2006/wordprocessingDrawing" xmlns:w10="urn:schemas-microsoft-com:office:word" xmlns:w="http://schemas.openxmlformats.org/wordprocessingml/2006/main" xmlns:w14="http://schemas.microsoft.com/office/word/2010/wordml" xmlns:w15="http://schemas.microsoft.com/office/word/2012/wordml" xmlns:w16se="http://schemas.microsoft.com/office/word/2015/wordml/symex" xmlns:wpg="http://schemas.microsoft.com/office/word/2010/wordprocessingGroup" xmlns:wpi="http://schemas.microsoft.com/office/word/2010/wordprocessingInk" xmlns:wne="http://schemas.microsoft.com/office/word/2006/wordml" xmlns:wps="http://schemas.microsoft.com/office/word/2010/wordprocessingShape" mc:Ignorable="w14 w15 w16se wp14">
   <w:endnote w:type="separator" w:id="-1">
     <w:p>
       <w:pPr>
@@ -5026,7 +5280,7 @@
 </file>
 
 <file path=word/footer1.xml><?xml version="1.0" encoding="utf-8"?>
-<w:ftr xmlns:wpc="http://schemas.microsoft.com/office/word/2010/wordprocessingCanvas" xmlns:cx="http://schemas.microsoft.com/office/drawing/2014/chartex" xmlns:cx1="http://schemas.microsoft.com/office/drawing/2015/9/8/chartex" xmlns:cx2="http://schemas.microsoft.com/office/drawing/2015/10/21/chartex" xmlns:cx3="http://schemas.microsoft.com/office/drawing/2016/5/9/chartex" xmlns:cx4="http://schemas.microsoft.com/office/drawing/2016/5/10/chartex" xmlns:cx5="http://schemas.microsoft.com/office/drawing/2016/5/11/chartex" xmlns:cx6="http://schemas.microsoft.com/office/drawing/2016/5/12/chartex" xmlns:cx7="http://schemas.microsoft.com/office/drawing/2016/5/13/chartex" xmlns:cx8="http://schemas.microsoft.com/office/drawing/2016/5/14/chartex" xmlns:mc="http://schemas.openxmlformats.org/markup-compatibility/2006" xmlns:aink="http://schemas.microsoft.com/office/drawing/2016/ink" xmlns:am3d="http://schemas.microsoft.com/office/drawing/2017/model3d" xmlns:o="urn:schemas-microsoft-com:office:office" xmlns:oel="http://schemas.microsoft.com/office/2019/extlst" xmlns:r="http://schemas.openxmlformats.org/officeDocument/2006/relationships" xmlns:m="http://schemas.openxmlformats.org/officeDocument/2006/math" xmlns:v="urn:schemas-microsoft-com:vml" xmlns:wp14="http://schemas.microsoft.com/office/word/2010/wordprocessingDrawing" xmlns:wp="http://schemas.openxmlformats.org/drawingml/2006/wordprocessingDrawing" xmlns:w10="urn:schemas-microsoft-com:office:word" xmlns:w="http://schemas.openxmlformats.org/wordprocessingml/2006/main" xmlns:w14="http://schemas.microsoft.com/office/word/2010/wordml" xmlns:w15="http://schemas.microsoft.com/office/word/2012/wordml" xmlns:w16cex="http://schemas.microsoft.com/office/word/2018/wordml/cex" xmlns:w16cid="http://schemas.microsoft.com/office/word/2016/wordml/cid" xmlns:w16="http://schemas.microsoft.com/office/word/2018/wordml" xmlns:w16du="http://schemas.microsoft.com/office/word/2023/wordml/word16du" xmlns:w16sdtdh="http://schemas.microsoft.com/office/word/2020/wordml/sdtdatahash" xmlns:w16sdtfl="http://schemas.microsoft.com/office/word/2024/wordml/sdtformatlock" xmlns:w16se="http://schemas.microsoft.com/office/word/2015/wordml/symex" xmlns:wpg="http://schemas.microsoft.com/office/word/2010/wordprocessingGroup" xmlns:wpi="http://schemas.microsoft.com/office/word/2010/wordprocessingInk" xmlns:wne="http://schemas.microsoft.com/office/word/2006/wordml" xmlns:wps="http://schemas.microsoft.com/office/word/2010/wordprocessingShape" mc:Ignorable="w14 w15 w16se w16cid w16 w16cex w16sdtdh w16sdtfl w16du wp14">
+<w:ftr xmlns:wpc="http://schemas.microsoft.com/office/word/2010/wordprocessingCanvas" xmlns:cx="http://schemas.microsoft.com/office/drawing/2014/chartex" xmlns:mc="http://schemas.openxmlformats.org/markup-compatibility/2006" xmlns:o="urn:schemas-microsoft-com:office:office" xmlns:r="http://schemas.openxmlformats.org/officeDocument/2006/relationships" xmlns:m="http://schemas.openxmlformats.org/officeDocument/2006/math" xmlns:v="urn:schemas-microsoft-com:vml" xmlns:wp14="http://schemas.microsoft.com/office/word/2010/wordprocessingDrawing" xmlns:wp="http://schemas.openxmlformats.org/drawingml/2006/wordprocessingDrawing" xmlns:w10="urn:schemas-microsoft-com:office:word" xmlns:w="http://schemas.openxmlformats.org/wordprocessingml/2006/main" xmlns:w14="http://schemas.microsoft.com/office/word/2010/wordml" xmlns:w15="http://schemas.microsoft.com/office/word/2012/wordml" xmlns:w16se="http://schemas.microsoft.com/office/word/2015/wordml/symex" xmlns:wpg="http://schemas.microsoft.com/office/word/2010/wordprocessingGroup" xmlns:wpi="http://schemas.microsoft.com/office/word/2010/wordprocessingInk" xmlns:wne="http://schemas.microsoft.com/office/word/2006/wordml" xmlns:wps="http://schemas.microsoft.com/office/word/2010/wordprocessingShape" mc:Ignorable="w14 w15 w16se wp14">
   <w:p>
     <w:pPr>
       <w:pBdr>
@@ -5123,7 +5377,7 @@
 </file>
 
 <file path=word/footnotes.xml><?xml version="1.0" encoding="utf-8"?>
-<w:footnotes xmlns:wpc="http://schemas.microsoft.com/office/word/2010/wordprocessingCanvas" xmlns:cx="http://schemas.microsoft.com/office/drawing/2014/chartex" xmlns:cx1="http://schemas.microsoft.com/office/drawing/2015/9/8/chartex" xmlns:cx2="http://schemas.microsoft.com/office/drawing/2015/10/21/chartex" xmlns:cx3="http://schemas.microsoft.com/office/drawing/2016/5/9/chartex" xmlns:cx4="http://schemas.microsoft.com/office/drawing/2016/5/10/chartex" xmlns:cx5="http://schemas.microsoft.com/office/drawing/2016/5/11/chartex" xmlns:cx6="http://schemas.microsoft.com/office/drawing/2016/5/12/chartex" xmlns:cx7="http://schemas.microsoft.com/office/drawing/2016/5/13/chartex" xmlns:cx8="http://schemas.microsoft.com/office/drawing/2016/5/14/chartex" xmlns:mc="http://schemas.openxmlformats.org/markup-compatibility/2006" xmlns:aink="http://schemas.microsoft.com/office/drawing/2016/ink" xmlns:am3d="http://schemas.microsoft.com/office/drawing/2017/model3d" xmlns:o="urn:schemas-microsoft-com:office:office" xmlns:oel="http://schemas.microsoft.com/office/2019/extlst" xmlns:r="http://schemas.openxmlformats.org/officeDocument/2006/relationships" xmlns:m="http://schemas.openxmlformats.org/officeDocument/2006/math" xmlns:v="urn:schemas-microsoft-com:vml" xmlns:wp14="http://schemas.microsoft.com/office/word/2010/wordprocessingDrawing" xmlns:wp="http://schemas.openxmlformats.org/drawingml/2006/wordprocessingDrawing" xmlns:w10="urn:schemas-microsoft-com:office:word" xmlns:w="http://schemas.openxmlformats.org/wordprocessingml/2006/main" xmlns:w14="http://schemas.microsoft.com/office/word/2010/wordml" xmlns:w15="http://schemas.microsoft.com/office/word/2012/wordml" xmlns:w16cex="http://schemas.microsoft.com/office/word/2018/wordml/cex" xmlns:w16cid="http://schemas.microsoft.com/office/word/2016/wordml/cid" xmlns:w16="http://schemas.microsoft.com/office/word/2018/wordml" xmlns:w16du="http://schemas.microsoft.com/office/word/2023/wordml/word16du" xmlns:w16sdtdh="http://schemas.microsoft.com/office/word/2020/wordml/sdtdatahash" xmlns:w16sdtfl="http://schemas.microsoft.com/office/word/2024/wordml/sdtformatlock" xmlns:w16se="http://schemas.microsoft.com/office/word/2015/wordml/symex" xmlns:wpg="http://schemas.microsoft.com/office/word/2010/wordprocessingGroup" xmlns:wpi="http://schemas.microsoft.com/office/word/2010/wordprocessingInk" xmlns:wne="http://schemas.microsoft.com/office/word/2006/wordml" xmlns:wps="http://schemas.microsoft.com/office/word/2010/wordprocessingShape" mc:Ignorable="w14 w15 w16se w16cid w16 w16cex w16sdtdh w16sdtfl w16du wp14">
+<w:footnotes xmlns:wpc="http://schemas.microsoft.com/office/word/2010/wordprocessingCanvas" xmlns:cx="http://schemas.microsoft.com/office/drawing/2014/chartex" xmlns:mc="http://schemas.openxmlformats.org/markup-compatibility/2006" xmlns:o="urn:schemas-microsoft-com:office:office" xmlns:r="http://schemas.openxmlformats.org/officeDocument/2006/relationships" xmlns:m="http://schemas.openxmlformats.org/officeDocument/2006/math" xmlns:v="urn:schemas-microsoft-com:vml" xmlns:wp14="http://schemas.microsoft.com/office/word/2010/wordprocessingDrawing" xmlns:wp="http://schemas.openxmlformats.org/drawingml/2006/wordprocessingDrawing" xmlns:w10="urn:schemas-microsoft-com:office:word" xmlns:w="http://schemas.openxmlformats.org/wordprocessingml/2006/main" xmlns:w14="http://schemas.microsoft.com/office/word/2010/wordml" xmlns:w15="http://schemas.microsoft.com/office/word/2012/wordml" xmlns:w16se="http://schemas.microsoft.com/office/word/2015/wordml/symex" xmlns:wpg="http://schemas.microsoft.com/office/word/2010/wordprocessingGroup" xmlns:wpi="http://schemas.microsoft.com/office/word/2010/wordprocessingInk" xmlns:wne="http://schemas.microsoft.com/office/word/2006/wordml" xmlns:wps="http://schemas.microsoft.com/office/word/2010/wordprocessingShape" mc:Ignorable="w14 w15 w16se wp14">
   <w:footnote w:type="separator" w:id="-1">
     <w:p>
       <w:pPr>
@@ -5148,7 +5402,7 @@
 </file>
 
 <file path=word/header1.xml><?xml version="1.0" encoding="utf-8"?>
-<w:hdr xmlns:wpc="http://schemas.microsoft.com/office/word/2010/wordprocessingCanvas" xmlns:cx="http://schemas.microsoft.com/office/drawing/2014/chartex" xmlns:cx1="http://schemas.microsoft.com/office/drawing/2015/9/8/chartex" xmlns:cx2="http://schemas.microsoft.com/office/drawing/2015/10/21/chartex" xmlns:cx3="http://schemas.microsoft.com/office/drawing/2016/5/9/chartex" xmlns:cx4="http://schemas.microsoft.com/office/drawing/2016/5/10/chartex" xmlns:cx5="http://schemas.microsoft.com/office/drawing/2016/5/11/chartex" xmlns:cx6="http://schemas.microsoft.com/office/drawing/2016/5/12/chartex" xmlns:cx7="http://schemas.microsoft.com/office/drawing/2016/5/13/chartex" xmlns:cx8="http://schemas.microsoft.com/office/drawing/2016/5/14/chartex" xmlns:mc="http://schemas.openxmlformats.org/markup-compatibility/2006" xmlns:aink="http://schemas.microsoft.com/office/drawing/2016/ink" xmlns:am3d="http://schemas.microsoft.com/office/drawing/2017/model3d" xmlns:o="urn:schemas-microsoft-com:office:office" xmlns:oel="http://schemas.microsoft.com/office/2019/extlst" xmlns:r="http://schemas.openxmlformats.org/officeDocument/2006/relationships" xmlns:m="http://schemas.openxmlformats.org/officeDocument/2006/math" xmlns:v="urn:schemas-microsoft-com:vml" xmlns:wp14="http://schemas.microsoft.com/office/word/2010/wordprocessingDrawing" xmlns:wp="http://schemas.openxmlformats.org/drawingml/2006/wordprocessingDrawing" xmlns:w10="urn:schemas-microsoft-com:office:word" xmlns:w="http://schemas.openxmlformats.org/wordprocessingml/2006/main" xmlns:w14="http://schemas.microsoft.com/office/word/2010/wordml" xmlns:w15="http://schemas.microsoft.com/office/word/2012/wordml" xmlns:w16cex="http://schemas.microsoft.com/office/word/2018/wordml/cex" xmlns:w16cid="http://schemas.microsoft.com/office/word/2016/wordml/cid" xmlns:w16="http://schemas.microsoft.com/office/word/2018/wordml" xmlns:w16du="http://schemas.microsoft.com/office/word/2023/wordml/word16du" xmlns:w16sdtdh="http://schemas.microsoft.com/office/word/2020/wordml/sdtdatahash" xmlns:w16sdtfl="http://schemas.microsoft.com/office/word/2024/wordml/sdtformatlock" xmlns:w16se="http://schemas.microsoft.com/office/word/2015/wordml/symex" xmlns:wpg="http://schemas.microsoft.com/office/word/2010/wordprocessingGroup" xmlns:wpi="http://schemas.microsoft.com/office/word/2010/wordprocessingInk" xmlns:wne="http://schemas.microsoft.com/office/word/2006/wordml" xmlns:wps="http://schemas.microsoft.com/office/word/2010/wordprocessingShape" mc:Ignorable="w14 w15 w16se w16cid w16 w16cex w16sdtdh w16sdtfl w16du wp14">
+<w:hdr xmlns:wpc="http://schemas.microsoft.com/office/word/2010/wordprocessingCanvas" xmlns:cx="http://schemas.microsoft.com/office/drawing/2014/chartex" xmlns:mc="http://schemas.openxmlformats.org/markup-compatibility/2006" xmlns:o="urn:schemas-microsoft-com:office:office" xmlns:r="http://schemas.openxmlformats.org/officeDocument/2006/relationships" xmlns:m="http://schemas.openxmlformats.org/officeDocument/2006/math" xmlns:v="urn:schemas-microsoft-com:vml" xmlns:wp14="http://schemas.microsoft.com/office/word/2010/wordprocessingDrawing" xmlns:wp="http://schemas.openxmlformats.org/drawingml/2006/wordprocessingDrawing" xmlns:w10="urn:schemas-microsoft-com:office:word" xmlns:w="http://schemas.openxmlformats.org/wordprocessingml/2006/main" xmlns:w14="http://schemas.microsoft.com/office/word/2010/wordml" xmlns:w15="http://schemas.microsoft.com/office/word/2012/wordml" xmlns:w16se="http://schemas.microsoft.com/office/word/2015/wordml/symex" xmlns:wpg="http://schemas.microsoft.com/office/word/2010/wordprocessingGroup" xmlns:wpi="http://schemas.microsoft.com/office/word/2010/wordprocessingInk" xmlns:wne="http://schemas.microsoft.com/office/word/2006/wordml" xmlns:wps="http://schemas.microsoft.com/office/word/2010/wordprocessingShape" mc:Ignorable="w14 w15 w16se wp14">
   <w:p>
     <w:pPr>
       <w:pBdr>
@@ -5217,7 +5471,7 @@
 </file>
 
 <file path=word/numbering.xml><?xml version="1.0" encoding="utf-8"?>
-<w:numbering xmlns:wpc="http://schemas.microsoft.com/office/word/2010/wordprocessingCanvas" xmlns:cx="http://schemas.microsoft.com/office/drawing/2014/chartex" xmlns:cx1="http://schemas.microsoft.com/office/drawing/2015/9/8/chartex" xmlns:cx2="http://schemas.microsoft.com/office/drawing/2015/10/21/chartex" xmlns:cx3="http://schemas.microsoft.com/office/drawing/2016/5/9/chartex" xmlns:cx4="http://schemas.microsoft.com/office/drawing/2016/5/10/chartex" xmlns:cx5="http://schemas.microsoft.com/office/drawing/2016/5/11/chartex" xmlns:cx6="http://schemas.microsoft.com/office/drawing/2016/5/12/chartex" xmlns:cx7="http://schemas.microsoft.com/office/drawing/2016/5/13/chartex" xmlns:cx8="http://schemas.microsoft.com/office/drawing/2016/5/14/chartex" xmlns:mc="http://schemas.openxmlformats.org/markup-compatibility/2006" xmlns:aink="http://schemas.microsoft.com/office/drawing/2016/ink" xmlns:am3d="http://schemas.microsoft.com/office/drawing/2017/model3d" xmlns:o="urn:schemas-microsoft-com:office:office" xmlns:oel="http://schemas.microsoft.com/office/2019/extlst" xmlns:r="http://schemas.openxmlformats.org/officeDocument/2006/relationships" xmlns:m="http://schemas.openxmlformats.org/officeDocument/2006/math" xmlns:v="urn:schemas-microsoft-com:vml" xmlns:wp14="http://schemas.microsoft.com/office/word/2010/wordprocessingDrawing" xmlns:wp="http://schemas.openxmlformats.org/drawingml/2006/wordprocessingDrawing" xmlns:w10="urn:schemas-microsoft-com:office:word" xmlns:w="http://schemas.openxmlformats.org/wordprocessingml/2006/main" xmlns:w14="http://schemas.microsoft.com/office/word/2010/wordml" xmlns:w15="http://schemas.microsoft.com/office/word/2012/wordml" xmlns:w16cex="http://schemas.microsoft.com/office/word/2018/wordml/cex" xmlns:w16cid="http://schemas.microsoft.com/office/word/2016/wordml/cid" xmlns:w16="http://schemas.microsoft.com/office/word/2018/wordml" xmlns:w16du="http://schemas.microsoft.com/office/word/2023/wordml/word16du" xmlns:w16sdtdh="http://schemas.microsoft.com/office/word/2020/wordml/sdtdatahash" xmlns:w16sdtfl="http://schemas.microsoft.com/office/word/2024/wordml/sdtformatlock" xmlns:w16se="http://schemas.microsoft.com/office/word/2015/wordml/symex" xmlns:wpg="http://schemas.microsoft.com/office/word/2010/wordprocessingGroup" xmlns:wpi="http://schemas.microsoft.com/office/word/2010/wordprocessingInk" xmlns:wne="http://schemas.microsoft.com/office/word/2006/wordml" xmlns:wps="http://schemas.microsoft.com/office/word/2010/wordprocessingShape" mc:Ignorable="w14 w15 w16se w16cid w16 w16cex w16sdtdh w16sdtfl w16du wp14">
+<w:numbering xmlns:wpc="http://schemas.microsoft.com/office/word/2010/wordprocessingCanvas" xmlns:cx="http://schemas.microsoft.com/office/drawing/2014/chartex" xmlns:mc="http://schemas.openxmlformats.org/markup-compatibility/2006" xmlns:o="urn:schemas-microsoft-com:office:office" xmlns:r="http://schemas.openxmlformats.org/officeDocument/2006/relationships" xmlns:m="http://schemas.openxmlformats.org/officeDocument/2006/math" xmlns:v="urn:schemas-microsoft-com:vml" xmlns:wp14="http://schemas.microsoft.com/office/word/2010/wordprocessingDrawing" xmlns:wp="http://schemas.openxmlformats.org/drawingml/2006/wordprocessingDrawing" xmlns:w10="urn:schemas-microsoft-com:office:word" xmlns:w="http://schemas.openxmlformats.org/wordprocessingml/2006/main" xmlns:w14="http://schemas.microsoft.com/office/word/2010/wordml" xmlns:w15="http://schemas.microsoft.com/office/word/2012/wordml" xmlns:w16se="http://schemas.microsoft.com/office/word/2015/wordml/symex" xmlns:wpg="http://schemas.microsoft.com/office/word/2010/wordprocessingGroup" xmlns:wpi="http://schemas.microsoft.com/office/word/2010/wordprocessingInk" xmlns:wne="http://schemas.microsoft.com/office/word/2006/wordml" xmlns:wps="http://schemas.microsoft.com/office/word/2010/wordprocessingShape" mc:Ignorable="w14 w15 w16se wp14">
   <w:abstractNum w:abstractNumId="0" w15:restartNumberingAfterBreak="0">
     <w:nsid w:val="0DD73422"/>
     <w:multiLevelType w:val="multilevel"/>
@@ -6060,35 +6314,35 @@
       </w:rPr>
     </w:lvl>
   </w:abstractNum>
-  <w:num w:numId="1" w16cid:durableId="876115820">
+  <w:num w:numId="1">
     <w:abstractNumId w:val="6"/>
   </w:num>
-  <w:num w:numId="2" w16cid:durableId="506790046">
+  <w:num w:numId="2">
     <w:abstractNumId w:val="5"/>
   </w:num>
-  <w:num w:numId="3" w16cid:durableId="483547446">
+  <w:num w:numId="3">
     <w:abstractNumId w:val="0"/>
   </w:num>
-  <w:num w:numId="4" w16cid:durableId="2019579648">
+  <w:num w:numId="4">
     <w:abstractNumId w:val="3"/>
   </w:num>
-  <w:num w:numId="5" w16cid:durableId="1228568882">
+  <w:num w:numId="5">
     <w:abstractNumId w:val="1"/>
   </w:num>
-  <w:num w:numId="6" w16cid:durableId="1690057165">
+  <w:num w:numId="6">
     <w:abstractNumId w:val="2"/>
   </w:num>
-  <w:num w:numId="7" w16cid:durableId="1153260046">
+  <w:num w:numId="7">
     <w:abstractNumId w:val="4"/>
   </w:num>
-  <w:num w:numId="8" w16cid:durableId="669678563">
+  <w:num w:numId="8">
     <w:abstractNumId w:val="7"/>
   </w:num>
 </w:numbering>
 </file>
 
 <file path=word/styles.xml><?xml version="1.0" encoding="utf-8"?>
-<w:styles xmlns:mc="http://schemas.openxmlformats.org/markup-compatibility/2006" xmlns:r="http://schemas.openxmlformats.org/officeDocument/2006/relationships" xmlns:w="http://schemas.openxmlformats.org/wordprocessingml/2006/main" xmlns:w14="http://schemas.microsoft.com/office/word/2010/wordml" xmlns:w15="http://schemas.microsoft.com/office/word/2012/wordml" xmlns:w16cex="http://schemas.microsoft.com/office/word/2018/wordml/cex" xmlns:w16cid="http://schemas.microsoft.com/office/word/2016/wordml/cid" xmlns:w16="http://schemas.microsoft.com/office/word/2018/wordml" xmlns:w16du="http://schemas.microsoft.com/office/word/2023/wordml/word16du" xmlns:w16sdtdh="http://schemas.microsoft.com/office/word/2020/wordml/sdtdatahash" xmlns:w16sdtfl="http://schemas.microsoft.com/office/word/2024/wordml/sdtformatlock" xmlns:w16se="http://schemas.microsoft.com/office/word/2015/wordml/symex" mc:Ignorable="w14 w15 w16se w16cid w16 w16cex w16sdtdh w16sdtfl w16du">
+<w:styles xmlns:mc="http://schemas.openxmlformats.org/markup-compatibility/2006" xmlns:r="http://schemas.openxmlformats.org/officeDocument/2006/relationships" xmlns:w="http://schemas.openxmlformats.org/wordprocessingml/2006/main" xmlns:w14="http://schemas.microsoft.com/office/word/2010/wordml" xmlns:w15="http://schemas.microsoft.com/office/word/2012/wordml" xmlns:w16se="http://schemas.microsoft.com/office/word/2015/wordml/symex" mc:Ignorable="w14 w15 w16se">
   <w:docDefaults>
     <w:rPrDefault>
       <w:rPr>
@@ -6106,7 +6360,7 @@
       </w:pPr>
     </w:pPrDefault>
   </w:docDefaults>
-  <w:latentStyles w:defLockedState="0" w:defUIPriority="99" w:defSemiHidden="0" w:defUnhideWhenUsed="0" w:defQFormat="0" w:count="376">
+  <w:latentStyles w:defLockedState="0" w:defUIPriority="99" w:defSemiHidden="0" w:defUnhideWhenUsed="0" w:defQFormat="0" w:count="371">
     <w:lsdException w:name="Normal" w:uiPriority="0" w:qFormat="1"/>
     <w:lsdException w:name="heading 1" w:uiPriority="9" w:qFormat="1"/>
     <w:lsdException w:name="heading 2" w:semiHidden="1" w:uiPriority="9" w:unhideWhenUsed="1" w:qFormat="1"/>
@@ -6478,11 +6732,6 @@
     <w:lsdException w:name="List Table 5 Dark Accent 6" w:uiPriority="50"/>
     <w:lsdException w:name="List Table 6 Colorful Accent 6" w:uiPriority="51"/>
     <w:lsdException w:name="List Table 7 Colorful Accent 6" w:uiPriority="52"/>
-    <w:lsdException w:name="Mention" w:semiHidden="1" w:unhideWhenUsed="1"/>
-    <w:lsdException w:name="Smart Hyperlink" w:semiHidden="1" w:unhideWhenUsed="1"/>
-    <w:lsdException w:name="Hashtag" w:semiHidden="1" w:unhideWhenUsed="1"/>
-    <w:lsdException w:name="Unresolved Mention" w:semiHidden="1" w:unhideWhenUsed="1"/>
-    <w:lsdException w:name="Smart Link" w:semiHidden="1" w:unhideWhenUsed="1"/>
   </w:latentStyles>
   <w:style w:type="paragraph" w:default="1" w:styleId="Normal">
     <w:name w:val="Normal"/>

--- a/modelos/Contrato_Foro_Autor_3.docx
+++ b/modelos/Contrato_Foro_Autor_3.docx
@@ -1,6 +1,6 @@
 
 <file path=word/document.xml><?xml version="1.0" encoding="utf-8"?>
-<w:document xmlns:wpc="http://schemas.microsoft.com/office/word/2010/wordprocessingCanvas" xmlns:cx="http://schemas.microsoft.com/office/drawing/2014/chartex" xmlns:mc="http://schemas.openxmlformats.org/markup-compatibility/2006" xmlns:o="urn:schemas-microsoft-com:office:office" xmlns:r="http://schemas.openxmlformats.org/officeDocument/2006/relationships" xmlns:m="http://schemas.openxmlformats.org/officeDocument/2006/math" xmlns:v="urn:schemas-microsoft-com:vml" xmlns:wp14="http://schemas.microsoft.com/office/word/2010/wordprocessingDrawing" xmlns:wp="http://schemas.openxmlformats.org/drawingml/2006/wordprocessingDrawing" xmlns:w10="urn:schemas-microsoft-com:office:word" xmlns:w="http://schemas.openxmlformats.org/wordprocessingml/2006/main" xmlns:w14="http://schemas.microsoft.com/office/word/2010/wordml" xmlns:w15="http://schemas.microsoft.com/office/word/2012/wordml" xmlns:w16se="http://schemas.microsoft.com/office/word/2015/wordml/symex" xmlns:wpg="http://schemas.microsoft.com/office/word/2010/wordprocessingGroup" xmlns:wpi="http://schemas.microsoft.com/office/word/2010/wordprocessingInk" xmlns:wne="http://schemas.microsoft.com/office/word/2006/wordml" xmlns:wps="http://schemas.microsoft.com/office/word/2010/wordprocessingShape" mc:Ignorable="w14 w15 w16se wp14">
+<w:document xmlns:wpc="http://schemas.microsoft.com/office/word/2010/wordprocessingCanvas" xmlns:cx="http://schemas.microsoft.com/office/drawing/2014/chartex" xmlns:cx1="http://schemas.microsoft.com/office/drawing/2015/9/8/chartex" xmlns:cx2="http://schemas.microsoft.com/office/drawing/2015/10/21/chartex" xmlns:cx3="http://schemas.microsoft.com/office/drawing/2016/5/9/chartex" xmlns:cx4="http://schemas.microsoft.com/office/drawing/2016/5/10/chartex" xmlns:cx5="http://schemas.microsoft.com/office/drawing/2016/5/11/chartex" xmlns:cx6="http://schemas.microsoft.com/office/drawing/2016/5/12/chartex" xmlns:cx7="http://schemas.microsoft.com/office/drawing/2016/5/13/chartex" xmlns:cx8="http://schemas.microsoft.com/office/drawing/2016/5/14/chartex" xmlns:mc="http://schemas.openxmlformats.org/markup-compatibility/2006" xmlns:aink="http://schemas.microsoft.com/office/drawing/2016/ink" xmlns:am3d="http://schemas.microsoft.com/office/drawing/2017/model3d" xmlns:o="urn:schemas-microsoft-com:office:office" xmlns:oel="http://schemas.microsoft.com/office/2019/extlst" xmlns:r="http://schemas.openxmlformats.org/officeDocument/2006/relationships" xmlns:m="http://schemas.openxmlformats.org/officeDocument/2006/math" xmlns:v="urn:schemas-microsoft-com:vml" xmlns:wp14="http://schemas.microsoft.com/office/word/2010/wordprocessingDrawing" xmlns:wp="http://schemas.openxmlformats.org/drawingml/2006/wordprocessingDrawing" xmlns:w10="urn:schemas-microsoft-com:office:word" xmlns:w="http://schemas.openxmlformats.org/wordprocessingml/2006/main" xmlns:w14="http://schemas.microsoft.com/office/word/2010/wordml" xmlns:w15="http://schemas.microsoft.com/office/word/2012/wordml" xmlns:w16cex="http://schemas.microsoft.com/office/word/2018/wordml/cex" xmlns:w16cid="http://schemas.microsoft.com/office/word/2016/wordml/cid" xmlns:w16="http://schemas.microsoft.com/office/word/2018/wordml" xmlns:w16du="http://schemas.microsoft.com/office/word/2023/wordml/word16du" xmlns:w16sdtdh="http://schemas.microsoft.com/office/word/2020/wordml/sdtdatahash" xmlns:w16sdtfl="http://schemas.microsoft.com/office/word/2024/wordml/sdtformatlock" xmlns:w16se="http://schemas.microsoft.com/office/word/2015/wordml/symex" xmlns:wpg="http://schemas.microsoft.com/office/word/2010/wordprocessingGroup" xmlns:wpi="http://schemas.microsoft.com/office/word/2010/wordprocessingInk" xmlns:wne="http://schemas.microsoft.com/office/word/2006/wordml" xmlns:wps="http://schemas.microsoft.com/office/word/2010/wordprocessingShape" mc:Ignorable="w14 w15 w16se w16cid w16 w16cex w16sdtdh w16sdtfl w16du wp14">
   <w:body>
     <w:p>
       <w:pPr>
@@ -13,47 +13,13 @@
         <w:t xml:space="preserve">AO JUÍZO DA ... VARA CÍVEL DA COMARCA DA CIDADE DE </w:t>
       </w:r>
       <w:r>
-        <w:rPr>
-          <w:color w:val="00B050"/>
-        </w:rPr>
-        <w:t>{{</w:t>
-      </w:r>
-      <w:proofErr w:type="spellStart"/>
-      <w:r>
-        <w:rPr>
-          <w:color w:val="00B050"/>
-        </w:rPr>
-        <w:t>cidade_comarca</w:t>
-      </w:r>
-      <w:proofErr w:type="spellEnd"/>
-      <w:r>
-        <w:rPr>
-          <w:color w:val="00B050"/>
-        </w:rPr>
-        <w:t>}}</w:t>
-      </w:r>
-      <w:r>
-        <w:t xml:space="preserve">, ESTADO DE </w:t>
-      </w:r>
-      <w:r>
-        <w:rPr>
-          <w:color w:val="00B050"/>
-        </w:rPr>
-        <w:t>{{</w:t>
-      </w:r>
-      <w:proofErr w:type="spellStart"/>
-      <w:r>
-        <w:rPr>
-          <w:color w:val="00B050"/>
-        </w:rPr>
-        <w:t>estado_comarca</w:t>
-      </w:r>
-      <w:proofErr w:type="spellEnd"/>
-      <w:r>
-        <w:rPr>
-          <w:color w:val="00B050"/>
-        </w:rPr>
-        <w:t>}}</w:t>
+        <w:t>{{CIDADE_AUTOR}}</w:t>
+      </w:r>
+      <w:r>
+        <w:t xml:space="preserve"> ESTADO DE </w:t>
+      </w:r>
+      <w:r>
+        <w:t>{{ESTADO_AUTOR}}</w:t>
       </w:r>
     </w:p>
     <w:p>
@@ -74,21 +40,12 @@
           <w:color w:val="FF0000"/>
         </w:rPr>
       </w:pPr>
-      <w:proofErr w:type="gramStart"/>
       <w:r>
         <w:rPr>
           <w:b/>
           <w:color w:val="FF0000"/>
         </w:rPr>
-        <w:t xml:space="preserve">{  </w:t>
-      </w:r>
-      <w:proofErr w:type="gramEnd"/>
-      <w:r>
-        <w:rPr>
-          <w:b/>
-          <w:color w:val="FF0000"/>
-        </w:rPr>
-        <w:t xml:space="preserve">                                                                   </w:t>
+        <w:t xml:space="preserve">{                                                                     </w:t>
       </w:r>
       <w:r>
         <w:rPr>
@@ -1034,10 +991,7 @@
         <w:t>, requer-se o deferimento do benefício da gratuidade da justiça, de forma a garantir o pleno acesso ao Judiciário e a efetiva tutela de seus direitos, sem que isso implique em sacrifício econômico desproporcional ou atentatório à dignidade da parte requerente.</w:t>
       </w:r>
     </w:p>
-    <w:p>
-      <w:bookmarkStart w:id="1" w:name="_GoBack"/>
-      <w:bookmarkEnd w:id="1"/>
-    </w:p>
+    <w:p/>
     <w:p>
       <w:pPr>
         <w:pStyle w:val="Ttulo2"/>
@@ -1150,7 +1104,6 @@
         <w:t>beneficios</w:t>
       </w:r>
       <w:proofErr w:type="spellEnd"/>
-      <w:proofErr w:type="gramStart"/>
       <w:r>
         <w:rPr>
           <w:color w:val="00B050"/>
@@ -1167,11 +1120,7 @@
         <w:t xml:space="preserve"> </w:t>
       </w:r>
       <w:r>
-        <w:t>comprometem</w:t>
-      </w:r>
-      <w:proofErr w:type="gramEnd"/>
-      <w:r>
-        <w:t xml:space="preserve"> o equivalente a </w:t>
+        <w:t xml:space="preserve">comprometem o equivalente a </w:t>
       </w:r>
       <w:r>
         <w:t>{{</w:t>
@@ -1250,7 +1199,6 @@
         </w:rPr>
         <w:t xml:space="preserve"> </w:t>
       </w:r>
-      <w:proofErr w:type="gramStart"/>
       <w:r>
         <w:rPr>
           <w:b/>
@@ -1258,17 +1206,7 @@
           <w:sz w:val="24"/>
           <w:szCs w:val="24"/>
         </w:rPr>
-        <w:t>Nº{</w:t>
-      </w:r>
-      <w:proofErr w:type="gramEnd"/>
-      <w:r>
-        <w:rPr>
-          <w:b/>
-          <w:color w:val="00B050"/>
-          <w:sz w:val="24"/>
-          <w:szCs w:val="24"/>
-        </w:rPr>
-        <w:t>{NUMERO_CONTRATO</w:t>
+        <w:t>Nº{{NUMERO_CONTRATO</w:t>
       </w:r>
       <w:r>
         <w:rPr>
@@ -1382,16 +1320,11 @@
         <w:t xml:space="preserve">Taxa de juros aplicada: </w:t>
       </w:r>
       <w:r>
-        <w:t>{{emprestimos_0_taxa</w:t>
-      </w:r>
-      <w:proofErr w:type="gramStart"/>
-      <w:r>
-        <w:t>}}</w:t>
+        <w:t>{{emprestimos_0_taxa}}</w:t>
       </w:r>
       <w:r>
         <w:t>%</w:t>
       </w:r>
-      <w:proofErr w:type="gramEnd"/>
     </w:p>
     <w:p>
       <w:pPr>
@@ -1403,13 +1336,8 @@
         <w:t xml:space="preserve">O contrato em apreciação apresenta taxa de juros mensal fixada em </w:t>
       </w:r>
       <w:r>
-        <w:t>{{emprestimos_0_taxa</w:t>
-      </w:r>
-      <w:proofErr w:type="gramStart"/>
-      <w:r>
-        <w:t>}}%</w:t>
-      </w:r>
-      <w:proofErr w:type="gramEnd"/>
+        <w:t>{{emprestimos_0_taxa}}%</w:t>
+      </w:r>
       <w:r>
         <w:t xml:space="preserve">a.m., o que gerou à parte requerente uma dívida correspondente a </w:t>
       </w:r>
@@ -1824,9 +1752,9 @@
           <w:sz w:val="24"/>
           <w:szCs w:val="24"/>
         </w:rPr>
-        <w:t>N</w:t>
-      </w:r>
-      <w:proofErr w:type="gramStart"/>
+        <w:t>N°</w:t>
+      </w:r>
+      <w:proofErr w:type="spellEnd"/>
       <w:r>
         <w:rPr>
           <w:b/>
@@ -1834,27 +1762,7 @@
           <w:sz w:val="24"/>
           <w:szCs w:val="24"/>
         </w:rPr>
-        <w:t>°</w:t>
-      </w:r>
-      <w:proofErr w:type="spellEnd"/>
-      <w:r>
-        <w:rPr>
-          <w:b/>
-          <w:color w:val="00B050"/>
-          <w:sz w:val="24"/>
-          <w:szCs w:val="24"/>
-        </w:rPr>
-        <w:t>{</w:t>
-      </w:r>
-      <w:proofErr w:type="gramEnd"/>
-      <w:r>
-        <w:rPr>
-          <w:b/>
-          <w:color w:val="00B050"/>
-          <w:sz w:val="24"/>
-          <w:szCs w:val="24"/>
-        </w:rPr>
-        <w:t>{NUMERO_CONTRATO</w:t>
+        <w:t>{{NUMERO_CONTRATO</w:t>
       </w:r>
       <w:r>
         <w:rPr>
@@ -1965,43 +1873,36 @@
         <w:t>1</w:t>
       </w:r>
       <w:r>
+        <w:t>_taxa}}%</w:t>
+      </w:r>
+    </w:p>
+    <w:p>
+      <w:pPr>
+        <w:ind w:left="1440" w:firstLine="0"/>
+      </w:pPr>
+    </w:p>
+    <w:p>
+      <w:r>
+        <w:t xml:space="preserve">O contrato em apreciação apresenta taxa de juros mensal fixada em </w:t>
+      </w:r>
+      <w:r>
+        <w:t>{{</w:t>
+      </w:r>
+      <w:r>
+        <w:t>emprestimos_</w:t>
+      </w:r>
+      <w:r>
+        <w:t>1</w:t>
+      </w:r>
+      <w:r>
         <w:t>_taxa</w:t>
       </w:r>
-      <w:proofErr w:type="gramStart"/>
-      <w:r>
-        <w:t>}}%</w:t>
-      </w:r>
-      <w:proofErr w:type="gramEnd"/>
-    </w:p>
-    <w:p>
-      <w:pPr>
-        <w:ind w:left="1440" w:firstLine="0"/>
-      </w:pPr>
-    </w:p>
-    <w:p>
-      <w:r>
-        <w:t xml:space="preserve">O contrato em apreciação apresenta taxa de juros mensal fixada em </w:t>
-      </w:r>
-      <w:r>
-        <w:t>{{</w:t>
-      </w:r>
-      <w:r>
-        <w:t>emprestimos_</w:t>
-      </w:r>
-      <w:r>
-        <w:t>1</w:t>
-      </w:r>
-      <w:r>
-        <w:t>_taxa</w:t>
-      </w:r>
-      <w:proofErr w:type="gramStart"/>
       <w:r>
         <w:t>}}</w:t>
       </w:r>
       <w:r>
         <w:t>%</w:t>
       </w:r>
-      <w:proofErr w:type="gramEnd"/>
       <w:r>
         <w:t>a.m</w:t>
       </w:r>
@@ -2453,9 +2354,9 @@
           <w:sz w:val="24"/>
           <w:szCs w:val="24"/>
         </w:rPr>
-        <w:t>N</w:t>
-      </w:r>
-      <w:proofErr w:type="gramStart"/>
+        <w:t>N°</w:t>
+      </w:r>
+      <w:proofErr w:type="spellEnd"/>
       <w:r>
         <w:rPr>
           <w:b/>
@@ -2463,27 +2364,7 @@
           <w:sz w:val="24"/>
           <w:szCs w:val="24"/>
         </w:rPr>
-        <w:t>°</w:t>
-      </w:r>
-      <w:proofErr w:type="spellEnd"/>
-      <w:r>
-        <w:rPr>
-          <w:b/>
-          <w:color w:val="00B050"/>
-          <w:sz w:val="24"/>
-          <w:szCs w:val="24"/>
-        </w:rPr>
-        <w:t>{</w:t>
-      </w:r>
-      <w:proofErr w:type="gramEnd"/>
-      <w:r>
-        <w:rPr>
-          <w:b/>
-          <w:color w:val="00B050"/>
-          <w:sz w:val="24"/>
-          <w:szCs w:val="24"/>
-        </w:rPr>
-        <w:t>{NUMERO_CONTRATO</w:t>
+        <w:t>{{NUMERO_CONTRATO</w:t>
       </w:r>
       <w:r>
         <w:rPr>
@@ -2595,40 +2476,33 @@
         <w:t>{{emprestimos_2</w:t>
       </w:r>
       <w:r>
+        <w:t>_taxa}}%</w:t>
+      </w:r>
+    </w:p>
+    <w:p>
+      <w:pPr>
+        <w:ind w:left="1440" w:firstLine="0"/>
+      </w:pPr>
+    </w:p>
+    <w:p>
+      <w:r>
+        <w:t xml:space="preserve">O contrato em apreciação apresenta taxa de juros mensal fixada em </w:t>
+      </w:r>
+      <w:r>
+        <w:t>{{</w:t>
+      </w:r>
+      <w:r>
+        <w:t>emprestimos_2</w:t>
+      </w:r>
+      <w:r>
         <w:t>_taxa</w:t>
       </w:r>
-      <w:proofErr w:type="gramStart"/>
-      <w:r>
-        <w:t>}}%</w:t>
-      </w:r>
-      <w:proofErr w:type="gramEnd"/>
-    </w:p>
-    <w:p>
-      <w:pPr>
-        <w:ind w:left="1440" w:firstLine="0"/>
-      </w:pPr>
-    </w:p>
-    <w:p>
-      <w:r>
-        <w:t xml:space="preserve">O contrato em apreciação apresenta taxa de juros mensal fixada em </w:t>
-      </w:r>
-      <w:r>
-        <w:t>{{</w:t>
-      </w:r>
-      <w:r>
-        <w:t>emprestimos_2</w:t>
-      </w:r>
-      <w:r>
-        <w:t>_taxa</w:t>
-      </w:r>
-      <w:proofErr w:type="gramStart"/>
       <w:r>
         <w:t>}}</w:t>
       </w:r>
       <w:r>
         <w:t>%</w:t>
       </w:r>
-      <w:proofErr w:type="gramEnd"/>
       <w:r>
         <w:t>a.m</w:t>
       </w:r>
@@ -3333,19 +3207,8 @@
           <w:sz w:val="22"/>
           <w:szCs w:val="22"/>
         </w:rPr>
-        <w:t xml:space="preserve">“É admitida a revisão das taxas de juros remuneratórios em situações excepcionais, desde que caracterizada a relação de consumo e que a abusividade capaz de colocar o consumidor em desvantagem exagerada (art. 51, §1 º, do CDC) fique cabalmente demonstrada, ante às peculiaridades do julgamento em </w:t>
-      </w:r>
-      <w:proofErr w:type="gramStart"/>
-      <w:r>
-        <w:rPr>
-          <w:i/>
-          <w:iCs/>
-          <w:sz w:val="22"/>
-          <w:szCs w:val="22"/>
-        </w:rPr>
-        <w:t>concreto.”</w:t>
-      </w:r>
-      <w:proofErr w:type="gramEnd"/>
+        <w:t>“É admitida a revisão das taxas de juros remuneratórios em situações excepcionais, desde que caracterizada a relação de consumo e que a abusividade capaz de colocar o consumidor em desvantagem exagerada (art. 51, §1 º, do CDC) fique cabalmente demonstrada, ante às peculiaridades do julgamento em concreto.”</w:t>
+      </w:r>
     </w:p>
     <w:p/>
     <w:p>
@@ -3442,16 +3305,11 @@
       <w:r>
         <w:t>emprestimos_0_taxa_media</w:t>
       </w:r>
-      <w:proofErr w:type="gramStart"/>
       <w:r>
         <w:t>}}</w:t>
       </w:r>
       <w:r>
-        <w:t>%</w:t>
-      </w:r>
-      <w:proofErr w:type="gramEnd"/>
-      <w:r>
-        <w:t xml:space="preserve"> a.m.</w:t>
+        <w:t>% a.m.</w:t>
       </w:r>
       <w:r>
         <w:t xml:space="preserve">, </w:t>
@@ -3580,15 +3438,7 @@
         </w:rPr>
       </w:pPr>
       <w:r>
-        <w:t xml:space="preserve">Tal discrepância de valores é evidência clara de abusividade na fixação das taxas de juros cobradas pela requerida, o que viola o princípio da boa-fé objetiva, previsto no artigo 422 do Código Civil. Conforme leciona Pablo </w:t>
-      </w:r>
-      <w:proofErr w:type="spellStart"/>
-      <w:r>
-        <w:t>Stolze</w:t>
-      </w:r>
-      <w:proofErr w:type="spellEnd"/>
-      <w:r>
-        <w:t xml:space="preserve"> </w:t>
+        <w:t xml:space="preserve">Tal discrepância de valores é evidência clara de abusividade na fixação das taxas de juros cobradas pela requerida, o que viola o princípio da boa-fé objetiva, previsto no artigo 422 do Código Civil. Conforme leciona Pablo Stolze </w:t>
       </w:r>
       <w:proofErr w:type="spellStart"/>
       <w:r>
@@ -3774,31 +3624,17 @@
           <w:szCs w:val="22"/>
           <w:u w:val="single"/>
         </w:rPr>
-        <w:t xml:space="preserve">cabível quando a cobrança indevida consubstanciar conduta contrária à boa-fé objetiva, ou seja, deve ocorrer independentemente da natureza do elemento </w:t>
-      </w:r>
-      <w:proofErr w:type="gramStart"/>
-      <w:r>
-        <w:rPr>
-          <w:b/>
-          <w:bCs/>
+        <w:t>cabível quando a cobrança indevida consubstanciar conduta contrária à boa-fé objetiva, ou seja, deve ocorrer independentemente da natureza do elemento volitivo</w:t>
+      </w:r>
+      <w:r>
+        <w:rPr>
           <w:i/>
           <w:iCs/>
           <w:sz w:val="22"/>
           <w:szCs w:val="22"/>
-          <w:u w:val="single"/>
-        </w:rPr>
-        <w:t>volitivo</w:t>
-      </w:r>
-      <w:r>
-        <w:rPr>
-          <w:i/>
-          <w:iCs/>
-          <w:sz w:val="22"/>
-          <w:szCs w:val="22"/>
         </w:rPr>
         <w:t>.”</w:t>
       </w:r>
-      <w:proofErr w:type="gramEnd"/>
     </w:p>
     <w:p>
       <w:pPr>
@@ -4586,9 +4422,17 @@
           <w:u w:val="single"/>
         </w:rPr>
         <w:lastRenderedPageBreak/>
-        <w:t xml:space="preserve">de grande relevância para prevenir o superendividamento dos tomadores de </w:t>
-      </w:r>
-      <w:proofErr w:type="gramStart"/>
+        <w:t>de grande relevância para prevenir o superendividamento dos tomadores de empréstimos.</w:t>
+      </w:r>
+      <w:r>
+        <w:rPr>
+          <w:i/>
+          <w:iCs/>
+          <w:sz w:val="22"/>
+          <w:szCs w:val="22"/>
+        </w:rPr>
+        <w:t>”</w:t>
+      </w:r>
       <w:r>
         <w:rPr>
           <w:b/>
@@ -4597,9 +4441,8 @@
           <w:iCs/>
           <w:sz w:val="22"/>
           <w:szCs w:val="22"/>
-          <w:u w:val="single"/>
-        </w:rPr>
-        <w:t>empréstimos.</w:t>
+        </w:rPr>
+        <w:t xml:space="preserve"> </w:t>
       </w:r>
       <w:r>
         <w:rPr>
@@ -4608,48 +4451,7 @@
           <w:sz w:val="22"/>
           <w:szCs w:val="22"/>
         </w:rPr>
-        <w:t>”</w:t>
-      </w:r>
-      <w:proofErr w:type="gramEnd"/>
-      <w:r>
-        <w:rPr>
-          <w:b/>
-          <w:bCs/>
-          <w:i/>
-          <w:iCs/>
-          <w:sz w:val="22"/>
-          <w:szCs w:val="22"/>
-        </w:rPr>
-        <w:t xml:space="preserve"> </w:t>
-      </w:r>
-      <w:r>
-        <w:rPr>
-          <w:i/>
-          <w:iCs/>
-          <w:sz w:val="22"/>
-          <w:szCs w:val="22"/>
-        </w:rPr>
-        <w:t>(</w:t>
-      </w:r>
-      <w:proofErr w:type="gramStart"/>
-      <w:r>
-        <w:rPr>
-          <w:i/>
-          <w:iCs/>
-          <w:sz w:val="22"/>
-          <w:szCs w:val="22"/>
-        </w:rPr>
-        <w:t>grifo</w:t>
-      </w:r>
-      <w:proofErr w:type="gramEnd"/>
-      <w:r>
-        <w:rPr>
-          <w:i/>
-          <w:iCs/>
-          <w:sz w:val="22"/>
-          <w:szCs w:val="22"/>
-        </w:rPr>
-        <w:t xml:space="preserve"> nosso).</w:t>
+        <w:t>(grifo nosso).</w:t>
       </w:r>
     </w:p>
     <w:p/>
@@ -5070,8 +4872,8 @@
         <w:ind w:firstLine="0"/>
         <w:jc w:val="center"/>
       </w:pPr>
-      <w:bookmarkStart w:id="2" w:name="_heading=h.gjdgxs" w:colFirst="0" w:colLast="0"/>
-      <w:bookmarkEnd w:id="2"/>
+      <w:bookmarkStart w:id="1" w:name="_heading=h.gjdgxs" w:colFirst="0" w:colLast="0"/>
+      <w:bookmarkEnd w:id="1"/>
       <w:r>
         <w:t>Nestes termos,</w:t>
       </w:r>
@@ -5095,32 +4897,35 @@
       <w:pPr>
         <w:ind w:firstLine="0"/>
         <w:jc w:val="center"/>
-      </w:pPr>
-      <w:r>
         <w:rPr>
           <w:color w:val="00B050"/>
         </w:rPr>
-        <w:t>{{FORO</w:t>
-      </w:r>
-      <w:proofErr w:type="gramStart"/>
+      </w:pPr>
       <w:r>
         <w:rPr>
           <w:color w:val="00B050"/>
         </w:rPr>
+        <w:t>{{</w:t>
+      </w:r>
+      <w:proofErr w:type="spellStart"/>
+      <w:r>
+        <w:rPr>
+          <w:color w:val="00B050"/>
+        </w:rPr>
+        <w:t>cidade_comarca</w:t>
+      </w:r>
+      <w:proofErr w:type="spellEnd"/>
+      <w:r>
+        <w:rPr>
+          <w:color w:val="00B050"/>
+        </w:rPr>
         <w:t>}}</w:t>
       </w:r>
       <w:r>
         <w:t>/</w:t>
       </w:r>
-      <w:proofErr w:type="gramEnd"/>
-      <w:r>
-        <w:rPr>
-          <w:color w:val="00B050"/>
-        </w:rPr>
-        <w:t>{{ESTADO}}</w:t>
-      </w:r>
-      <w:r>
-        <w:t xml:space="preserve">, </w:t>
+      <w:r>
+        <w:t>{{ESTADO_AUTOR}}</w:t>
       </w:r>
       <w:r>
         <w:rPr>
@@ -5134,41 +4939,27 @@
         <w:ind w:firstLine="0"/>
         <w:jc w:val="center"/>
         <w:rPr>
-          <w:smallCaps/>
-        </w:rPr>
-      </w:pPr>
+          <w:b/>
+        </w:rPr>
+      </w:pPr>
+      <w:r>
+        <w:rPr>
+          <w:b/>
+        </w:rPr>
+        <w:t>Guilherme Esteves dos Santos Moraes</w:t>
+      </w:r>
     </w:p>
     <w:p>
       <w:pPr>
         <w:ind w:firstLine="0"/>
         <w:jc w:val="center"/>
         <w:rPr>
-          <w:b/>
-        </w:rPr>
-      </w:pPr>
-      <w:r>
-        <w:rPr>
-          <w:b/>
-        </w:rPr>
-        <w:t>Guilherme Esteves dos Santos Moraes</w:t>
-      </w:r>
-    </w:p>
-    <w:p>
-      <w:pPr>
-        <w:ind w:firstLine="0"/>
-        <w:jc w:val="center"/>
-        <w:rPr>
           <w:color w:val="00B050"/>
           <w:u w:val="single"/>
         </w:rPr>
       </w:pPr>
       <w:r>
-        <w:lastRenderedPageBreak/>
-        <w:t>OAB</w:t>
-      </w:r>
-      <w:proofErr w:type="gramStart"/>
-      <w:r>
-        <w:t>/</w:t>
+        <w:t>OAB/</w:t>
       </w:r>
       <w:r>
         <w:rPr>
@@ -5176,7 +4967,6 @@
         </w:rPr>
         <w:t>{</w:t>
       </w:r>
-      <w:proofErr w:type="gramEnd"/>
       <w:r>
         <w:rPr>
           <w:color w:val="00B050"/>
@@ -5255,7 +5045,7 @@
 </file>
 
 <file path=word/endnotes.xml><?xml version="1.0" encoding="utf-8"?>
-<w:endnotes xmlns:wpc="http://schemas.microsoft.com/office/word/2010/wordprocessingCanvas" xmlns:cx="http://schemas.microsoft.com/office/drawing/2014/chartex" xmlns:mc="http://schemas.openxmlformats.org/markup-compatibility/2006" xmlns:o="urn:schemas-microsoft-com:office:office" xmlns:r="http://schemas.openxmlformats.org/officeDocument/2006/relationships" xmlns:m="http://schemas.openxmlformats.org/officeDocument/2006/math" xmlns:v="urn:schemas-microsoft-com:vml" xmlns:wp14="http://schemas.microsoft.com/office/word/2010/wordprocessingDrawing" xmlns:wp="http://schemas.openxmlformats.org/drawingml/2006/wordprocessingDrawing" xmlns:w10="urn:schemas-microsoft-com:office:word" xmlns:w="http://schemas.openxmlformats.org/wordprocessingml/2006/main" xmlns:w14="http://schemas.microsoft.com/office/word/2010/wordml" xmlns:w15="http://schemas.microsoft.com/office/word/2012/wordml" xmlns:w16se="http://schemas.microsoft.com/office/word/2015/wordml/symex" xmlns:wpg="http://schemas.microsoft.com/office/word/2010/wordprocessingGroup" xmlns:wpi="http://schemas.microsoft.com/office/word/2010/wordprocessingInk" xmlns:wne="http://schemas.microsoft.com/office/word/2006/wordml" xmlns:wps="http://schemas.microsoft.com/office/word/2010/wordprocessingShape" mc:Ignorable="w14 w15 w16se wp14">
+<w:endnotes xmlns:wpc="http://schemas.microsoft.com/office/word/2010/wordprocessingCanvas" xmlns:cx="http://schemas.microsoft.com/office/drawing/2014/chartex" xmlns:cx1="http://schemas.microsoft.com/office/drawing/2015/9/8/chartex" xmlns:cx2="http://schemas.microsoft.com/office/drawing/2015/10/21/chartex" xmlns:cx3="http://schemas.microsoft.com/office/drawing/2016/5/9/chartex" xmlns:cx4="http://schemas.microsoft.com/office/drawing/2016/5/10/chartex" xmlns:cx5="http://schemas.microsoft.com/office/drawing/2016/5/11/chartex" xmlns:cx6="http://schemas.microsoft.com/office/drawing/2016/5/12/chartex" xmlns:cx7="http://schemas.microsoft.com/office/drawing/2016/5/13/chartex" xmlns:cx8="http://schemas.microsoft.com/office/drawing/2016/5/14/chartex" xmlns:mc="http://schemas.openxmlformats.org/markup-compatibility/2006" xmlns:aink="http://schemas.microsoft.com/office/drawing/2016/ink" xmlns:am3d="http://schemas.microsoft.com/office/drawing/2017/model3d" xmlns:o="urn:schemas-microsoft-com:office:office" xmlns:oel="http://schemas.microsoft.com/office/2019/extlst" xmlns:r="http://schemas.openxmlformats.org/officeDocument/2006/relationships" xmlns:m="http://schemas.openxmlformats.org/officeDocument/2006/math" xmlns:v="urn:schemas-microsoft-com:vml" xmlns:wp14="http://schemas.microsoft.com/office/word/2010/wordprocessingDrawing" xmlns:wp="http://schemas.openxmlformats.org/drawingml/2006/wordprocessingDrawing" xmlns:w10="urn:schemas-microsoft-com:office:word" xmlns:w="http://schemas.openxmlformats.org/wordprocessingml/2006/main" xmlns:w14="http://schemas.microsoft.com/office/word/2010/wordml" xmlns:w15="http://schemas.microsoft.com/office/word/2012/wordml" xmlns:w16cex="http://schemas.microsoft.com/office/word/2018/wordml/cex" xmlns:w16cid="http://schemas.microsoft.com/office/word/2016/wordml/cid" xmlns:w16="http://schemas.microsoft.com/office/word/2018/wordml" xmlns:w16du="http://schemas.microsoft.com/office/word/2023/wordml/word16du" xmlns:w16sdtdh="http://schemas.microsoft.com/office/word/2020/wordml/sdtdatahash" xmlns:w16sdtfl="http://schemas.microsoft.com/office/word/2024/wordml/sdtformatlock" xmlns:w16se="http://schemas.microsoft.com/office/word/2015/wordml/symex" xmlns:wpg="http://schemas.microsoft.com/office/word/2010/wordprocessingGroup" xmlns:wpi="http://schemas.microsoft.com/office/word/2010/wordprocessingInk" xmlns:wne="http://schemas.microsoft.com/office/word/2006/wordml" xmlns:wps="http://schemas.microsoft.com/office/word/2010/wordprocessingShape" mc:Ignorable="w14 w15 w16se w16cid w16 w16cex w16sdtdh w16sdtfl w16du wp14">
   <w:endnote w:type="separator" w:id="-1">
     <w:p>
       <w:pPr>
@@ -5280,7 +5070,7 @@
 </file>
 
 <file path=word/footer1.xml><?xml version="1.0" encoding="utf-8"?>
-<w:ftr xmlns:wpc="http://schemas.microsoft.com/office/word/2010/wordprocessingCanvas" xmlns:cx="http://schemas.microsoft.com/office/drawing/2014/chartex" xmlns:mc="http://schemas.openxmlformats.org/markup-compatibility/2006" xmlns:o="urn:schemas-microsoft-com:office:office" xmlns:r="http://schemas.openxmlformats.org/officeDocument/2006/relationships" xmlns:m="http://schemas.openxmlformats.org/officeDocument/2006/math" xmlns:v="urn:schemas-microsoft-com:vml" xmlns:wp14="http://schemas.microsoft.com/office/word/2010/wordprocessingDrawing" xmlns:wp="http://schemas.openxmlformats.org/drawingml/2006/wordprocessingDrawing" xmlns:w10="urn:schemas-microsoft-com:office:word" xmlns:w="http://schemas.openxmlformats.org/wordprocessingml/2006/main" xmlns:w14="http://schemas.microsoft.com/office/word/2010/wordml" xmlns:w15="http://schemas.microsoft.com/office/word/2012/wordml" xmlns:w16se="http://schemas.microsoft.com/office/word/2015/wordml/symex" xmlns:wpg="http://schemas.microsoft.com/office/word/2010/wordprocessingGroup" xmlns:wpi="http://schemas.microsoft.com/office/word/2010/wordprocessingInk" xmlns:wne="http://schemas.microsoft.com/office/word/2006/wordml" xmlns:wps="http://schemas.microsoft.com/office/word/2010/wordprocessingShape" mc:Ignorable="w14 w15 w16se wp14">
+<w:ftr xmlns:wpc="http://schemas.microsoft.com/office/word/2010/wordprocessingCanvas" xmlns:cx="http://schemas.microsoft.com/office/drawing/2014/chartex" xmlns:cx1="http://schemas.microsoft.com/office/drawing/2015/9/8/chartex" xmlns:cx2="http://schemas.microsoft.com/office/drawing/2015/10/21/chartex" xmlns:cx3="http://schemas.microsoft.com/office/drawing/2016/5/9/chartex" xmlns:cx4="http://schemas.microsoft.com/office/drawing/2016/5/10/chartex" xmlns:cx5="http://schemas.microsoft.com/office/drawing/2016/5/11/chartex" xmlns:cx6="http://schemas.microsoft.com/office/drawing/2016/5/12/chartex" xmlns:cx7="http://schemas.microsoft.com/office/drawing/2016/5/13/chartex" xmlns:cx8="http://schemas.microsoft.com/office/drawing/2016/5/14/chartex" xmlns:mc="http://schemas.openxmlformats.org/markup-compatibility/2006" xmlns:aink="http://schemas.microsoft.com/office/drawing/2016/ink" xmlns:am3d="http://schemas.microsoft.com/office/drawing/2017/model3d" xmlns:o="urn:schemas-microsoft-com:office:office" xmlns:oel="http://schemas.microsoft.com/office/2019/extlst" xmlns:r="http://schemas.openxmlformats.org/officeDocument/2006/relationships" xmlns:m="http://schemas.openxmlformats.org/officeDocument/2006/math" xmlns:v="urn:schemas-microsoft-com:vml" xmlns:wp14="http://schemas.microsoft.com/office/word/2010/wordprocessingDrawing" xmlns:wp="http://schemas.openxmlformats.org/drawingml/2006/wordprocessingDrawing" xmlns:w10="urn:schemas-microsoft-com:office:word" xmlns:w="http://schemas.openxmlformats.org/wordprocessingml/2006/main" xmlns:w14="http://schemas.microsoft.com/office/word/2010/wordml" xmlns:w15="http://schemas.microsoft.com/office/word/2012/wordml" xmlns:w16cex="http://schemas.microsoft.com/office/word/2018/wordml/cex" xmlns:w16cid="http://schemas.microsoft.com/office/word/2016/wordml/cid" xmlns:w16="http://schemas.microsoft.com/office/word/2018/wordml" xmlns:w16du="http://schemas.microsoft.com/office/word/2023/wordml/word16du" xmlns:w16sdtdh="http://schemas.microsoft.com/office/word/2020/wordml/sdtdatahash" xmlns:w16sdtfl="http://schemas.microsoft.com/office/word/2024/wordml/sdtformatlock" xmlns:w16se="http://schemas.microsoft.com/office/word/2015/wordml/symex" xmlns:wpg="http://schemas.microsoft.com/office/word/2010/wordprocessingGroup" xmlns:wpi="http://schemas.microsoft.com/office/word/2010/wordprocessingInk" xmlns:wne="http://schemas.microsoft.com/office/word/2006/wordml" xmlns:wps="http://schemas.microsoft.com/office/word/2010/wordprocessingShape" mc:Ignorable="w14 w15 w16se w16cid w16 w16cex w16sdtdh w16sdtfl w16du wp14">
   <w:p>
     <w:pPr>
       <w:pBdr>
@@ -5377,7 +5167,7 @@
 </file>
 
 <file path=word/footnotes.xml><?xml version="1.0" encoding="utf-8"?>
-<w:footnotes xmlns:wpc="http://schemas.microsoft.com/office/word/2010/wordprocessingCanvas" xmlns:cx="http://schemas.microsoft.com/office/drawing/2014/chartex" xmlns:mc="http://schemas.openxmlformats.org/markup-compatibility/2006" xmlns:o="urn:schemas-microsoft-com:office:office" xmlns:r="http://schemas.openxmlformats.org/officeDocument/2006/relationships" xmlns:m="http://schemas.openxmlformats.org/officeDocument/2006/math" xmlns:v="urn:schemas-microsoft-com:vml" xmlns:wp14="http://schemas.microsoft.com/office/word/2010/wordprocessingDrawing" xmlns:wp="http://schemas.openxmlformats.org/drawingml/2006/wordprocessingDrawing" xmlns:w10="urn:schemas-microsoft-com:office:word" xmlns:w="http://schemas.openxmlformats.org/wordprocessingml/2006/main" xmlns:w14="http://schemas.microsoft.com/office/word/2010/wordml" xmlns:w15="http://schemas.microsoft.com/office/word/2012/wordml" xmlns:w16se="http://schemas.microsoft.com/office/word/2015/wordml/symex" xmlns:wpg="http://schemas.microsoft.com/office/word/2010/wordprocessingGroup" xmlns:wpi="http://schemas.microsoft.com/office/word/2010/wordprocessingInk" xmlns:wne="http://schemas.microsoft.com/office/word/2006/wordml" xmlns:wps="http://schemas.microsoft.com/office/word/2010/wordprocessingShape" mc:Ignorable="w14 w15 w16se wp14">
+<w:footnotes xmlns:wpc="http://schemas.microsoft.com/office/word/2010/wordprocessingCanvas" xmlns:cx="http://schemas.microsoft.com/office/drawing/2014/chartex" xmlns:cx1="http://schemas.microsoft.com/office/drawing/2015/9/8/chartex" xmlns:cx2="http://schemas.microsoft.com/office/drawing/2015/10/21/chartex" xmlns:cx3="http://schemas.microsoft.com/office/drawing/2016/5/9/chartex" xmlns:cx4="http://schemas.microsoft.com/office/drawing/2016/5/10/chartex" xmlns:cx5="http://schemas.microsoft.com/office/drawing/2016/5/11/chartex" xmlns:cx6="http://schemas.microsoft.com/office/drawing/2016/5/12/chartex" xmlns:cx7="http://schemas.microsoft.com/office/drawing/2016/5/13/chartex" xmlns:cx8="http://schemas.microsoft.com/office/drawing/2016/5/14/chartex" xmlns:mc="http://schemas.openxmlformats.org/markup-compatibility/2006" xmlns:aink="http://schemas.microsoft.com/office/drawing/2016/ink" xmlns:am3d="http://schemas.microsoft.com/office/drawing/2017/model3d" xmlns:o="urn:schemas-microsoft-com:office:office" xmlns:oel="http://schemas.microsoft.com/office/2019/extlst" xmlns:r="http://schemas.openxmlformats.org/officeDocument/2006/relationships" xmlns:m="http://schemas.openxmlformats.org/officeDocument/2006/math" xmlns:v="urn:schemas-microsoft-com:vml" xmlns:wp14="http://schemas.microsoft.com/office/word/2010/wordprocessingDrawing" xmlns:wp="http://schemas.openxmlformats.org/drawingml/2006/wordprocessingDrawing" xmlns:w10="urn:schemas-microsoft-com:office:word" xmlns:w="http://schemas.openxmlformats.org/wordprocessingml/2006/main" xmlns:w14="http://schemas.microsoft.com/office/word/2010/wordml" xmlns:w15="http://schemas.microsoft.com/office/word/2012/wordml" xmlns:w16cex="http://schemas.microsoft.com/office/word/2018/wordml/cex" xmlns:w16cid="http://schemas.microsoft.com/office/word/2016/wordml/cid" xmlns:w16="http://schemas.microsoft.com/office/word/2018/wordml" xmlns:w16du="http://schemas.microsoft.com/office/word/2023/wordml/word16du" xmlns:w16sdtdh="http://schemas.microsoft.com/office/word/2020/wordml/sdtdatahash" xmlns:w16sdtfl="http://schemas.microsoft.com/office/word/2024/wordml/sdtformatlock" xmlns:w16se="http://schemas.microsoft.com/office/word/2015/wordml/symex" xmlns:wpg="http://schemas.microsoft.com/office/word/2010/wordprocessingGroup" xmlns:wpi="http://schemas.microsoft.com/office/word/2010/wordprocessingInk" xmlns:wne="http://schemas.microsoft.com/office/word/2006/wordml" xmlns:wps="http://schemas.microsoft.com/office/word/2010/wordprocessingShape" mc:Ignorable="w14 w15 w16se w16cid w16 w16cex w16sdtdh w16sdtfl w16du wp14">
   <w:footnote w:type="separator" w:id="-1">
     <w:p>
       <w:pPr>
@@ -5402,7 +5192,7 @@
 </file>
 
 <file path=word/header1.xml><?xml version="1.0" encoding="utf-8"?>
-<w:hdr xmlns:wpc="http://schemas.microsoft.com/office/word/2010/wordprocessingCanvas" xmlns:cx="http://schemas.microsoft.com/office/drawing/2014/chartex" xmlns:mc="http://schemas.openxmlformats.org/markup-compatibility/2006" xmlns:o="urn:schemas-microsoft-com:office:office" xmlns:r="http://schemas.openxmlformats.org/officeDocument/2006/relationships" xmlns:m="http://schemas.openxmlformats.org/officeDocument/2006/math" xmlns:v="urn:schemas-microsoft-com:vml" xmlns:wp14="http://schemas.microsoft.com/office/word/2010/wordprocessingDrawing" xmlns:wp="http://schemas.openxmlformats.org/drawingml/2006/wordprocessingDrawing" xmlns:w10="urn:schemas-microsoft-com:office:word" xmlns:w="http://schemas.openxmlformats.org/wordprocessingml/2006/main" xmlns:w14="http://schemas.microsoft.com/office/word/2010/wordml" xmlns:w15="http://schemas.microsoft.com/office/word/2012/wordml" xmlns:w16se="http://schemas.microsoft.com/office/word/2015/wordml/symex" xmlns:wpg="http://schemas.microsoft.com/office/word/2010/wordprocessingGroup" xmlns:wpi="http://schemas.microsoft.com/office/word/2010/wordprocessingInk" xmlns:wne="http://schemas.microsoft.com/office/word/2006/wordml" xmlns:wps="http://schemas.microsoft.com/office/word/2010/wordprocessingShape" mc:Ignorable="w14 w15 w16se wp14">
+<w:hdr xmlns:wpc="http://schemas.microsoft.com/office/word/2010/wordprocessingCanvas" xmlns:cx="http://schemas.microsoft.com/office/drawing/2014/chartex" xmlns:cx1="http://schemas.microsoft.com/office/drawing/2015/9/8/chartex" xmlns:cx2="http://schemas.microsoft.com/office/drawing/2015/10/21/chartex" xmlns:cx3="http://schemas.microsoft.com/office/drawing/2016/5/9/chartex" xmlns:cx4="http://schemas.microsoft.com/office/drawing/2016/5/10/chartex" xmlns:cx5="http://schemas.microsoft.com/office/drawing/2016/5/11/chartex" xmlns:cx6="http://schemas.microsoft.com/office/drawing/2016/5/12/chartex" xmlns:cx7="http://schemas.microsoft.com/office/drawing/2016/5/13/chartex" xmlns:cx8="http://schemas.microsoft.com/office/drawing/2016/5/14/chartex" xmlns:mc="http://schemas.openxmlformats.org/markup-compatibility/2006" xmlns:aink="http://schemas.microsoft.com/office/drawing/2016/ink" xmlns:am3d="http://schemas.microsoft.com/office/drawing/2017/model3d" xmlns:o="urn:schemas-microsoft-com:office:office" xmlns:oel="http://schemas.microsoft.com/office/2019/extlst" xmlns:r="http://schemas.openxmlformats.org/officeDocument/2006/relationships" xmlns:m="http://schemas.openxmlformats.org/officeDocument/2006/math" xmlns:v="urn:schemas-microsoft-com:vml" xmlns:wp14="http://schemas.microsoft.com/office/word/2010/wordprocessingDrawing" xmlns:wp="http://schemas.openxmlformats.org/drawingml/2006/wordprocessingDrawing" xmlns:w10="urn:schemas-microsoft-com:office:word" xmlns:w="http://schemas.openxmlformats.org/wordprocessingml/2006/main" xmlns:w14="http://schemas.microsoft.com/office/word/2010/wordml" xmlns:w15="http://schemas.microsoft.com/office/word/2012/wordml" xmlns:w16cex="http://schemas.microsoft.com/office/word/2018/wordml/cex" xmlns:w16cid="http://schemas.microsoft.com/office/word/2016/wordml/cid" xmlns:w16="http://schemas.microsoft.com/office/word/2018/wordml" xmlns:w16du="http://schemas.microsoft.com/office/word/2023/wordml/word16du" xmlns:w16sdtdh="http://schemas.microsoft.com/office/word/2020/wordml/sdtdatahash" xmlns:w16sdtfl="http://schemas.microsoft.com/office/word/2024/wordml/sdtformatlock" xmlns:w16se="http://schemas.microsoft.com/office/word/2015/wordml/symex" xmlns:wpg="http://schemas.microsoft.com/office/word/2010/wordprocessingGroup" xmlns:wpi="http://schemas.microsoft.com/office/word/2010/wordprocessingInk" xmlns:wne="http://schemas.microsoft.com/office/word/2006/wordml" xmlns:wps="http://schemas.microsoft.com/office/word/2010/wordprocessingShape" mc:Ignorable="w14 w15 w16se w16cid w16 w16cex w16sdtdh w16sdtfl w16du wp14">
   <w:p>
     <w:pPr>
       <w:pBdr>
@@ -5471,7 +5261,7 @@
 </file>
 
 <file path=word/numbering.xml><?xml version="1.0" encoding="utf-8"?>
-<w:numbering xmlns:wpc="http://schemas.microsoft.com/office/word/2010/wordprocessingCanvas" xmlns:cx="http://schemas.microsoft.com/office/drawing/2014/chartex" xmlns:mc="http://schemas.openxmlformats.org/markup-compatibility/2006" xmlns:o="urn:schemas-microsoft-com:office:office" xmlns:r="http://schemas.openxmlformats.org/officeDocument/2006/relationships" xmlns:m="http://schemas.openxmlformats.org/officeDocument/2006/math" xmlns:v="urn:schemas-microsoft-com:vml" xmlns:wp14="http://schemas.microsoft.com/office/word/2010/wordprocessingDrawing" xmlns:wp="http://schemas.openxmlformats.org/drawingml/2006/wordprocessingDrawing" xmlns:w10="urn:schemas-microsoft-com:office:word" xmlns:w="http://schemas.openxmlformats.org/wordprocessingml/2006/main" xmlns:w14="http://schemas.microsoft.com/office/word/2010/wordml" xmlns:w15="http://schemas.microsoft.com/office/word/2012/wordml" xmlns:w16se="http://schemas.microsoft.com/office/word/2015/wordml/symex" xmlns:wpg="http://schemas.microsoft.com/office/word/2010/wordprocessingGroup" xmlns:wpi="http://schemas.microsoft.com/office/word/2010/wordprocessingInk" xmlns:wne="http://schemas.microsoft.com/office/word/2006/wordml" xmlns:wps="http://schemas.microsoft.com/office/word/2010/wordprocessingShape" mc:Ignorable="w14 w15 w16se wp14">
+<w:numbering xmlns:wpc="http://schemas.microsoft.com/office/word/2010/wordprocessingCanvas" xmlns:cx="http://schemas.microsoft.com/office/drawing/2014/chartex" xmlns:cx1="http://schemas.microsoft.com/office/drawing/2015/9/8/chartex" xmlns:cx2="http://schemas.microsoft.com/office/drawing/2015/10/21/chartex" xmlns:cx3="http://schemas.microsoft.com/office/drawing/2016/5/9/chartex" xmlns:cx4="http://schemas.microsoft.com/office/drawing/2016/5/10/chartex" xmlns:cx5="http://schemas.microsoft.com/office/drawing/2016/5/11/chartex" xmlns:cx6="http://schemas.microsoft.com/office/drawing/2016/5/12/chartex" xmlns:cx7="http://schemas.microsoft.com/office/drawing/2016/5/13/chartex" xmlns:cx8="http://schemas.microsoft.com/office/drawing/2016/5/14/chartex" xmlns:mc="http://schemas.openxmlformats.org/markup-compatibility/2006" xmlns:aink="http://schemas.microsoft.com/office/drawing/2016/ink" xmlns:am3d="http://schemas.microsoft.com/office/drawing/2017/model3d" xmlns:o="urn:schemas-microsoft-com:office:office" xmlns:oel="http://schemas.microsoft.com/office/2019/extlst" xmlns:r="http://schemas.openxmlformats.org/officeDocument/2006/relationships" xmlns:m="http://schemas.openxmlformats.org/officeDocument/2006/math" xmlns:v="urn:schemas-microsoft-com:vml" xmlns:wp14="http://schemas.microsoft.com/office/word/2010/wordprocessingDrawing" xmlns:wp="http://schemas.openxmlformats.org/drawingml/2006/wordprocessingDrawing" xmlns:w10="urn:schemas-microsoft-com:office:word" xmlns:w="http://schemas.openxmlformats.org/wordprocessingml/2006/main" xmlns:w14="http://schemas.microsoft.com/office/word/2010/wordml" xmlns:w15="http://schemas.microsoft.com/office/word/2012/wordml" xmlns:w16cex="http://schemas.microsoft.com/office/word/2018/wordml/cex" xmlns:w16cid="http://schemas.microsoft.com/office/word/2016/wordml/cid" xmlns:w16="http://schemas.microsoft.com/office/word/2018/wordml" xmlns:w16du="http://schemas.microsoft.com/office/word/2023/wordml/word16du" xmlns:w16sdtdh="http://schemas.microsoft.com/office/word/2020/wordml/sdtdatahash" xmlns:w16sdtfl="http://schemas.microsoft.com/office/word/2024/wordml/sdtformatlock" xmlns:w16se="http://schemas.microsoft.com/office/word/2015/wordml/symex" xmlns:wpg="http://schemas.microsoft.com/office/word/2010/wordprocessingGroup" xmlns:wpi="http://schemas.microsoft.com/office/word/2010/wordprocessingInk" xmlns:wne="http://schemas.microsoft.com/office/word/2006/wordml" xmlns:wps="http://schemas.microsoft.com/office/word/2010/wordprocessingShape" mc:Ignorable="w14 w15 w16se w16cid w16 w16cex w16sdtdh w16sdtfl w16du wp14">
   <w:abstractNum w:abstractNumId="0" w15:restartNumberingAfterBreak="0">
     <w:nsid w:val="0DD73422"/>
     <w:multiLevelType w:val="multilevel"/>
@@ -6314,35 +6104,35 @@
       </w:rPr>
     </w:lvl>
   </w:abstractNum>
-  <w:num w:numId="1">
+  <w:num w:numId="1" w16cid:durableId="1867912965">
     <w:abstractNumId w:val="6"/>
   </w:num>
-  <w:num w:numId="2">
+  <w:num w:numId="2" w16cid:durableId="82537038">
     <w:abstractNumId w:val="5"/>
   </w:num>
-  <w:num w:numId="3">
+  <w:num w:numId="3" w16cid:durableId="351960685">
     <w:abstractNumId w:val="0"/>
   </w:num>
-  <w:num w:numId="4">
+  <w:num w:numId="4" w16cid:durableId="1472290619">
     <w:abstractNumId w:val="3"/>
   </w:num>
-  <w:num w:numId="5">
+  <w:num w:numId="5" w16cid:durableId="1243490935">
     <w:abstractNumId w:val="1"/>
   </w:num>
-  <w:num w:numId="6">
+  <w:num w:numId="6" w16cid:durableId="905455107">
     <w:abstractNumId w:val="2"/>
   </w:num>
-  <w:num w:numId="7">
+  <w:num w:numId="7" w16cid:durableId="1995405108">
     <w:abstractNumId w:val="4"/>
   </w:num>
-  <w:num w:numId="8">
+  <w:num w:numId="8" w16cid:durableId="1895658819">
     <w:abstractNumId w:val="7"/>
   </w:num>
 </w:numbering>
 </file>
 
 <file path=word/styles.xml><?xml version="1.0" encoding="utf-8"?>
-<w:styles xmlns:mc="http://schemas.openxmlformats.org/markup-compatibility/2006" xmlns:r="http://schemas.openxmlformats.org/officeDocument/2006/relationships" xmlns:w="http://schemas.openxmlformats.org/wordprocessingml/2006/main" xmlns:w14="http://schemas.microsoft.com/office/word/2010/wordml" xmlns:w15="http://schemas.microsoft.com/office/word/2012/wordml" xmlns:w16se="http://schemas.microsoft.com/office/word/2015/wordml/symex" mc:Ignorable="w14 w15 w16se">
+<w:styles xmlns:mc="http://schemas.openxmlformats.org/markup-compatibility/2006" xmlns:r="http://schemas.openxmlformats.org/officeDocument/2006/relationships" xmlns:w="http://schemas.openxmlformats.org/wordprocessingml/2006/main" xmlns:w14="http://schemas.microsoft.com/office/word/2010/wordml" xmlns:w15="http://schemas.microsoft.com/office/word/2012/wordml" xmlns:w16cex="http://schemas.microsoft.com/office/word/2018/wordml/cex" xmlns:w16cid="http://schemas.microsoft.com/office/word/2016/wordml/cid" xmlns:w16="http://schemas.microsoft.com/office/word/2018/wordml" xmlns:w16du="http://schemas.microsoft.com/office/word/2023/wordml/word16du" xmlns:w16sdtdh="http://schemas.microsoft.com/office/word/2020/wordml/sdtdatahash" xmlns:w16sdtfl="http://schemas.microsoft.com/office/word/2024/wordml/sdtformatlock" xmlns:w16se="http://schemas.microsoft.com/office/word/2015/wordml/symex" mc:Ignorable="w14 w15 w16se w16cid w16 w16cex w16sdtdh w16sdtfl w16du">
   <w:docDefaults>
     <w:rPrDefault>
       <w:rPr>
@@ -6360,7 +6150,7 @@
       </w:pPr>
     </w:pPrDefault>
   </w:docDefaults>
-  <w:latentStyles w:defLockedState="0" w:defUIPriority="99" w:defSemiHidden="0" w:defUnhideWhenUsed="0" w:defQFormat="0" w:count="371">
+  <w:latentStyles w:defLockedState="0" w:defUIPriority="99" w:defSemiHidden="0" w:defUnhideWhenUsed="0" w:defQFormat="0" w:count="376">
     <w:lsdException w:name="Normal" w:uiPriority="0" w:qFormat="1"/>
     <w:lsdException w:name="heading 1" w:uiPriority="9" w:qFormat="1"/>
     <w:lsdException w:name="heading 2" w:semiHidden="1" w:uiPriority="9" w:unhideWhenUsed="1" w:qFormat="1"/>
@@ -6732,6 +6522,11 @@
     <w:lsdException w:name="List Table 5 Dark Accent 6" w:uiPriority="50"/>
     <w:lsdException w:name="List Table 6 Colorful Accent 6" w:uiPriority="51"/>
     <w:lsdException w:name="List Table 7 Colorful Accent 6" w:uiPriority="52"/>
+    <w:lsdException w:name="Mention" w:semiHidden="1" w:unhideWhenUsed="1"/>
+    <w:lsdException w:name="Smart Hyperlink" w:semiHidden="1" w:unhideWhenUsed="1"/>
+    <w:lsdException w:name="Hashtag" w:semiHidden="1" w:unhideWhenUsed="1"/>
+    <w:lsdException w:name="Unresolved Mention" w:semiHidden="1" w:unhideWhenUsed="1"/>
+    <w:lsdException w:name="Smart Link" w:semiHidden="1" w:unhideWhenUsed="1"/>
   </w:latentStyles>
   <w:style w:type="paragraph" w:default="1" w:styleId="Normal">
     <w:name w:val="Normal"/>

--- a/modelos/Contrato_Foro_Autor_3.docx
+++ b/modelos/Contrato_Foro_Autor_3.docx
@@ -223,31 +223,7 @@
         <w:t>“litigância predatória”</w:t>
       </w:r>
       <w:r>
-        <w:t>, prática reprovável que se caracteriza pelo ajuizamento de demandas padronizadas, em massa, sem a devida individualização dos casos, com pouca ou nenhuma instrução documental e, em muitos casos, com desrespeito ao contraditório, à ampla defesa e à boa-fé processual. Seus requisitos mais recorrentes incluem: (i) ausência de procuração válida ou específica; (</w:t>
-      </w:r>
-      <w:proofErr w:type="spellStart"/>
-      <w:r>
-        <w:t>ii</w:t>
-      </w:r>
-      <w:proofErr w:type="spellEnd"/>
-      <w:r>
-        <w:t>) inexistência de contato real com o autor da ação; (</w:t>
-      </w:r>
-      <w:proofErr w:type="spellStart"/>
-      <w:r>
-        <w:t>iii</w:t>
-      </w:r>
-      <w:proofErr w:type="spellEnd"/>
-      <w:r>
-        <w:t>) inexistência de documentos que comprovem minimamente os fatos alegados; (</w:t>
-      </w:r>
-      <w:proofErr w:type="spellStart"/>
-      <w:r>
-        <w:t>iv</w:t>
-      </w:r>
-      <w:proofErr w:type="spellEnd"/>
-      <w:r>
-        <w:t>) ausência de documentos que demonstrem a relação jurídica discutida; e (v) a repetição idêntica de alegações em diversos processos, sem qualquer contextualização mínima ao caso concreto.</w:t>
+        <w:t>, prática reprovável que se caracteriza pelo ajuizamento de demandas padronizadas, em massa, sem a devida individualização dos casos, com pouca ou nenhuma instrução documental e, em muitos casos, com desrespeito ao contraditório, à ampla defesa e à boa-fé processual. Seus requisitos mais recorrentes incluem: (i) ausência de procuração válida ou específica; (ii) inexistência de contato real com o autor da ação; (iii) inexistência de documentos que comprovem minimamente os fatos alegados; (iv) ausência de documentos que demonstrem a relação jurídica discutida; e (v) a repetição idêntica de alegações em diversos processos, sem qualquer contextualização mínima ao caso concreto.</w:t>
       </w:r>
     </w:p>
     <w:p>
@@ -433,7 +409,6 @@
         </w:rPr>
         <w:t>{{</w:t>
       </w:r>
-      <w:proofErr w:type="spellStart"/>
       <w:r>
         <w:rPr>
           <w:color w:val="00B050"/>
@@ -442,7 +417,6 @@
         </w:rPr>
         <w:t>pessoal_consignados</w:t>
       </w:r>
-      <w:proofErr w:type="spellEnd"/>
       <w:r>
         <w:rPr>
           <w:color w:val="00B050"/>
@@ -671,39 +645,7 @@
           <w:sz w:val="22"/>
           <w:szCs w:val="22"/>
         </w:rPr>
-        <w:t>, outorgados exclusivamente para fins de (i) apresentação de reclamação extrajudicial pela plataforma do Governo Federal (consumidor.gov.br); (</w:t>
-      </w:r>
-      <w:proofErr w:type="spellStart"/>
-      <w:r>
-        <w:rPr>
-          <w:sz w:val="22"/>
-          <w:szCs w:val="22"/>
-        </w:rPr>
-        <w:t>ii</w:t>
-      </w:r>
-      <w:proofErr w:type="spellEnd"/>
-      <w:r>
-        <w:rPr>
-          <w:sz w:val="22"/>
-          <w:szCs w:val="22"/>
-        </w:rPr>
-        <w:t>) eventual propositura de ação de produção antecipada de provas para obtenção dos contratos; e (</w:t>
-      </w:r>
-      <w:proofErr w:type="spellStart"/>
-      <w:r>
-        <w:rPr>
-          <w:sz w:val="22"/>
-          <w:szCs w:val="22"/>
-        </w:rPr>
-        <w:t>iii</w:t>
-      </w:r>
-      <w:proofErr w:type="spellEnd"/>
-      <w:r>
-        <w:rPr>
-          <w:sz w:val="22"/>
-          <w:szCs w:val="22"/>
-        </w:rPr>
-        <w:t>) propositura de ação revisional de contrato bancário para o banco em específico.</w:t>
+        <w:t>, outorgados exclusivamente para fins de (i) apresentação de reclamação extrajudicial pela plataforma do Governo Federal (consumidor.gov.br); (ii) eventual propositura de ação de produção antecipada de provas para obtenção dos contratos; e (iii) propositura de ação revisional de contrato bancário para o banco em específico.</w:t>
       </w:r>
     </w:p>
     <w:p>
@@ -896,15 +838,7 @@
         <w:t>}}</w:t>
       </w:r>
       <w:r>
-        <w:t>, no valor de R$ {{</w:t>
-      </w:r>
-      <w:proofErr w:type="spellStart"/>
-      <w:r>
-        <w:t>renda_mensal</w:t>
-      </w:r>
-      <w:proofErr w:type="spellEnd"/>
-      <w:r>
-        <w:t xml:space="preserve">}}, conforme comprovado nos documentos que acompanham esta exordial. </w:t>
+        <w:t xml:space="preserve">, no valor de R$ {{renda_mensal}}, conforme comprovado nos documentos que acompanham esta exordial. </w:t>
       </w:r>
       <w:r>
         <w:t>Ainda</w:t>
@@ -934,15 +868,7 @@
         <w:t xml:space="preserve">,}} </w:t>
       </w:r>
       <w:r>
-        <w:t>comprometem de forma drástica sua renda mensal, de modo que restam apenas R$ {{</w:t>
-      </w:r>
-      <w:proofErr w:type="spellStart"/>
-      <w:r>
-        <w:t>valor_liquido</w:t>
-      </w:r>
-      <w:proofErr w:type="spellEnd"/>
-      <w:r>
-        <w:t>}} para sua subsistência, valor este absolutamente incompatível com a manutenção de um mínimo existencial digno.</w:t>
+        <w:t>comprometem de forma drástica sua renda mensal, de modo que restam apenas R$ {{valor_liquido}} para sua subsistência, valor este absolutamente incompatível com a manutenção de um mínimo existencial digno.</w:t>
       </w:r>
     </w:p>
     <w:p>
@@ -956,15 +882,7 @@
         <w:ind w:firstLine="0"/>
       </w:pPr>
       <w:r>
-        <w:t>{{</w:t>
-      </w:r>
-      <w:proofErr w:type="spellStart"/>
-      <w:r>
-        <w:t>conjunto_probatorio</w:t>
-      </w:r>
-      <w:proofErr w:type="spellEnd"/>
-      <w:r>
-        <w:t>}}</w:t>
+        <w:t>{{conjunto_probatorio}}</w:t>
       </w:r>
     </w:p>
     <w:p>
@@ -1018,14 +936,12 @@
         </w:rPr>
         <w:t>{{</w:t>
       </w:r>
-      <w:proofErr w:type="spellStart"/>
       <w:r>
         <w:rPr>
           <w:color w:val="000000" w:themeColor="text1"/>
         </w:rPr>
         <w:t>beneficios</w:t>
       </w:r>
-      <w:proofErr w:type="spellEnd"/>
       <w:r>
         <w:rPr>
           <w:color w:val="00B050"/>
@@ -1039,15 +955,7 @@
         <w:t>R$</w:t>
       </w:r>
       <w:r>
-        <w:t>{{</w:t>
-      </w:r>
-      <w:proofErr w:type="spellStart"/>
-      <w:r>
-        <w:t>renda_mensal</w:t>
-      </w:r>
-      <w:proofErr w:type="spellEnd"/>
-      <w:r>
-        <w:t>}}</w:t>
+        <w:t>{{renda_mensal}}</w:t>
       </w:r>
       <w:r>
         <w:t>, conforme comprovado em documentação anexa.</w:t>
@@ -1096,14 +1004,12 @@
         </w:rPr>
         <w:t>{{</w:t>
       </w:r>
-      <w:proofErr w:type="spellStart"/>
       <w:r>
         <w:rPr>
           <w:color w:val="000000" w:themeColor="text1"/>
         </w:rPr>
         <w:t>beneficios</w:t>
       </w:r>
-      <w:proofErr w:type="spellEnd"/>
       <w:r>
         <w:rPr>
           <w:color w:val="00B050"/>
@@ -1142,15 +1048,7 @@
         <w:t xml:space="preserve">da sua remuneração mensal, tendo como líquido apenas </w:t>
       </w:r>
       <w:r>
-        <w:t>{{</w:t>
-      </w:r>
-      <w:proofErr w:type="spellStart"/>
-      <w:r>
-        <w:t>valor_liquido</w:t>
-      </w:r>
-      <w:proofErr w:type="spellEnd"/>
-      <w:r>
-        <w:t>}}</w:t>
+        <w:t>{{valor_liquido}}</w:t>
       </w:r>
       <w:r>
         <w:t xml:space="preserve"> </w:t>
@@ -1376,11 +1274,9 @@
       <w:r>
         <w:t xml:space="preserve">}}% </w:t>
       </w:r>
-      <w:proofErr w:type="spellStart"/>
       <w:r>
         <w:t>a.m</w:t>
       </w:r>
-      <w:proofErr w:type="spellEnd"/>
       <w:r>
         <w:t xml:space="preserve">, </w:t>
       </w:r>
@@ -1744,7 +1640,6 @@
         </w:rPr>
         <w:t xml:space="preserve"> </w:t>
       </w:r>
-      <w:proofErr w:type="spellStart"/>
       <w:r>
         <w:rPr>
           <w:b/>
@@ -1754,7 +1649,6 @@
         </w:rPr>
         <w:t>N°</w:t>
       </w:r>
-      <w:proofErr w:type="spellEnd"/>
       <w:r>
         <w:rPr>
           <w:b/>
@@ -1959,11 +1853,9 @@
       <w:r>
         <w:t xml:space="preserve">}}% </w:t>
       </w:r>
-      <w:proofErr w:type="spellStart"/>
       <w:r>
         <w:t>a.m</w:t>
       </w:r>
-      <w:proofErr w:type="spellEnd"/>
       <w:r>
         <w:t>, conforme divulgado pelo Banco Central</w:t>
       </w:r>
@@ -2346,7 +2238,6 @@
         </w:rPr>
         <w:t xml:space="preserve"> </w:t>
       </w:r>
-      <w:proofErr w:type="spellStart"/>
       <w:r>
         <w:rPr>
           <w:b/>
@@ -2356,7 +2247,6 @@
         </w:rPr>
         <w:t>N°</w:t>
       </w:r>
-      <w:proofErr w:type="spellEnd"/>
       <w:r>
         <w:rPr>
           <w:b/>
@@ -2557,11 +2447,9 @@
       <w:r>
         <w:t xml:space="preserve">}}% </w:t>
       </w:r>
-      <w:proofErr w:type="spellStart"/>
       <w:r>
         <w:t>a.m</w:t>
       </w:r>
-      <w:proofErr w:type="spellEnd"/>
       <w:r>
         <w:t>, conforme divulgado pelo Banco Central</w:t>
       </w:r>
@@ -3163,64 +3051,48 @@
           <w:i/>
           <w:iCs/>
         </w:rPr>
-        <w:t xml:space="preserve">in </w:t>
-      </w:r>
-      <w:proofErr w:type="spellStart"/>
-      <w:r>
+        <w:t>in verbis:</w:t>
+      </w:r>
+    </w:p>
+    <w:p>
+      <w:pPr>
         <w:rPr>
           <w:i/>
           <w:iCs/>
         </w:rPr>
-        <w:t>verbis</w:t>
-      </w:r>
-      <w:proofErr w:type="spellEnd"/>
-      <w:r>
+      </w:pPr>
+    </w:p>
+    <w:p>
+      <w:pPr>
+        <w:ind w:left="2268" w:firstLine="0"/>
         <w:rPr>
           <w:i/>
           <w:iCs/>
-        </w:rPr>
-        <w:t>:</w:t>
-      </w:r>
-    </w:p>
-    <w:p>
-      <w:pPr>
+          <w:sz w:val="22"/>
+          <w:szCs w:val="22"/>
+        </w:rPr>
+      </w:pPr>
+      <w:r>
         <w:rPr>
           <w:i/>
           <w:iCs/>
-        </w:rPr>
-      </w:pPr>
-    </w:p>
+          <w:sz w:val="22"/>
+          <w:szCs w:val="22"/>
+        </w:rPr>
+        <w:t>“É admitida a revisão das taxas de juros remuneratórios em situações excepcionais, desde que caracterizada a relação de consumo e que a abusividade capaz de colocar o consumidor em desvantagem exagerada (art. 51, §1 º, do CDC) fique cabalmente demonstrada, ante às peculiaridades do julgamento em concreto.”</w:t>
+      </w:r>
+    </w:p>
+    <w:p/>
+    <w:p>
+      <w:r>
+        <w:t>Ainda, acerca do parâmetro traçado pelo C. Superior Tribunal de justiça, temos:</w:t>
+      </w:r>
+    </w:p>
+    <w:p/>
     <w:p>
       <w:pPr>
         <w:ind w:left="2268" w:firstLine="0"/>
         <w:rPr>
-          <w:i/>
-          <w:iCs/>
-          <w:sz w:val="22"/>
-          <w:szCs w:val="22"/>
-        </w:rPr>
-      </w:pPr>
-      <w:r>
-        <w:rPr>
-          <w:i/>
-          <w:iCs/>
-          <w:sz w:val="22"/>
-          <w:szCs w:val="22"/>
-        </w:rPr>
-        <w:t>“É admitida a revisão das taxas de juros remuneratórios em situações excepcionais, desde que caracterizada a relação de consumo e que a abusividade capaz de colocar o consumidor em desvantagem exagerada (art. 51, §1 º, do CDC) fique cabalmente demonstrada, ante às peculiaridades do julgamento em concreto.”</w:t>
-      </w:r>
-    </w:p>
-    <w:p/>
-    <w:p>
-      <w:r>
-        <w:t>Ainda, acerca do parâmetro traçado pelo C. Superior Tribunal de justiça, temos:</w:t>
-      </w:r>
-    </w:p>
-    <w:p/>
-    <w:p>
-      <w:pPr>
-        <w:ind w:left="2268" w:firstLine="0"/>
-        <w:rPr>
           <w:u w:val="single"/>
         </w:rPr>
       </w:pPr>
@@ -3229,23 +3101,7 @@
           <w:sz w:val="22"/>
           <w:szCs w:val="22"/>
         </w:rPr>
-        <w:t xml:space="preserve">“(...) tem considerado abusivas taxas superiores a uma vez e meia (voto proferido pelo Min. Ari Pargendler no REsp n. 271.214-RS, </w:t>
-      </w:r>
-      <w:proofErr w:type="spellStart"/>
-      <w:r>
-        <w:rPr>
-          <w:sz w:val="22"/>
-          <w:szCs w:val="22"/>
-        </w:rPr>
-        <w:t>Rel.p</w:t>
-      </w:r>
-      <w:proofErr w:type="spellEnd"/>
-      <w:r>
-        <w:rPr>
-          <w:sz w:val="22"/>
-          <w:szCs w:val="22"/>
-        </w:rPr>
-        <w:t>. Acórdão Min. Menezes Direito, DJ de 4.8.2003), ao dobro (REsp n. 1.036.818, Terceira Turma, minha relatoria, DJe de 20.6.2008) ou ao triplo (REsp n. 971.853-RS, Quarta Turma, Min. Pádua Ribeiro, DJ de 24.9.2007) da média. Todavia, esta perquirição acerca da abusividade não é estanque, o que impossibilita a adoção de critérios genéricos e universais. A taxa média de mercado, divulgada pelo Banco Central, constitui um valioso referencial, mas cabe somente ao juiz, no exame das peculiaridades do caso concreto, avaliar se os juros contratados foram ou não abusivos”. (REsp 1061530/RS, rel. Min. Nancy Andrighi, Segunda Seção, j. 22-10-2008).</w:t>
+        <w:t>“(...) tem considerado abusivas taxas superiores a uma vez e meia (voto proferido pelo Min. Ari Pargendler no REsp n. 271.214-RS, Rel.p. Acórdão Min. Menezes Direito, DJ de 4.8.2003), ao dobro (REsp n. 1.036.818, Terceira Turma, minha relatoria, DJe de 20.6.2008) ou ao triplo (REsp n. 971.853-RS, Quarta Turma, Min. Pádua Ribeiro, DJ de 24.9.2007) da média. Todavia, esta perquirição acerca da abusividade não é estanque, o que impossibilita a adoção de critérios genéricos e universais. A taxa média de mercado, divulgada pelo Banco Central, constitui um valioso referencial, mas cabe somente ao juiz, no exame das peculiaridades do caso concreto, avaliar se os juros contratados foram ou não abusivos”. (REsp 1061530/RS, rel. Min. Nancy Andrighi, Segunda Seção, j. 22-10-2008).</w:t>
       </w:r>
     </w:p>
     <w:p>
@@ -3438,15 +3294,7 @@
         </w:rPr>
       </w:pPr>
       <w:r>
-        <w:t xml:space="preserve">Tal discrepância de valores é evidência clara de abusividade na fixação das taxas de juros cobradas pela requerida, o que viola o princípio da boa-fé objetiva, previsto no artigo 422 do Código Civil. Conforme leciona Pablo Stolze </w:t>
-      </w:r>
-      <w:proofErr w:type="spellStart"/>
-      <w:r>
-        <w:t>Gagliano</w:t>
-      </w:r>
-      <w:proofErr w:type="spellEnd"/>
-      <w:r>
-        <w:t xml:space="preserve"> e Rodolfo Pamplona Filho (Novo Curso de Direito Civil, Volume II), “a boa-fé objetiva exige que as partes não só tenham um comportamento ético, mas também que não exerçam seus direitos de forma excessivamente gravosa ao outro contratante”.</w:t>
+        <w:t>Tal discrepância de valores é evidência clara de abusividade na fixação das taxas de juros cobradas pela requerida, o que viola o princípio da boa-fé objetiva, previsto no artigo 422 do Código Civil. Conforme leciona Pablo Stolze Gagliano e Rodolfo Pamplona Filho (Novo Curso de Direito Civil, Volume II), “a boa-fé objetiva exige que as partes não só tenham um comportamento ético, mas também que não exerçam seus direitos de forma excessivamente gravosa ao outro contratante”.</w:t>
       </w:r>
     </w:p>
     <w:p>
@@ -3551,47 +3399,7 @@
     </w:p>
     <w:p>
       <w:r>
-        <w:t xml:space="preserve">É o que restou decidido no julgamento dos </w:t>
-      </w:r>
-      <w:proofErr w:type="spellStart"/>
-      <w:r>
-        <w:t>EAREsp</w:t>
-      </w:r>
-      <w:proofErr w:type="spellEnd"/>
-      <w:r>
-        <w:t xml:space="preserve"> 600663/RS, </w:t>
-      </w:r>
-      <w:proofErr w:type="spellStart"/>
-      <w:r>
-        <w:t>EAREsp</w:t>
-      </w:r>
-      <w:proofErr w:type="spellEnd"/>
-      <w:r>
-        <w:t xml:space="preserve"> 622897/RS, </w:t>
-      </w:r>
-      <w:proofErr w:type="spellStart"/>
-      <w:r>
-        <w:t>EAREsp</w:t>
-      </w:r>
-      <w:proofErr w:type="spellEnd"/>
-      <w:r>
-        <w:t xml:space="preserve"> 664888/RS, </w:t>
-      </w:r>
-      <w:proofErr w:type="spellStart"/>
-      <w:r>
-        <w:t>EAREsp</w:t>
-      </w:r>
-      <w:proofErr w:type="spellEnd"/>
-      <w:r>
-        <w:t xml:space="preserve"> 676608/RS e, especialmente, no </w:t>
-      </w:r>
-      <w:proofErr w:type="spellStart"/>
-      <w:r>
-        <w:t>EREsp</w:t>
-      </w:r>
-      <w:proofErr w:type="spellEnd"/>
-      <w:r>
-        <w:t xml:space="preserve"> 1.413.542/RS (Tema 929 do STJ), cuja ementa firmou a seguinte tese:</w:t>
+        <w:t>É o que restou decidido no julgamento dos EAREsp 600663/RS, EAREsp 622897/RS, EAREsp 664888/RS, EAREsp 676608/RS e, especialmente, no EREsp 1.413.542/RS (Tema 929 do STJ), cuja ementa firmou a seguinte tese:</w:t>
       </w:r>
     </w:p>
     <w:p/>
@@ -3953,67 +3761,39 @@
           <w:iCs/>
           <w:u w:val="single"/>
         </w:rPr>
-        <w:t xml:space="preserve">in </w:t>
-      </w:r>
-      <w:proofErr w:type="spellStart"/>
+        <w:t>in re ipsa</w:t>
+      </w:r>
       <w:r>
         <w:rPr>
           <w:i/>
           <w:iCs/>
           <w:u w:val="single"/>
         </w:rPr>
-        <w:t>re</w:t>
-      </w:r>
-      <w:proofErr w:type="spellEnd"/>
+        <w:t>”</w:t>
+      </w:r>
+      <w:r>
+        <w:t>, ou seja, é presumido, pois decorre da própria gravidade do ato ilícito (não sendo necessário má-fé ou prova específica do constrangimento).</w:t>
+      </w:r>
+    </w:p>
+    <w:p>
+      <w:r>
+        <w:rPr>
+          <w:b/>
+          <w:bCs/>
+          <w:i/>
+          <w:iCs/>
+        </w:rPr>
+        <w:t>A conduta da instituição financeira ré, ao impor taxas de juros tão exorbitantes sob o conveniente pretexto genérico de “negócio de risco” gera um ciclo perverso de superendividamento, no qual o consumidor, incapaz de honrar seus compromissos com base em sua renda mensal, vê-se forçado a contrair novos empréstimos para cobrir dívidas anteriores e custear despesas básicas de sobrevivência.</w:t>
+      </w:r>
+      <w:r>
+        <w:t xml:space="preserve"> </w:t>
+      </w:r>
       <w:r>
         <w:rPr>
           <w:i/>
           <w:iCs/>
           <w:u w:val="single"/>
         </w:rPr>
-        <w:t xml:space="preserve"> </w:t>
-      </w:r>
-      <w:proofErr w:type="spellStart"/>
-      <w:r>
-        <w:rPr>
-          <w:i/>
-          <w:iCs/>
-          <w:u w:val="single"/>
-        </w:rPr>
-        <w:t>ipsa</w:t>
-      </w:r>
-      <w:proofErr w:type="spellEnd"/>
-      <w:r>
-        <w:rPr>
-          <w:i/>
-          <w:iCs/>
-          <w:u w:val="single"/>
-        </w:rPr>
-        <w:t>”</w:t>
-      </w:r>
-      <w:r>
-        <w:t>, ou seja, é presumido, pois decorre da própria gravidade do ato ilícito (não sendo necessário má-fé ou prova específica do constrangimento).</w:t>
-      </w:r>
-    </w:p>
-    <w:p>
-      <w:r>
-        <w:rPr>
-          <w:b/>
-          <w:bCs/>
-          <w:i/>
-          <w:iCs/>
-        </w:rPr>
-        <w:t>A conduta da instituição financeira ré, ao impor taxas de juros tão exorbitantes sob o conveniente pretexto genérico de “negócio de risco” gera um ciclo perverso de superendividamento, no qual o consumidor, incapaz de honrar seus compromissos com base em sua renda mensal, vê-se forçado a contrair novos empréstimos para cobrir dívidas anteriores e custear despesas básicas de sobrevivência.</w:t>
-      </w:r>
-      <w:r>
-        <w:t xml:space="preserve"> </w:t>
-      </w:r>
-      <w:r>
-        <w:rPr>
-          <w:i/>
-          <w:iCs/>
-          <w:u w:val="single"/>
-        </w:rPr>
         <w:t>Essa espiral compromete não apenas sua dignidade, mas também seu mínimo existencial, além de afetar a sociedade como um todo, razão pela qual a condenação se mostra necessária para coibir a perpetuação de práticas abusivas no mercado financeiro.</w:t>
       </w:r>
     </w:p>
@@ -4051,11 +3831,9 @@
       <w:r>
         <w:t>{{</w:t>
       </w:r>
-      <w:proofErr w:type="spellStart"/>
       <w:r>
         <w:t>renda_mensal</w:t>
       </w:r>
-      <w:proofErr w:type="spellEnd"/>
       <w:r>
         <w:t>}}</w:t>
       </w:r>
@@ -4086,15 +3864,7 @@
         <w:t xml:space="preserve"> </w:t>
       </w:r>
       <w:r>
-        <w:t>{{</w:t>
-      </w:r>
-      <w:proofErr w:type="spellStart"/>
-      <w:r>
-        <w:t>valor_liquido</w:t>
-      </w:r>
-      <w:proofErr w:type="spellEnd"/>
-      <w:r>
-        <w:t>}}</w:t>
+        <w:t>{{valor_liquido}}</w:t>
       </w:r>
       <w:r>
         <w:t xml:space="preserve"> por mês, cerca de </w:t>
@@ -4103,15 +3873,7 @@
         <w:t>{</w:t>
       </w:r>
       <w:r>
-        <w:t>{</w:t>
-      </w:r>
-      <w:proofErr w:type="spellStart"/>
-      <w:r>
-        <w:t>diario</w:t>
-      </w:r>
-      <w:proofErr w:type="spellEnd"/>
-      <w:r>
-        <w:t>}}</w:t>
+        <w:t>{diario}}</w:t>
       </w:r>
       <w:r>
         <w:t xml:space="preserve"> </w:t>
@@ -4184,25 +3946,7 @@
           <w:bCs/>
           <w:u w:val="single"/>
         </w:rPr>
-        <w:t xml:space="preserve"> instituições financeiras cessem a prática reiterada de impor juros exorbitantes a consumidores </w:t>
-      </w:r>
-      <w:proofErr w:type="spellStart"/>
-      <w:r>
-        <w:rPr>
-          <w:b/>
-          <w:bCs/>
-          <w:u w:val="single"/>
-        </w:rPr>
-        <w:t>hipervulneráveis</w:t>
-      </w:r>
-      <w:proofErr w:type="spellEnd"/>
-      <w:r>
-        <w:rPr>
-          <w:b/>
-          <w:bCs/>
-          <w:u w:val="single"/>
-        </w:rPr>
-        <w:t xml:space="preserve"> (abusividade).</w:t>
+        <w:t xml:space="preserve"> instituições financeiras cessem a prática reiterada de impor juros exorbitantes a consumidores hipervulneráveis (abusividade).</w:t>
       </w:r>
       <w:r>
         <w:t xml:space="preserve"> </w:t>
@@ -4905,21 +4649,7 @@
         <w:rPr>
           <w:color w:val="00B050"/>
         </w:rPr>
-        <w:t>{{</w:t>
-      </w:r>
-      <w:proofErr w:type="spellStart"/>
-      <w:r>
-        <w:rPr>
-          <w:color w:val="00B050"/>
-        </w:rPr>
-        <w:t>cidade_comarca</w:t>
-      </w:r>
-      <w:proofErr w:type="spellEnd"/>
-      <w:r>
-        <w:rPr>
-          <w:color w:val="00B050"/>
-        </w:rPr>
-        <w:t>}}</w:t>
+        <w:t>{{CIDADE_AUTOR}}</w:t>
       </w:r>
       <w:r>
         <w:t>/</w:t>
@@ -4973,14 +4703,12 @@
         </w:rPr>
         <w:t>{</w:t>
       </w:r>
-      <w:proofErr w:type="spellStart"/>
       <w:r>
         <w:rPr>
           <w:color w:val="00B050"/>
         </w:rPr>
         <w:t>estado_oab</w:t>
       </w:r>
-      <w:proofErr w:type="spellEnd"/>
       <w:r>
         <w:rPr>
           <w:color w:val="00B050"/>
@@ -4999,14 +4727,12 @@
         </w:rPr>
         <w:t xml:space="preserve"> {{</w:t>
       </w:r>
-      <w:proofErr w:type="spellStart"/>
       <w:r>
         <w:rPr>
           <w:color w:val="00B050"/>
         </w:rPr>
         <w:t>numero_oab</w:t>
       </w:r>
-      <w:proofErr w:type="spellEnd"/>
       <w:r>
         <w:rPr>
           <w:color w:val="00B050"/>

--- a/modelos/Contrato_Foro_Autor_3.docx
+++ b/modelos/Contrato_Foro_Autor_3.docx
@@ -4641,14 +4641,11 @@
       <w:pPr>
         <w:ind w:firstLine="0"/>
         <w:jc w:val="center"/>
+      </w:pPr>
+      <w:r>
         <w:rPr>
           <w:color w:val="00B050"/>
         </w:rPr>
-      </w:pPr>
-      <w:r>
-        <w:rPr>
-          <w:color w:val="00B050"/>
-        </w:rPr>
         <w:t>{{CIDADE_AUTOR}}</w:t>
       </w:r>
       <w:r>
@@ -4656,12 +4653,6 @@
       </w:r>
       <w:r>
         <w:t>{{ESTADO_AUTOR}}</w:t>
-      </w:r>
-      <w:r>
-        <w:rPr>
-          <w:color w:val="00B050"/>
-        </w:rPr>
-        <w:t>{{DATA}}</w:t>
       </w:r>
     </w:p>
     <w:p>
@@ -4669,14 +4660,14 @@
         <w:ind w:firstLine="0"/>
         <w:jc w:val="center"/>
         <w:rPr>
-          <w:b/>
-        </w:rPr>
-      </w:pPr>
-      <w:r>
-        <w:rPr>
-          <w:b/>
-        </w:rPr>
-        <w:t>Guilherme Esteves dos Santos Moraes</w:t>
+          <w:color w:val="00B050"/>
+        </w:rPr>
+      </w:pPr>
+      <w:r>
+        <w:rPr>
+          <w:color w:val="00B050"/>
+        </w:rPr>
+        <w:t>{{DATA}}</w:t>
       </w:r>
     </w:p>
     <w:p>
@@ -4684,11 +4675,27 @@
         <w:ind w:firstLine="0"/>
         <w:jc w:val="center"/>
         <w:rPr>
+          <w:b/>
+        </w:rPr>
+      </w:pPr>
+      <w:r>
+        <w:rPr>
+          <w:b/>
+        </w:rPr>
+        <w:t>Guilherme Esteves dos Santos Moraes</w:t>
+      </w:r>
+    </w:p>
+    <w:p>
+      <w:pPr>
+        <w:ind w:firstLine="0"/>
+        <w:jc w:val="center"/>
+        <w:rPr>
           <w:color w:val="00B050"/>
           <w:u w:val="single"/>
         </w:rPr>
       </w:pPr>
       <w:r>
+        <w:lastRenderedPageBreak/>
         <w:t>OAB/</w:t>
       </w:r>
       <w:r>

--- a/modelos/Contrato_Foro_Autor_3.docx
+++ b/modelos/Contrato_Foro_Autor_3.docx
@@ -223,7 +223,31 @@
         <w:t>“litigância predatória”</w:t>
       </w:r>
       <w:r>
-        <w:t>, prática reprovável que se caracteriza pelo ajuizamento de demandas padronizadas, em massa, sem a devida individualização dos casos, com pouca ou nenhuma instrução documental e, em muitos casos, com desrespeito ao contraditório, à ampla defesa e à boa-fé processual. Seus requisitos mais recorrentes incluem: (i) ausência de procuração válida ou específica; (ii) inexistência de contato real com o autor da ação; (iii) inexistência de documentos que comprovem minimamente os fatos alegados; (iv) ausência de documentos que demonstrem a relação jurídica discutida; e (v) a repetição idêntica de alegações em diversos processos, sem qualquer contextualização mínima ao caso concreto.</w:t>
+        <w:t>, prática reprovável que se caracteriza pelo ajuizamento de demandas padronizadas, em massa, sem a devida individualização dos casos, com pouca ou nenhuma instrução documental e, em muitos casos, com desrespeito ao contraditório, à ampla defesa e à boa-fé processual. Seus requisitos mais recorrentes incluem: (i) ausência de procuração válida ou específica; (</w:t>
+      </w:r>
+      <w:proofErr w:type="spellStart"/>
+      <w:r>
+        <w:t>ii</w:t>
+      </w:r>
+      <w:proofErr w:type="spellEnd"/>
+      <w:r>
+        <w:t>) inexistência de contato real com o autor da ação; (</w:t>
+      </w:r>
+      <w:proofErr w:type="spellStart"/>
+      <w:r>
+        <w:t>iii</w:t>
+      </w:r>
+      <w:proofErr w:type="spellEnd"/>
+      <w:r>
+        <w:t>) inexistência de documentos que comprovem minimamente os fatos alegados; (</w:t>
+      </w:r>
+      <w:proofErr w:type="spellStart"/>
+      <w:r>
+        <w:t>iv</w:t>
+      </w:r>
+      <w:proofErr w:type="spellEnd"/>
+      <w:r>
+        <w:t>) ausência de documentos que demonstrem a relação jurídica discutida; e (v) a repetição idêntica de alegações em diversos processos, sem qualquer contextualização mínima ao caso concreto.</w:t>
       </w:r>
     </w:p>
     <w:p>
@@ -409,6 +433,7 @@
         </w:rPr>
         <w:t>{{</w:t>
       </w:r>
+      <w:proofErr w:type="spellStart"/>
       <w:r>
         <w:rPr>
           <w:color w:val="00B050"/>
@@ -417,6 +442,7 @@
         </w:rPr>
         <w:t>pessoal_consignados</w:t>
       </w:r>
+      <w:proofErr w:type="spellEnd"/>
       <w:r>
         <w:rPr>
           <w:color w:val="00B050"/>
@@ -645,7 +671,39 @@
           <w:sz w:val="22"/>
           <w:szCs w:val="22"/>
         </w:rPr>
-        <w:t>, outorgados exclusivamente para fins de (i) apresentação de reclamação extrajudicial pela plataforma do Governo Federal (consumidor.gov.br); (ii) eventual propositura de ação de produção antecipada de provas para obtenção dos contratos; e (iii) propositura de ação revisional de contrato bancário para o banco em específico.</w:t>
+        <w:t>, outorgados exclusivamente para fins de (i) apresentação de reclamação extrajudicial pela plataforma do Governo Federal (consumidor.gov.br); (</w:t>
+      </w:r>
+      <w:proofErr w:type="spellStart"/>
+      <w:r>
+        <w:rPr>
+          <w:sz w:val="22"/>
+          <w:szCs w:val="22"/>
+        </w:rPr>
+        <w:t>ii</w:t>
+      </w:r>
+      <w:proofErr w:type="spellEnd"/>
+      <w:r>
+        <w:rPr>
+          <w:sz w:val="22"/>
+          <w:szCs w:val="22"/>
+        </w:rPr>
+        <w:t>) eventual propositura de ação de produção antecipada de provas para obtenção dos contratos; e (</w:t>
+      </w:r>
+      <w:proofErr w:type="spellStart"/>
+      <w:r>
+        <w:rPr>
+          <w:sz w:val="22"/>
+          <w:szCs w:val="22"/>
+        </w:rPr>
+        <w:t>iii</w:t>
+      </w:r>
+      <w:proofErr w:type="spellEnd"/>
+      <w:r>
+        <w:rPr>
+          <w:sz w:val="22"/>
+          <w:szCs w:val="22"/>
+        </w:rPr>
+        <w:t>) propositura de ação revisional de contrato bancário para o banco em específico.</w:t>
       </w:r>
     </w:p>
     <w:p>
@@ -823,66 +881,110 @@
         <w:t xml:space="preserve">A parte autora encontra-se em situação de vulnerabilidade econômica acentuada, recebendo mensalmente apenas </w:t>
       </w:r>
       <w:r>
+        <w:t>{{</w:t>
+      </w:r>
+      <w:proofErr w:type="spellStart"/>
+      <w:r>
+        <w:t>beneficios</w:t>
+      </w:r>
+      <w:proofErr w:type="spellEnd"/>
+      <w:r>
+        <w:t>}}</w:t>
+      </w:r>
+      <w:r>
+        <w:t xml:space="preserve">, </w:t>
+      </w:r>
+      <w:r>
+        <w:t>no valor de R$ {{</w:t>
+      </w:r>
+      <w:proofErr w:type="spellStart"/>
+      <w:r>
+        <w:t>renda_mensal</w:t>
+      </w:r>
+      <w:proofErr w:type="spellEnd"/>
+      <w:r>
+        <w:t xml:space="preserve">}}, conforme comprovado nos documentos que acompanham esta exordial. </w:t>
+      </w:r>
+      <w:r>
+        <w:t>Ainda</w:t>
+      </w:r>
+      <w:r>
+        <w:t>, os empréstimos contratados</w:t>
+      </w:r>
+      <w:r>
+        <w:t xml:space="preserve">, </w:t>
+      </w:r>
+      <w:r>
+        <w:rPr>
+          <w:color w:val="000000" w:themeColor="text1"/>
+        </w:rPr>
+        <w:t xml:space="preserve">Tanto </w:t>
+      </w:r>
+      <w:r>
         <w:rPr>
           <w:color w:val="00B050"/>
+          <w:sz w:val="22"/>
+          <w:szCs w:val="22"/>
         </w:rPr>
         <w:t>{{</w:t>
       </w:r>
-      <w:r>
-        <w:t>benefícios</w:t>
-      </w:r>
+      <w:proofErr w:type="spellStart"/>
       <w:r>
         <w:rPr>
           <w:color w:val="00B050"/>
+          <w:sz w:val="22"/>
+          <w:szCs w:val="22"/>
+        </w:rPr>
+        <w:t>pessoal_consignados</w:t>
+      </w:r>
+      <w:proofErr w:type="spellEnd"/>
+      <w:r>
+        <w:rPr>
+          <w:color w:val="00B050"/>
+          <w:sz w:val="22"/>
+          <w:szCs w:val="22"/>
         </w:rPr>
         <w:t>}}</w:t>
       </w:r>
       <w:r>
-        <w:t xml:space="preserve">, no valor de R$ {{renda_mensal}}, conforme comprovado nos documentos que acompanham esta exordial. </w:t>
-      </w:r>
-      <w:r>
-        <w:t>Ainda</w:t>
-      </w:r>
-      <w:r>
-        <w:t>, os empréstimos contratados</w:t>
-      </w:r>
-      <w:r>
+        <w:rPr>
+          <w:sz w:val="22"/>
+          <w:szCs w:val="22"/>
+        </w:rPr>
         <w:t xml:space="preserve">, </w:t>
       </w:r>
       <w:r>
-        <w:rPr>
-          <w:color w:val="00B050"/>
-        </w:rPr>
+        <w:t>comprometem de forma drástica sua renda mensal, de modo que restam apenas R$ {{</w:t>
+      </w:r>
+      <w:proofErr w:type="spellStart"/>
+      <w:r>
+        <w:t>valor_liquido</w:t>
+      </w:r>
+      <w:proofErr w:type="spellEnd"/>
+      <w:r>
+        <w:t>}} para sua subsistência, valor este absolutamente incompatível com a manutenção de um mínimo existencial digno.</w:t>
+      </w:r>
+    </w:p>
+    <w:p>
+      <w:r>
+        <w:t>A fim de comprovar detalhadamente essa realidade, foram anexados à presente demanda os seguintes documentos:</w:t>
+      </w:r>
+    </w:p>
+    <w:p/>
+    <w:p>
+      <w:pPr>
+        <w:ind w:firstLine="0"/>
+      </w:pPr>
+      <w:r>
         <w:t>{{</w:t>
       </w:r>
-      <w:r>
-        <w:rPr>
-          <w:color w:val="00B050"/>
-        </w:rPr>
-        <w:t>tanto consignados quanto pessoais</w:t>
-      </w:r>
-      <w:r>
-        <w:rPr>
-          <w:color w:val="00B050"/>
-        </w:rPr>
-        <w:t xml:space="preserve">,}} </w:t>
-      </w:r>
-      <w:r>
-        <w:t>comprometem de forma drástica sua renda mensal, de modo que restam apenas R$ {{valor_liquido}} para sua subsistência, valor este absolutamente incompatível com a manutenção de um mínimo existencial digno.</w:t>
-      </w:r>
-    </w:p>
-    <w:p>
-      <w:r>
-        <w:t>A fim de comprovar detalhadamente essa realidade, foram anexados à presente demanda os seguintes documentos:</w:t>
-      </w:r>
-    </w:p>
-    <w:p/>
-    <w:p>
-      <w:pPr>
-        <w:ind w:firstLine="0"/>
-      </w:pPr>
-      <w:r>
-        <w:t>{{conjunto_probatorio}}</w:t>
+      <w:proofErr w:type="spellStart"/>
+      <w:r>
+        <w:t>conjunto_probatorio</w:t>
+      </w:r>
+      <w:proofErr w:type="spellEnd"/>
+      <w:r>
+        <w:t>}}</w:t>
       </w:r>
     </w:p>
     <w:p>
@@ -936,12 +1038,14 @@
         </w:rPr>
         <w:t>{{</w:t>
       </w:r>
+      <w:proofErr w:type="spellStart"/>
       <w:r>
         <w:rPr>
           <w:color w:val="000000" w:themeColor="text1"/>
         </w:rPr>
         <w:t>beneficios</w:t>
       </w:r>
+      <w:proofErr w:type="spellEnd"/>
       <w:r>
         <w:rPr>
           <w:color w:val="00B050"/>
@@ -955,7 +1059,15 @@
         <w:t>R$</w:t>
       </w:r>
       <w:r>
-        <w:t>{{renda_mensal}}</w:t>
+        <w:t>{{</w:t>
+      </w:r>
+      <w:proofErr w:type="spellStart"/>
+      <w:r>
+        <w:t>renda_mensal</w:t>
+      </w:r>
+      <w:proofErr w:type="spellEnd"/>
+      <w:r>
+        <w:t>}}</w:t>
       </w:r>
       <w:r>
         <w:t>, conforme comprovado em documentação anexa.</w:t>
@@ -1004,12 +1116,14 @@
         </w:rPr>
         <w:t>{{</w:t>
       </w:r>
+      <w:proofErr w:type="spellStart"/>
       <w:r>
         <w:rPr>
           <w:color w:val="000000" w:themeColor="text1"/>
         </w:rPr>
         <w:t>beneficios</w:t>
       </w:r>
+      <w:proofErr w:type="spellEnd"/>
       <w:r>
         <w:rPr>
           <w:color w:val="00B050"/>
@@ -1048,7 +1162,15 @@
         <w:t xml:space="preserve">da sua remuneração mensal, tendo como líquido apenas </w:t>
       </w:r>
       <w:r>
-        <w:t>{{valor_liquido}}</w:t>
+        <w:t>{{</w:t>
+      </w:r>
+      <w:proofErr w:type="spellStart"/>
+      <w:r>
+        <w:t>valor_liquido</w:t>
+      </w:r>
+      <w:proofErr w:type="spellEnd"/>
+      <w:r>
+        <w:t>}}</w:t>
       </w:r>
       <w:r>
         <w:t xml:space="preserve"> </w:t>
@@ -1274,9 +1396,11 @@
       <w:r>
         <w:t xml:space="preserve">}}% </w:t>
       </w:r>
+      <w:proofErr w:type="spellStart"/>
       <w:r>
         <w:t>a.m</w:t>
       </w:r>
+      <w:proofErr w:type="spellEnd"/>
       <w:r>
         <w:t xml:space="preserve">, </w:t>
       </w:r>
@@ -1640,6 +1764,7 @@
         </w:rPr>
         <w:t xml:space="preserve"> </w:t>
       </w:r>
+      <w:proofErr w:type="spellStart"/>
       <w:r>
         <w:rPr>
           <w:b/>
@@ -1649,6 +1774,7 @@
         </w:rPr>
         <w:t>N°</w:t>
       </w:r>
+      <w:proofErr w:type="spellEnd"/>
       <w:r>
         <w:rPr>
           <w:b/>
@@ -1853,9 +1979,11 @@
       <w:r>
         <w:t xml:space="preserve">}}% </w:t>
       </w:r>
+      <w:proofErr w:type="spellStart"/>
       <w:r>
         <w:t>a.m</w:t>
       </w:r>
+      <w:proofErr w:type="spellEnd"/>
       <w:r>
         <w:t>, conforme divulgado pelo Banco Central</w:t>
       </w:r>
@@ -2238,6 +2366,7 @@
         </w:rPr>
         <w:t xml:space="preserve"> </w:t>
       </w:r>
+      <w:proofErr w:type="spellStart"/>
       <w:r>
         <w:rPr>
           <w:b/>
@@ -2247,6 +2376,7 @@
         </w:rPr>
         <w:t>N°</w:t>
       </w:r>
+      <w:proofErr w:type="spellEnd"/>
       <w:r>
         <w:rPr>
           <w:b/>
@@ -2447,9 +2577,11 @@
       <w:r>
         <w:t xml:space="preserve">}}% </w:t>
       </w:r>
+      <w:proofErr w:type="spellStart"/>
       <w:r>
         <w:t>a.m</w:t>
       </w:r>
+      <w:proofErr w:type="spellEnd"/>
       <w:r>
         <w:t>, conforme divulgado pelo Banco Central</w:t>
       </w:r>
@@ -3051,31 +3183,47 @@
           <w:i/>
           <w:iCs/>
         </w:rPr>
-        <w:t>in verbis:</w:t>
-      </w:r>
-    </w:p>
-    <w:p>
-      <w:pPr>
+        <w:t xml:space="preserve">in </w:t>
+      </w:r>
+      <w:proofErr w:type="spellStart"/>
+      <w:r>
         <w:rPr>
           <w:i/>
           <w:iCs/>
         </w:rPr>
-      </w:pPr>
-    </w:p>
-    <w:p>
-      <w:pPr>
-        <w:ind w:left="2268" w:firstLine="0"/>
+        <w:t>verbis</w:t>
+      </w:r>
+      <w:proofErr w:type="spellEnd"/>
+      <w:r>
         <w:rPr>
           <w:i/>
           <w:iCs/>
-          <w:sz w:val="22"/>
-          <w:szCs w:val="22"/>
-        </w:rPr>
-      </w:pPr>
-      <w:r>
+        </w:rPr>
+        <w:t>:</w:t>
+      </w:r>
+    </w:p>
+    <w:p>
+      <w:pPr>
         <w:rPr>
           <w:i/>
           <w:iCs/>
+        </w:rPr>
+      </w:pPr>
+    </w:p>
+    <w:p>
+      <w:pPr>
+        <w:ind w:left="2268" w:firstLine="0"/>
+        <w:rPr>
+          <w:i/>
+          <w:iCs/>
+          <w:sz w:val="22"/>
+          <w:szCs w:val="22"/>
+        </w:rPr>
+      </w:pPr>
+      <w:r>
+        <w:rPr>
+          <w:i/>
+          <w:iCs/>
           <w:sz w:val="22"/>
           <w:szCs w:val="22"/>
         </w:rPr>
@@ -3101,7 +3249,39 @@
           <w:sz w:val="22"/>
           <w:szCs w:val="22"/>
         </w:rPr>
-        <w:t>“(...) tem considerado abusivas taxas superiores a uma vez e meia (voto proferido pelo Min. Ari Pargendler no REsp n. 271.214-RS, Rel.p. Acórdão Min. Menezes Direito, DJ de 4.8.2003), ao dobro (REsp n. 1.036.818, Terceira Turma, minha relatoria, DJe de 20.6.2008) ou ao triplo (REsp n. 971.853-RS, Quarta Turma, Min. Pádua Ribeiro, DJ de 24.9.2007) da média. Todavia, esta perquirição acerca da abusividade não é estanque, o que impossibilita a adoção de critérios genéricos e universais. A taxa média de mercado, divulgada pelo Banco Central, constitui um valioso referencial, mas cabe somente ao juiz, no exame das peculiaridades do caso concreto, avaliar se os juros contratados foram ou não abusivos”. (REsp 1061530/RS, rel. Min. Nancy Andrighi, Segunda Seção, j. 22-10-2008).</w:t>
+        <w:t xml:space="preserve">“(...) tem considerado abusivas taxas superiores a uma vez e meia (voto proferido pelo Min. Ari Pargendler no REsp n. 271.214-RS, </w:t>
+      </w:r>
+      <w:proofErr w:type="spellStart"/>
+      <w:r>
+        <w:rPr>
+          <w:sz w:val="22"/>
+          <w:szCs w:val="22"/>
+        </w:rPr>
+        <w:t>Rel.p</w:t>
+      </w:r>
+      <w:proofErr w:type="spellEnd"/>
+      <w:r>
+        <w:rPr>
+          <w:sz w:val="22"/>
+          <w:szCs w:val="22"/>
+        </w:rPr>
+        <w:t xml:space="preserve">. Acórdão Min. Menezes Direito, DJ de 4.8.2003), ao dobro (REsp n. 1.036.818, Terceira Turma, minha relatoria, </w:t>
+      </w:r>
+      <w:proofErr w:type="spellStart"/>
+      <w:r>
+        <w:rPr>
+          <w:sz w:val="22"/>
+          <w:szCs w:val="22"/>
+        </w:rPr>
+        <w:t>DJe</w:t>
+      </w:r>
+      <w:proofErr w:type="spellEnd"/>
+      <w:r>
+        <w:rPr>
+          <w:sz w:val="22"/>
+          <w:szCs w:val="22"/>
+        </w:rPr>
+        <w:t xml:space="preserve"> de 20.6.2008) ou ao triplo (REsp n. 971.853-RS, Quarta Turma, Min. Pádua Ribeiro, DJ de 24.9.2007) da média. Todavia, esta perquirição acerca da abusividade não é estanque, o que impossibilita a adoção de critérios genéricos e universais. A taxa média de mercado, divulgada pelo Banco Central, constitui um valioso referencial, mas cabe somente ao juiz, no exame das peculiaridades do caso concreto, avaliar se os juros contratados foram ou não abusivos”. (REsp 1061530/RS, rel. Min. Nancy Andrighi, Segunda Seção, j. 22-10-2008).</w:t>
       </w:r>
     </w:p>
     <w:p>
@@ -3294,7 +3474,15 @@
         </w:rPr>
       </w:pPr>
       <w:r>
-        <w:t>Tal discrepância de valores é evidência clara de abusividade na fixação das taxas de juros cobradas pela requerida, o que viola o princípio da boa-fé objetiva, previsto no artigo 422 do Código Civil. Conforme leciona Pablo Stolze Gagliano e Rodolfo Pamplona Filho (Novo Curso de Direito Civil, Volume II), “a boa-fé objetiva exige que as partes não só tenham um comportamento ético, mas também que não exerçam seus direitos de forma excessivamente gravosa ao outro contratante”.</w:t>
+        <w:t xml:space="preserve">Tal discrepância de valores é evidência clara de abusividade na fixação das taxas de juros cobradas pela requerida, o que viola o princípio da boa-fé objetiva, previsto no artigo 422 do Código Civil. Conforme leciona Pablo Stolze </w:t>
+      </w:r>
+      <w:proofErr w:type="spellStart"/>
+      <w:r>
+        <w:t>Gagliano</w:t>
+      </w:r>
+      <w:proofErr w:type="spellEnd"/>
+      <w:r>
+        <w:t xml:space="preserve"> e Rodolfo Pamplona Filho (Novo Curso de Direito Civil, Volume II), “a boa-fé objetiva exige que as partes não só tenham um comportamento ético, mas também que não exerçam seus direitos de forma excessivamente gravosa ao outro contratante”.</w:t>
       </w:r>
     </w:p>
     <w:p>
@@ -3399,7 +3587,47 @@
     </w:p>
     <w:p>
       <w:r>
-        <w:t>É o que restou decidido no julgamento dos EAREsp 600663/RS, EAREsp 622897/RS, EAREsp 664888/RS, EAREsp 676608/RS e, especialmente, no EREsp 1.413.542/RS (Tema 929 do STJ), cuja ementa firmou a seguinte tese:</w:t>
+        <w:t xml:space="preserve">É o que restou decidido no julgamento dos </w:t>
+      </w:r>
+      <w:proofErr w:type="spellStart"/>
+      <w:r>
+        <w:t>EAREsp</w:t>
+      </w:r>
+      <w:proofErr w:type="spellEnd"/>
+      <w:r>
+        <w:t xml:space="preserve"> 600663/RS, </w:t>
+      </w:r>
+      <w:proofErr w:type="spellStart"/>
+      <w:r>
+        <w:t>EAREsp</w:t>
+      </w:r>
+      <w:proofErr w:type="spellEnd"/>
+      <w:r>
+        <w:t xml:space="preserve"> 622897/RS, </w:t>
+      </w:r>
+      <w:proofErr w:type="spellStart"/>
+      <w:r>
+        <w:t>EAREsp</w:t>
+      </w:r>
+      <w:proofErr w:type="spellEnd"/>
+      <w:r>
+        <w:t xml:space="preserve"> 664888/RS, </w:t>
+      </w:r>
+      <w:proofErr w:type="spellStart"/>
+      <w:r>
+        <w:t>EAREsp</w:t>
+      </w:r>
+      <w:proofErr w:type="spellEnd"/>
+      <w:r>
+        <w:t xml:space="preserve"> 676608/RS e, especialmente, no </w:t>
+      </w:r>
+      <w:proofErr w:type="spellStart"/>
+      <w:r>
+        <w:t>EREsp</w:t>
+      </w:r>
+      <w:proofErr w:type="spellEnd"/>
+      <w:r>
+        <w:t xml:space="preserve"> 1.413.542/RS (Tema 929 do STJ), cuja ementa firmou a seguinte tese:</w:t>
       </w:r>
     </w:p>
     <w:p/>
@@ -3761,14 +3989,42 @@
           <w:iCs/>
           <w:u w:val="single"/>
         </w:rPr>
-        <w:t>in re ipsa</w:t>
-      </w:r>
+        <w:t xml:space="preserve">in </w:t>
+      </w:r>
+      <w:proofErr w:type="spellStart"/>
       <w:r>
         <w:rPr>
           <w:i/>
           <w:iCs/>
           <w:u w:val="single"/>
         </w:rPr>
+        <w:t>re</w:t>
+      </w:r>
+      <w:proofErr w:type="spellEnd"/>
+      <w:r>
+        <w:rPr>
+          <w:i/>
+          <w:iCs/>
+          <w:u w:val="single"/>
+        </w:rPr>
+        <w:t xml:space="preserve"> </w:t>
+      </w:r>
+      <w:proofErr w:type="spellStart"/>
+      <w:r>
+        <w:rPr>
+          <w:i/>
+          <w:iCs/>
+          <w:u w:val="single"/>
+        </w:rPr>
+        <w:t>ipsa</w:t>
+      </w:r>
+      <w:proofErr w:type="spellEnd"/>
+      <w:r>
+        <w:rPr>
+          <w:i/>
+          <w:iCs/>
+          <w:u w:val="single"/>
+        </w:rPr>
         <w:t>”</w:t>
       </w:r>
       <w:r>
@@ -3831,9 +4087,11 @@
       <w:r>
         <w:t>{{</w:t>
       </w:r>
+      <w:proofErr w:type="spellStart"/>
       <w:r>
         <w:t>renda_mensal</w:t>
       </w:r>
+      <w:proofErr w:type="spellEnd"/>
       <w:r>
         <w:t>}}</w:t>
       </w:r>
@@ -3864,7 +4122,15 @@
         <w:t xml:space="preserve"> </w:t>
       </w:r>
       <w:r>
-        <w:t>{{valor_liquido}}</w:t>
+        <w:t>{{</w:t>
+      </w:r>
+      <w:proofErr w:type="spellStart"/>
+      <w:r>
+        <w:t>valor_liquido</w:t>
+      </w:r>
+      <w:proofErr w:type="spellEnd"/>
+      <w:r>
+        <w:t>}}</w:t>
       </w:r>
       <w:r>
         <w:t xml:space="preserve"> por mês, cerca de </w:t>
@@ -3873,7 +4139,15 @@
         <w:t>{</w:t>
       </w:r>
       <w:r>
-        <w:t>{diario}}</w:t>
+        <w:t>{</w:t>
+      </w:r>
+      <w:proofErr w:type="spellStart"/>
+      <w:r>
+        <w:t>diario</w:t>
+      </w:r>
+      <w:proofErr w:type="spellEnd"/>
+      <w:r>
+        <w:t>}}</w:t>
       </w:r>
       <w:r>
         <w:t xml:space="preserve"> </w:t>
@@ -3946,7 +4220,25 @@
           <w:bCs/>
           <w:u w:val="single"/>
         </w:rPr>
-        <w:t xml:space="preserve"> instituições financeiras cessem a prática reiterada de impor juros exorbitantes a consumidores hipervulneráveis (abusividade).</w:t>
+        <w:t xml:space="preserve"> instituições financeiras cessem a prática reiterada de impor juros exorbitantes a consumidores </w:t>
+      </w:r>
+      <w:proofErr w:type="spellStart"/>
+      <w:r>
+        <w:rPr>
+          <w:b/>
+          <w:bCs/>
+          <w:u w:val="single"/>
+        </w:rPr>
+        <w:t>hipervulneráveis</w:t>
+      </w:r>
+      <w:proofErr w:type="spellEnd"/>
+      <w:r>
+        <w:rPr>
+          <w:b/>
+          <w:bCs/>
+          <w:u w:val="single"/>
+        </w:rPr>
+        <w:t xml:space="preserve"> (abusividade).</w:t>
       </w:r>
       <w:r>
         <w:t xml:space="preserve"> </w:t>
@@ -4710,12 +5002,14 @@
         </w:rPr>
         <w:t>{</w:t>
       </w:r>
+      <w:proofErr w:type="spellStart"/>
       <w:r>
         <w:rPr>
           <w:color w:val="00B050"/>
         </w:rPr>
         <w:t>estado_oab</w:t>
       </w:r>
+      <w:proofErr w:type="spellEnd"/>
       <w:r>
         <w:rPr>
           <w:color w:val="00B050"/>
@@ -4734,12 +5028,14 @@
         </w:rPr>
         <w:t xml:space="preserve"> {{</w:t>
       </w:r>
+      <w:proofErr w:type="spellStart"/>
       <w:r>
         <w:rPr>
           <w:color w:val="00B050"/>
         </w:rPr>
         <w:t>numero_oab</w:t>
       </w:r>
+      <w:proofErr w:type="spellEnd"/>
       <w:r>
         <w:rPr>
           <w:color w:val="00B050"/>

--- a/modelos/Contrato_Foro_Autor_3.docx
+++ b/modelos/Contrato_Foro_Autor_3.docx
@@ -1,6 +1,6 @@
 
 <file path=word/document.xml><?xml version="1.0" encoding="utf-8"?>
-<w:document xmlns:wpc="http://schemas.microsoft.com/office/word/2010/wordprocessingCanvas" xmlns:cx="http://schemas.microsoft.com/office/drawing/2014/chartex" xmlns:cx1="http://schemas.microsoft.com/office/drawing/2015/9/8/chartex" xmlns:cx2="http://schemas.microsoft.com/office/drawing/2015/10/21/chartex" xmlns:cx3="http://schemas.microsoft.com/office/drawing/2016/5/9/chartex" xmlns:cx4="http://schemas.microsoft.com/office/drawing/2016/5/10/chartex" xmlns:cx5="http://schemas.microsoft.com/office/drawing/2016/5/11/chartex" xmlns:cx6="http://schemas.microsoft.com/office/drawing/2016/5/12/chartex" xmlns:cx7="http://schemas.microsoft.com/office/drawing/2016/5/13/chartex" xmlns:cx8="http://schemas.microsoft.com/office/drawing/2016/5/14/chartex" xmlns:mc="http://schemas.openxmlformats.org/markup-compatibility/2006" xmlns:aink="http://schemas.microsoft.com/office/drawing/2016/ink" xmlns:am3d="http://schemas.microsoft.com/office/drawing/2017/model3d" xmlns:o="urn:schemas-microsoft-com:office:office" xmlns:oel="http://schemas.microsoft.com/office/2019/extlst" xmlns:r="http://schemas.openxmlformats.org/officeDocument/2006/relationships" xmlns:m="http://schemas.openxmlformats.org/officeDocument/2006/math" xmlns:v="urn:schemas-microsoft-com:vml" xmlns:wp14="http://schemas.microsoft.com/office/word/2010/wordprocessingDrawing" xmlns:wp="http://schemas.openxmlformats.org/drawingml/2006/wordprocessingDrawing" xmlns:w10="urn:schemas-microsoft-com:office:word" xmlns:w="http://schemas.openxmlformats.org/wordprocessingml/2006/main" xmlns:w14="http://schemas.microsoft.com/office/word/2010/wordml" xmlns:w15="http://schemas.microsoft.com/office/word/2012/wordml" xmlns:w16cex="http://schemas.microsoft.com/office/word/2018/wordml/cex" xmlns:w16cid="http://schemas.microsoft.com/office/word/2016/wordml/cid" xmlns:w16="http://schemas.microsoft.com/office/word/2018/wordml" xmlns:w16du="http://schemas.microsoft.com/office/word/2023/wordml/word16du" xmlns:w16sdtdh="http://schemas.microsoft.com/office/word/2020/wordml/sdtdatahash" xmlns:w16sdtfl="http://schemas.microsoft.com/office/word/2024/wordml/sdtformatlock" xmlns:w16se="http://schemas.microsoft.com/office/word/2015/wordml/symex" xmlns:wpg="http://schemas.microsoft.com/office/word/2010/wordprocessingGroup" xmlns:wpi="http://schemas.microsoft.com/office/word/2010/wordprocessingInk" xmlns:wne="http://schemas.microsoft.com/office/word/2006/wordml" xmlns:wps="http://schemas.microsoft.com/office/word/2010/wordprocessingShape" mc:Ignorable="w14 w15 w16se w16cid w16 w16cex w16sdtdh w16sdtfl w16du wp14">
+<w:document xmlns:wpc="http://schemas.microsoft.com/office/word/2010/wordprocessingCanvas" xmlns:cx="http://schemas.microsoft.com/office/drawing/2014/chartex" xmlns:mc="http://schemas.openxmlformats.org/markup-compatibility/2006" xmlns:o="urn:schemas-microsoft-com:office:office" xmlns:r="http://schemas.openxmlformats.org/officeDocument/2006/relationships" xmlns:m="http://schemas.openxmlformats.org/officeDocument/2006/math" xmlns:v="urn:schemas-microsoft-com:vml" xmlns:wp14="http://schemas.microsoft.com/office/word/2010/wordprocessingDrawing" xmlns:wp="http://schemas.openxmlformats.org/drawingml/2006/wordprocessingDrawing" xmlns:w10="urn:schemas-microsoft-com:office:word" xmlns:w="http://schemas.openxmlformats.org/wordprocessingml/2006/main" xmlns:w14="http://schemas.microsoft.com/office/word/2010/wordml" xmlns:w15="http://schemas.microsoft.com/office/word/2012/wordml" xmlns:w16se="http://schemas.microsoft.com/office/word/2015/wordml/symex" xmlns:wpg="http://schemas.microsoft.com/office/word/2010/wordprocessingGroup" xmlns:wpi="http://schemas.microsoft.com/office/word/2010/wordprocessingInk" xmlns:wne="http://schemas.microsoft.com/office/word/2006/wordml" xmlns:wps="http://schemas.microsoft.com/office/word/2010/wordprocessingShape" mc:Ignorable="w14 w15 w16se wp14">
   <w:body>
     <w:p>
       <w:pPr>
@@ -40,12 +40,21 @@
           <w:color w:val="FF0000"/>
         </w:rPr>
       </w:pPr>
+      <w:proofErr w:type="gramStart"/>
       <w:r>
         <w:rPr>
           <w:b/>
           <w:color w:val="FF0000"/>
         </w:rPr>
-        <w:t xml:space="preserve">{                                                                     </w:t>
+        <w:t xml:space="preserve">{  </w:t>
+      </w:r>
+      <w:proofErr w:type="gramEnd"/>
+      <w:r>
+        <w:rPr>
+          <w:b/>
+          <w:color w:val="FF0000"/>
+        </w:rPr>
+        <w:t xml:space="preserve">                                                                   </w:t>
       </w:r>
       <w:r>
         <w:rPr>
@@ -172,19 +181,21 @@
         <w:rPr>
           <w:color w:val="00B050"/>
         </w:rPr>
-        <w:t>{{ENDERE</w:t>
-      </w:r>
+        <w:t>{{</w:t>
+      </w:r>
+      <w:proofErr w:type="spellStart"/>
       <w:r>
         <w:rPr>
           <w:color w:val="00B050"/>
         </w:rPr>
-        <w:t>C</w:t>
-      </w:r>
+        <w:t>endereco_banco</w:t>
+      </w:r>
+      <w:proofErr w:type="spellEnd"/>
       <w:r>
         <w:rPr>
           <w:color w:val="00B050"/>
         </w:rPr>
-        <w:t>O_BANCO}}</w:t>
+        <w:t>}}</w:t>
       </w:r>
       <w:r>
         <w:t>,</w:t>
@@ -1034,7 +1045,7 @@
       </w:r>
       <w:r>
         <w:rPr>
-          <w:color w:val="00B050"/>
+          <w:color w:val="000000" w:themeColor="text1"/>
         </w:rPr>
         <w:t>{{</w:t>
       </w:r>
@@ -1048,7 +1059,7 @@
       <w:proofErr w:type="spellEnd"/>
       <w:r>
         <w:rPr>
-          <w:color w:val="00B050"/>
+          <w:color w:val="000000" w:themeColor="text1"/>
         </w:rPr>
         <w:t>}}</w:t>
       </w:r>
@@ -1112,35 +1123,40 @@
       </w:r>
       <w:r>
         <w:rPr>
+          <w:color w:val="000000" w:themeColor="text1"/>
+        </w:rPr>
+        <w:t>{{</w:t>
+      </w:r>
+      <w:proofErr w:type="spellStart"/>
+      <w:r>
+        <w:rPr>
+          <w:color w:val="000000" w:themeColor="text1"/>
+        </w:rPr>
+        <w:t>pessoal_consignados</w:t>
+      </w:r>
+      <w:proofErr w:type="spellEnd"/>
+      <w:proofErr w:type="gramStart"/>
+      <w:r>
+        <w:rPr>
+          <w:color w:val="000000" w:themeColor="text1"/>
+        </w:rPr>
+        <w:t>}}</w:t>
+      </w:r>
+      <w:r>
+        <w:t xml:space="preserve"> </w:t>
+      </w:r>
+      <w:r>
+        <w:rPr>
           <w:color w:val="00B050"/>
         </w:rPr>
-        <w:t>{{</w:t>
-      </w:r>
-      <w:proofErr w:type="spellStart"/>
-      <w:r>
-        <w:rPr>
-          <w:color w:val="000000" w:themeColor="text1"/>
-        </w:rPr>
-        <w:t>beneficios</w:t>
-      </w:r>
-      <w:proofErr w:type="spellEnd"/>
-      <w:r>
-        <w:rPr>
-          <w:color w:val="00B050"/>
-        </w:rPr>
-        <w:t>}}</w:t>
-      </w:r>
-      <w:r>
         <w:t xml:space="preserve"> </w:t>
       </w:r>
       <w:r>
-        <w:rPr>
-          <w:color w:val="00B050"/>
-        </w:rPr>
-        <w:t xml:space="preserve"> </w:t>
-      </w:r>
-      <w:r>
-        <w:t xml:space="preserve">comprometem o equivalente a </w:t>
+        <w:t>comprometem</w:t>
+      </w:r>
+      <w:proofErr w:type="gramEnd"/>
+      <w:r>
+        <w:t xml:space="preserve"> o equivalente a </w:t>
       </w:r>
       <w:r>
         <w:t>{{</w:t>
@@ -1182,8 +1198,21 @@
     <w:p>
       <w:r>
         <w:lastRenderedPageBreak/>
-        <w:t>Além disso, os valores referentes aos empréstimos pessoais contratados, demonstram-se em flagrante abusividade em comparação aos valores praticados em contratos análogos, como ilustrado abaixo:</w:t>
-      </w:r>
+        <w:t>Além disso, os valores referentes aos empréstimos pessoais contratados, demonstram-se em flagrante abusividade em comparação aos valores praticados pelo mercado financeiro para esse tipo de operação e para a data da contratação, conforme restará demonstrado.</w:t>
+      </w:r>
+    </w:p>
+    <w:p/>
+    <w:p>
+      <w:r>
+        <w:t>São os dados do contrato em comento:</w:t>
+      </w:r>
+      <w:bookmarkStart w:id="1" w:name="_GoBack"/>
+      <w:bookmarkEnd w:id="1"/>
+    </w:p>
+    <w:p>
+      <w:pPr>
+        <w:ind w:firstLine="0"/>
+      </w:pPr>
     </w:p>
     <w:p/>
     <w:p>
@@ -1219,6 +1248,7 @@
         </w:rPr>
         <w:t xml:space="preserve"> </w:t>
       </w:r>
+      <w:proofErr w:type="gramStart"/>
       <w:r>
         <w:rPr>
           <w:b/>
@@ -1226,7 +1256,17 @@
           <w:sz w:val="24"/>
           <w:szCs w:val="24"/>
         </w:rPr>
-        <w:t>Nº{{NUMERO_CONTRATO</w:t>
+        <w:t>Nº{</w:t>
+      </w:r>
+      <w:proofErr w:type="gramEnd"/>
+      <w:r>
+        <w:rPr>
+          <w:b/>
+          <w:color w:val="00B050"/>
+          <w:sz w:val="24"/>
+          <w:szCs w:val="24"/>
+        </w:rPr>
+        <w:t>{NUMERO_CONTRATO</w:t>
       </w:r>
       <w:r>
         <w:rPr>
@@ -1340,11 +1380,16 @@
         <w:t xml:space="preserve">Taxa de juros aplicada: </w:t>
       </w:r>
       <w:r>
-        <w:t>{{emprestimos_0_taxa}}</w:t>
+        <w:t>{{emprestimos_0_taxa</w:t>
+      </w:r>
+      <w:proofErr w:type="gramStart"/>
+      <w:r>
+        <w:t>}}</w:t>
       </w:r>
       <w:r>
         <w:t>%</w:t>
       </w:r>
+      <w:proofErr w:type="gramEnd"/>
     </w:p>
     <w:p>
       <w:pPr>
@@ -1356,8 +1401,13 @@
         <w:t xml:space="preserve">O contrato em apreciação apresenta taxa de juros mensal fixada em </w:t>
       </w:r>
       <w:r>
-        <w:t>{{emprestimos_0_taxa}}%</w:t>
-      </w:r>
+        <w:t>{{emprestimos_0_taxa</w:t>
+      </w:r>
+      <w:proofErr w:type="gramStart"/>
+      <w:r>
+        <w:t>}}%</w:t>
+      </w:r>
+      <w:proofErr w:type="gramEnd"/>
       <w:r>
         <w:t xml:space="preserve">a.m., o que gerou à parte requerente uma dívida correspondente a </w:t>
       </w:r>
@@ -1385,6 +1435,7 @@
     </w:p>
     <w:p>
       <w:r>
+        <w:lastRenderedPageBreak/>
         <w:t xml:space="preserve">Para mesma época, o Banco central divulgou que a média de mercado aplicada pelas instituições financeiras em contratos da mesma natureza fora de </w:t>
       </w:r>
       <w:r>
@@ -1708,6 +1759,7 @@
     </w:p>
     <w:p>
       <w:r>
+        <w:lastRenderedPageBreak/>
         <w:t xml:space="preserve">Uma diferença de </w:t>
       </w:r>
       <w:r>
@@ -1772,9 +1824,9 @@
           <w:sz w:val="24"/>
           <w:szCs w:val="24"/>
         </w:rPr>
-        <w:t>N°</w:t>
-      </w:r>
-      <w:proofErr w:type="spellEnd"/>
+        <w:t>N</w:t>
+      </w:r>
+      <w:proofErr w:type="gramStart"/>
       <w:r>
         <w:rPr>
           <w:b/>
@@ -1782,7 +1834,27 @@
           <w:sz w:val="24"/>
           <w:szCs w:val="24"/>
         </w:rPr>
-        <w:t>{{NUMERO_CONTRATO</w:t>
+        <w:t>°</w:t>
+      </w:r>
+      <w:proofErr w:type="spellEnd"/>
+      <w:r>
+        <w:rPr>
+          <w:b/>
+          <w:color w:val="00B050"/>
+          <w:sz w:val="24"/>
+          <w:szCs w:val="24"/>
+        </w:rPr>
+        <w:t>{</w:t>
+      </w:r>
+      <w:proofErr w:type="gramEnd"/>
+      <w:r>
+        <w:rPr>
+          <w:b/>
+          <w:color w:val="00B050"/>
+          <w:sz w:val="24"/>
+          <w:szCs w:val="24"/>
+        </w:rPr>
+        <w:t>{NUMERO_CONTRATO</w:t>
       </w:r>
       <w:r>
         <w:rPr>
@@ -1893,8 +1965,13 @@
         <w:t>1</w:t>
       </w:r>
       <w:r>
-        <w:t>_taxa}}%</w:t>
-      </w:r>
+        <w:t>_taxa</w:t>
+      </w:r>
+      <w:proofErr w:type="gramStart"/>
+      <w:r>
+        <w:t>}}%</w:t>
+      </w:r>
+      <w:proofErr w:type="gramEnd"/>
     </w:p>
     <w:p>
       <w:pPr>
@@ -1917,12 +1994,14 @@
       <w:r>
         <w:t>_taxa</w:t>
       </w:r>
+      <w:proofErr w:type="gramStart"/>
       <w:r>
         <w:t>}}</w:t>
       </w:r>
       <w:r>
         <w:t>%</w:t>
       </w:r>
+      <w:proofErr w:type="gramEnd"/>
       <w:r>
         <w:t>a.m</w:t>
       </w:r>
@@ -2008,6 +2087,7 @@
           <w:b/>
           <w:bCs/>
         </w:rPr>
+        <w:lastRenderedPageBreak/>
         <w:t>de código 25464</w:t>
       </w:r>
       <w:r>
@@ -2030,7 +2110,6 @@
         <w:t xml:space="preserve">Caso essa média tivesse sido aplicada, as parcelas do referido contrato teriam sido fixadas em </w:t>
       </w:r>
       <w:r>
-        <w:lastRenderedPageBreak/>
         <w:t>{{emprestimos_</w:t>
       </w:r>
       <w:r>
@@ -2374,9 +2453,9 @@
           <w:sz w:val="24"/>
           <w:szCs w:val="24"/>
         </w:rPr>
-        <w:t>N°</w:t>
-      </w:r>
-      <w:proofErr w:type="spellEnd"/>
+        <w:t>N</w:t>
+      </w:r>
+      <w:proofErr w:type="gramStart"/>
       <w:r>
         <w:rPr>
           <w:b/>
@@ -2384,7 +2463,27 @@
           <w:sz w:val="24"/>
           <w:szCs w:val="24"/>
         </w:rPr>
-        <w:t>{{NUMERO_CONTRATO</w:t>
+        <w:t>°</w:t>
+      </w:r>
+      <w:proofErr w:type="spellEnd"/>
+      <w:r>
+        <w:rPr>
+          <w:b/>
+          <w:color w:val="00B050"/>
+          <w:sz w:val="24"/>
+          <w:szCs w:val="24"/>
+        </w:rPr>
+        <w:t>{</w:t>
+      </w:r>
+      <w:proofErr w:type="gramEnd"/>
+      <w:r>
+        <w:rPr>
+          <w:b/>
+          <w:color w:val="00B050"/>
+          <w:sz w:val="24"/>
+          <w:szCs w:val="24"/>
+        </w:rPr>
+        <w:t>{NUMERO_CONTRATO</w:t>
       </w:r>
       <w:r>
         <w:rPr>
@@ -2455,7 +2554,6 @@
         </w:numPr>
       </w:pPr>
       <w:r>
-        <w:lastRenderedPageBreak/>
         <w:t>Número de parcelas: {{</w:t>
       </w:r>
       <w:r>
@@ -2496,8 +2594,13 @@
         <w:t>{{emprestimos_2</w:t>
       </w:r>
       <w:r>
-        <w:t>_taxa}}%</w:t>
-      </w:r>
+        <w:t>_taxa</w:t>
+      </w:r>
+      <w:proofErr w:type="gramStart"/>
+      <w:r>
+        <w:t>}}%</w:t>
+      </w:r>
+      <w:proofErr w:type="gramEnd"/>
     </w:p>
     <w:p>
       <w:pPr>
@@ -2517,12 +2620,14 @@
       <w:r>
         <w:t>_taxa</w:t>
       </w:r>
+      <w:proofErr w:type="gramStart"/>
       <w:r>
         <w:t>}}</w:t>
       </w:r>
       <w:r>
         <w:t>%</w:t>
       </w:r>
+      <w:proofErr w:type="gramEnd"/>
       <w:r>
         <w:t>a.m</w:t>
       </w:r>
@@ -2625,6 +2730,7 @@
     </w:p>
     <w:p>
       <w:r>
+        <w:lastRenderedPageBreak/>
         <w:t xml:space="preserve">Caso essa média tivesse sido aplicada, as parcelas do referido contrato teriam sido fixadas em </w:t>
       </w:r>
       <w:r>
@@ -2933,7 +3039,11 @@
         <w:t>s</w:t>
       </w:r>
       <w:r>
-        <w:t xml:space="preserve"> média</w:t>
+        <w:t xml:space="preserve"> </w:t>
+      </w:r>
+      <w:r>
+        <w:lastRenderedPageBreak/>
+        <w:t>média</w:t>
       </w:r>
       <w:r>
         <w:t>s</w:t>
@@ -2958,7 +3068,6 @@
     <w:p/>
     <w:p>
       <w:r>
-        <w:lastRenderedPageBreak/>
         <w:t>C</w:t>
       </w:r>
       <w:r>
@@ -2998,12 +3107,12 @@
     </w:p>
     <w:p>
       <w:r>
+        <w:lastRenderedPageBreak/>
         <w:t>No presente caso, as taxas de juros aplicadas aos contratos da parte requerente são claramente excessivas quando comparadas à taxa média de mercado divulgada pelo Banco Central para a mesma data e natureza de operação. Esta discrepância evidencia a abusividade da taxa imposta pela instituição financeira requerida.</w:t>
       </w:r>
     </w:p>
     <w:p>
       <w:r>
-        <w:lastRenderedPageBreak/>
         <w:t>Ademais, o artigo 39, inciso V, do CDC proíbe que o fornecedor de produtos ou serviços, dentre outras práticas abusivas, exija do consumidor vantagem manifestamente excessiva. A cobrança de juros muito acima da média de mercado caracteriza essa vantagem excessiva e, consequentemente, uma prática abusiva.</w:t>
       </w:r>
     </w:p>
@@ -3164,7 +3273,16 @@
           <w:bCs/>
           <w:u w:val="single"/>
         </w:rPr>
-        <w:t>embora as instituições financeiras não estejam sujeitas à limitação da taxa de juros estipulada na Lei da Usura (Súmula 596/STF), a abusividade dos juros remuneratórios pode ser reconhecida quando a taxa contratada é excessivamente superior à taxa média de mercado divulgada pelo Banco Central do Brasil para operações da mesma natureza.</w:t>
+        <w:t xml:space="preserve">embora </w:t>
+      </w:r>
+      <w:r>
+        <w:rPr>
+          <w:b/>
+          <w:bCs/>
+          <w:u w:val="single"/>
+        </w:rPr>
+        <w:lastRenderedPageBreak/>
+        <w:t>as instituições financeiras não estejam sujeitas à limitação da taxa de juros estipulada na Lei da Usura (Súmula 596/STF), a abusividade dos juros remuneratórios pode ser reconhecida quando a taxa contratada é excessivamente superior à taxa média de mercado divulgada pelo Banco Central do Brasil para operações da mesma natureza.</w:t>
       </w:r>
     </w:p>
     <w:p>
@@ -3175,7 +3293,6 @@
         </w:rPr>
       </w:pPr>
       <w:r>
-        <w:lastRenderedPageBreak/>
         <w:t xml:space="preserve">Esta é a tese firmada no referido Tema, </w:t>
       </w:r>
       <w:r>
@@ -3227,8 +3344,19 @@
           <w:sz w:val="22"/>
           <w:szCs w:val="22"/>
         </w:rPr>
-        <w:t>“É admitida a revisão das taxas de juros remuneratórios em situações excepcionais, desde que caracterizada a relação de consumo e que a abusividade capaz de colocar o consumidor em desvantagem exagerada (art. 51, §1 º, do CDC) fique cabalmente demonstrada, ante às peculiaridades do julgamento em concreto.”</w:t>
-      </w:r>
+        <w:t xml:space="preserve">“É admitida a revisão das taxas de juros remuneratórios em situações excepcionais, desde que caracterizada a relação de consumo e que a abusividade capaz de colocar o consumidor em desvantagem exagerada (art. 51, §1 º, do CDC) fique cabalmente demonstrada, ante às peculiaridades do julgamento em </w:t>
+      </w:r>
+      <w:proofErr w:type="gramStart"/>
+      <w:r>
+        <w:rPr>
+          <w:i/>
+          <w:iCs/>
+          <w:sz w:val="22"/>
+          <w:szCs w:val="22"/>
+        </w:rPr>
+        <w:t>concreto.”</w:t>
+      </w:r>
+      <w:proofErr w:type="gramEnd"/>
     </w:p>
     <w:p/>
     <w:p>
@@ -3265,234 +3393,238 @@
           <w:sz w:val="22"/>
           <w:szCs w:val="22"/>
         </w:rPr>
-        <w:t xml:space="preserve">. Acórdão Min. Menezes Direito, DJ de 4.8.2003), ao dobro (REsp n. 1.036.818, Terceira Turma, minha relatoria, </w:t>
+        <w:t xml:space="preserve">. Acórdão Min. Menezes Direito, DJ de 4.8.2003), ao dobro (REsp n. 1.036.818, Terceira Turma, minha relatoria, DJe de 20.6.2008) ou ao triplo (REsp n. 971.853-RS, Quarta Turma, Min. Pádua Ribeiro, DJ de 24.9.2007) da média. Todavia, esta perquirição acerca da abusividade não é estanque, o que impossibilita a adoção de critérios genéricos e </w:t>
+      </w:r>
+      <w:r>
+        <w:rPr>
+          <w:sz w:val="22"/>
+          <w:szCs w:val="22"/>
+        </w:rPr>
+        <w:lastRenderedPageBreak/>
+        <w:t>universais. A taxa média de mercado, divulgada pelo Banco Central, constitui um valioso referencial, mas cabe somente ao juiz, no exame das peculiaridades do caso concreto, avaliar se os juros contratados foram ou não abusivos”. (REsp 1061530/RS, rel. Min. Nancy Andrighi, Segunda Seção, j. 22-10-2008).</w:t>
+      </w:r>
+    </w:p>
+    <w:p>
+      <w:pPr>
+        <w:rPr>
+          <w:u w:val="single"/>
+        </w:rPr>
+      </w:pPr>
+    </w:p>
+    <w:p>
+      <w:pPr>
+        <w:rPr>
+          <w:u w:val="single"/>
+        </w:rPr>
+      </w:pPr>
+      <w:r>
+        <w:rPr>
+          <w:b/>
+          <w:bCs/>
+        </w:rPr>
+        <w:t>No caso em análise, a taxa de juros cobrada pela instituição requerida alcança patamares muito superiores aos praticados no mercado financeiro.</w:t>
+      </w:r>
+      <w:r>
+        <w:t xml:space="preserve"> Conforme comprovado documentalmente, a taxa média de juros em </w:t>
+      </w:r>
+      <w:r>
+        <w:rPr>
+          <w:color w:val="000000" w:themeColor="text1"/>
+        </w:rPr>
+        <w:t>{{</w:t>
+      </w:r>
+      <w:r>
+        <w:rPr>
+          <w:color w:val="000000" w:themeColor="text1"/>
+        </w:rPr>
+        <w:t>emprestimos_0_data</w:t>
+      </w:r>
+      <w:r>
+        <w:rPr>
+          <w:color w:val="000000" w:themeColor="text1"/>
+        </w:rPr>
+        <w:t>}}</w:t>
+      </w:r>
+      <w:r>
+        <w:rPr>
+          <w:color w:val="000000" w:themeColor="text1"/>
+        </w:rPr>
+        <w:t xml:space="preserve"> </w:t>
+      </w:r>
+      <w:r>
+        <w:t xml:space="preserve">foi de </w:t>
+      </w:r>
+      <w:r>
+        <w:t>{{</w:t>
+      </w:r>
+      <w:r>
+        <w:t>emprestimos_0_taxa_media</w:t>
+      </w:r>
+      <w:proofErr w:type="gramStart"/>
+      <w:r>
+        <w:t>}}</w:t>
+      </w:r>
+      <w:r>
+        <w:t>%</w:t>
+      </w:r>
+      <w:proofErr w:type="gramEnd"/>
+      <w:r>
+        <w:t xml:space="preserve"> a.m.</w:t>
+      </w:r>
+      <w:r>
+        <w:t xml:space="preserve">, </w:t>
+      </w:r>
+      <w:r>
+        <w:t xml:space="preserve">em </w:t>
+      </w:r>
+      <w:r>
+        <w:rPr>
+          <w:color w:val="000000" w:themeColor="text1"/>
+        </w:rPr>
+        <w:t>{{emprestimos_</w:t>
+      </w:r>
+      <w:r>
+        <w:rPr>
+          <w:color w:val="000000" w:themeColor="text1"/>
+        </w:rPr>
+        <w:t>1</w:t>
+      </w:r>
+      <w:r>
+        <w:rPr>
+          <w:color w:val="000000" w:themeColor="text1"/>
+        </w:rPr>
+        <w:t xml:space="preserve">_data}}  </w:t>
+      </w:r>
+      <w:r>
+        <w:t>foi de {{emprestimos_</w:t>
+      </w:r>
+      <w:r>
+        <w:t>1</w:t>
+      </w:r>
+      <w:r>
+        <w:t>_taxa_media}}% a.m.</w:t>
+      </w:r>
+      <w:r>
+        <w:t xml:space="preserve"> e em </w:t>
+      </w:r>
+      <w:r>
+        <w:rPr>
+          <w:color w:val="000000" w:themeColor="text1"/>
+        </w:rPr>
+        <w:t>{{emprestimos_</w:t>
+      </w:r>
+      <w:r>
+        <w:rPr>
+          <w:color w:val="000000" w:themeColor="text1"/>
+        </w:rPr>
+        <w:t>2</w:t>
+      </w:r>
+      <w:r>
+        <w:rPr>
+          <w:color w:val="000000" w:themeColor="text1"/>
+        </w:rPr>
+        <w:t xml:space="preserve">_data}}  </w:t>
+      </w:r>
+      <w:r>
+        <w:t>foi de {{emprestimos_</w:t>
+      </w:r>
+      <w:r>
+        <w:t>2</w:t>
+      </w:r>
+      <w:r>
+        <w:t>_taxa_media}}% a.m.</w:t>
+      </w:r>
+      <w:r>
+        <w:t>, enquanto a taxa de juros mensal informada pela instituição req</w:t>
+      </w:r>
+      <w:r>
+        <w:t xml:space="preserve">uerida </w:t>
+      </w:r>
+      <w:r>
+        <w:t xml:space="preserve">fora de </w:t>
+      </w:r>
+      <w:r>
+        <w:t xml:space="preserve">{{emprestimos_0_taxa}}% </w:t>
+      </w:r>
+      <w:r>
+        <w:t>ao mês</w:t>
+      </w:r>
+      <w:r>
+        <w:t xml:space="preserve"> para o contrato 1, </w:t>
+      </w:r>
+      <w:r>
+        <w:t>{{emprestimos_</w:t>
+      </w:r>
+      <w:r>
+        <w:t>1</w:t>
+      </w:r>
+      <w:r>
+        <w:t>_taxa}}% ao mês</w:t>
+      </w:r>
+      <w:r>
+        <w:t xml:space="preserve"> para o contrato 2</w:t>
+      </w:r>
+      <w:r>
+        <w:t xml:space="preserve"> e </w:t>
+      </w:r>
+      <w:r>
+        <w:t>{{emprestimos_</w:t>
+      </w:r>
+      <w:r>
+        <w:t>2</w:t>
+      </w:r>
+      <w:r>
+        <w:t>_taxa}}% ao mês</w:t>
+      </w:r>
+      <w:r>
+        <w:t xml:space="preserve"> para o contrato 3</w:t>
+      </w:r>
+      <w:r>
+        <w:t>!</w:t>
+      </w:r>
+    </w:p>
+    <w:p>
+      <w:pPr>
+        <w:ind w:firstLine="2268"/>
+        <w:rPr>
+          <w:u w:val="single"/>
+        </w:rPr>
+      </w:pPr>
+    </w:p>
+    <w:p>
+      <w:pPr>
+        <w:rPr>
+          <w:u w:val="single"/>
+        </w:rPr>
+      </w:pPr>
+      <w:r>
+        <w:t xml:space="preserve">Tal discrepância de valores é evidência clara de abusividade na fixação das taxas de juros cobradas pela requerida, o que viola o princípio da boa-fé objetiva, previsto no artigo 422 do Código Civil. Conforme leciona Pablo </w:t>
       </w:r>
       <w:proofErr w:type="spellStart"/>
       <w:r>
-        <w:rPr>
-          <w:sz w:val="22"/>
-          <w:szCs w:val="22"/>
-        </w:rPr>
-        <w:t>DJe</w:t>
+        <w:t>Stolze</w:t>
       </w:r>
       <w:proofErr w:type="spellEnd"/>
       <w:r>
-        <w:rPr>
-          <w:sz w:val="22"/>
-          <w:szCs w:val="22"/>
-        </w:rPr>
-        <w:t xml:space="preserve"> de 20.6.2008) ou ao triplo (REsp n. 971.853-RS, Quarta Turma, Min. Pádua Ribeiro, DJ de 24.9.2007) da média. Todavia, esta perquirição acerca da abusividade não é estanque, o que impossibilita a adoção de critérios genéricos e universais. A taxa média de mercado, divulgada pelo Banco Central, constitui um valioso referencial, mas cabe somente ao juiz, no exame das peculiaridades do caso concreto, avaliar se os juros contratados foram ou não abusivos”. (REsp 1061530/RS, rel. Min. Nancy Andrighi, Segunda Seção, j. 22-10-2008).</w:t>
-      </w:r>
-    </w:p>
-    <w:p>
-      <w:pPr>
-        <w:rPr>
-          <w:u w:val="single"/>
-        </w:rPr>
-      </w:pPr>
-    </w:p>
-    <w:p>
-      <w:pPr>
-        <w:rPr>
-          <w:u w:val="single"/>
-        </w:rPr>
-      </w:pPr>
-      <w:r>
-        <w:rPr>
-          <w:b/>
-          <w:bCs/>
-        </w:rPr>
+        <w:t xml:space="preserve"> </w:t>
+      </w:r>
+      <w:proofErr w:type="spellStart"/>
+      <w:r>
+        <w:t>Gagliano</w:t>
+      </w:r>
+      <w:proofErr w:type="spellEnd"/>
+      <w:r>
+        <w:t xml:space="preserve"> e Rodolfo Pamplona Filho (Novo Curso de Direito Civil, Volume II), “a boa-fé objetiva exige que as partes não só tenham um comportamento ético, mas também que não exerçam seus direitos de forma excessivamente gravosa ao outro contratante”.</w:t>
+      </w:r>
+    </w:p>
+    <w:p>
+      <w:r>
         <w:lastRenderedPageBreak/>
-        <w:t>No caso em análise, a taxa de juros cobrada pela instituição requerida alcança patamares muito superiores aos praticados no mercado financeiro.</w:t>
-      </w:r>
-      <w:r>
-        <w:t xml:space="preserve"> Conforme comprovado documentalmente, a taxa média de juros em </w:t>
-      </w:r>
-      <w:r>
-        <w:rPr>
-          <w:color w:val="000000" w:themeColor="text1"/>
-        </w:rPr>
-        <w:t>{{</w:t>
-      </w:r>
-      <w:r>
-        <w:rPr>
-          <w:color w:val="000000" w:themeColor="text1"/>
-        </w:rPr>
-        <w:t>emprestimos_0_data</w:t>
-      </w:r>
-      <w:r>
-        <w:rPr>
-          <w:color w:val="000000" w:themeColor="text1"/>
-        </w:rPr>
-        <w:t>}}</w:t>
-      </w:r>
-      <w:r>
-        <w:rPr>
-          <w:color w:val="000000" w:themeColor="text1"/>
-        </w:rPr>
-        <w:t xml:space="preserve"> </w:t>
-      </w:r>
-      <w:r>
-        <w:t xml:space="preserve">foi de </w:t>
-      </w:r>
-      <w:r>
-        <w:t>{{</w:t>
-      </w:r>
-      <w:r>
-        <w:t>emprestimos_0_taxa_media</w:t>
-      </w:r>
-      <w:r>
-        <w:t>}}</w:t>
-      </w:r>
-      <w:r>
-        <w:t>% a.m.</w:t>
-      </w:r>
-      <w:r>
-        <w:t xml:space="preserve">, </w:t>
-      </w:r>
-      <w:r>
-        <w:t xml:space="preserve">em </w:t>
-      </w:r>
-      <w:r>
-        <w:rPr>
-          <w:color w:val="000000" w:themeColor="text1"/>
-        </w:rPr>
-        <w:t>{{emprestimos_</w:t>
-      </w:r>
-      <w:r>
-        <w:rPr>
-          <w:color w:val="000000" w:themeColor="text1"/>
-        </w:rPr>
-        <w:t>1</w:t>
-      </w:r>
-      <w:r>
-        <w:rPr>
-          <w:color w:val="000000" w:themeColor="text1"/>
-        </w:rPr>
-        <w:t xml:space="preserve">_data}}  </w:t>
-      </w:r>
-      <w:r>
-        <w:t>foi de {{emprestimos_</w:t>
-      </w:r>
-      <w:r>
-        <w:t>1</w:t>
-      </w:r>
-      <w:r>
-        <w:t>_taxa_media}}% a.m.</w:t>
-      </w:r>
-      <w:r>
-        <w:t xml:space="preserve"> e em </w:t>
-      </w:r>
-      <w:r>
-        <w:rPr>
-          <w:color w:val="000000" w:themeColor="text1"/>
-        </w:rPr>
-        <w:t>{{emprestimos_</w:t>
-      </w:r>
-      <w:r>
-        <w:rPr>
-          <w:color w:val="000000" w:themeColor="text1"/>
-        </w:rPr>
-        <w:t>2</w:t>
-      </w:r>
-      <w:r>
-        <w:rPr>
-          <w:color w:val="000000" w:themeColor="text1"/>
-        </w:rPr>
-        <w:t xml:space="preserve">_data}}  </w:t>
-      </w:r>
-      <w:r>
-        <w:t>foi de {{emprestimos_</w:t>
-      </w:r>
-      <w:r>
-        <w:t>2</w:t>
-      </w:r>
-      <w:r>
-        <w:t>_taxa_media}}% a.m.</w:t>
-      </w:r>
-      <w:r>
-        <w:t>, enquanto a taxa de juros mensal informada pela instituição req</w:t>
-      </w:r>
-      <w:r>
-        <w:t xml:space="preserve">uerida </w:t>
-      </w:r>
-      <w:r>
-        <w:t xml:space="preserve">fora de </w:t>
-      </w:r>
-      <w:r>
-        <w:t xml:space="preserve">{{emprestimos_0_taxa}}% </w:t>
-      </w:r>
-      <w:r>
-        <w:t>ao mês</w:t>
-      </w:r>
-      <w:r>
-        <w:t xml:space="preserve"> para o contrato 1, </w:t>
-      </w:r>
-      <w:r>
-        <w:t>{{emprestimos_</w:t>
-      </w:r>
-      <w:r>
-        <w:t>1</w:t>
-      </w:r>
-      <w:r>
-        <w:t>_taxa}}% ao mês</w:t>
-      </w:r>
-      <w:r>
-        <w:t xml:space="preserve"> para o contrato 2</w:t>
-      </w:r>
-      <w:r>
-        <w:t xml:space="preserve"> e </w:t>
-      </w:r>
-      <w:r>
-        <w:t>{{emprestimos_</w:t>
-      </w:r>
-      <w:r>
-        <w:t>2</w:t>
-      </w:r>
-      <w:r>
-        <w:t>_taxa}}% ao mês</w:t>
-      </w:r>
-      <w:r>
-        <w:t xml:space="preserve"> para o contrato 3</w:t>
-      </w:r>
-      <w:r>
-        <w:t>!</w:t>
-      </w:r>
-    </w:p>
-    <w:p>
-      <w:pPr>
-        <w:ind w:firstLine="2268"/>
-        <w:rPr>
-          <w:u w:val="single"/>
-        </w:rPr>
-      </w:pPr>
-    </w:p>
-    <w:p>
-      <w:pPr>
-        <w:rPr>
-          <w:u w:val="single"/>
-        </w:rPr>
-      </w:pPr>
-      <w:r>
-        <w:t xml:space="preserve">Tal discrepância de valores é evidência clara de abusividade na fixação das taxas de juros cobradas pela requerida, o que viola o princípio da boa-fé objetiva, previsto no artigo 422 do Código Civil. Conforme leciona Pablo Stolze </w:t>
-      </w:r>
-      <w:proofErr w:type="spellStart"/>
-      <w:r>
-        <w:t>Gagliano</w:t>
-      </w:r>
-      <w:proofErr w:type="spellEnd"/>
-      <w:r>
-        <w:t xml:space="preserve"> e Rodolfo Pamplona Filho (Novo Curso de Direito Civil, Volume II), “a boa-fé objetiva exige que as partes não só tenham um comportamento ético, mas também que não exerçam seus direitos de forma excessivamente gravosa ao outro contratante”.</w:t>
-      </w:r>
-    </w:p>
-    <w:p>
-      <w:r>
         <w:t>Diante do exposto, é imprescindível a revisão judicial dos contratos firmados entre as partes, de modo a adequar as taxas de juros cobradas à média de mercado praticada na data das contratações. Tal adequação visa restabelecer o equilíbrio contratual e assegurar que o consumidor não seja onerado de forma injusta e desproporcional.</w:t>
       </w:r>
     </w:p>
     <w:p>
       <w:r>
-        <w:lastRenderedPageBreak/>
         <w:t>Assim, requer-se a este juízo que, reconhecendo a abusividade das taxas de juros aplicadas, determine a sua adequação à taxa média de mercado divulgada pelo Banco Central na data da contratação.</w:t>
       </w:r>
     </w:p>
@@ -3531,16 +3663,20 @@
           <w:b/>
           <w:bCs/>
         </w:rPr>
-        <w:t xml:space="preserve">No presente caso, não há qualquer margem para se alegar “engano justificável”. A cobrança excessiva decorre da aplicação de taxas de juros visivelmente superiores às médias de mercado, em contratos destinados a consumidor notoriamente hipossuficiente, o que revela não apenas uma concessão questionável de análise de crédito, mas sim uma estratégia deliberada e recorrente de atuação por parte da instituição financeira. </w:t>
-      </w:r>
-    </w:p>
-    <w:p>
-      <w:r>
-        <w:t xml:space="preserve">Trata-se de conduta premeditada, inserida no próprio modelo de negócio dos bancos, que assumem o risco de judicialização e </w:t>
-      </w:r>
-      <w:r>
+        <w:t xml:space="preserve">No presente caso, não há qualquer margem para se alegar “engano justificável”. A cobrança excessiva decorre da aplicação de taxas de juros visivelmente superiores às médias de mercado, em contratos destinados a consumidor notoriamente hipossuficiente, o que revela não </w:t>
+      </w:r>
+      <w:r>
+        <w:rPr>
+          <w:b/>
+          <w:bCs/>
+        </w:rPr>
         <w:lastRenderedPageBreak/>
-        <w:t xml:space="preserve">mesmo assim mantêm a prática, porque ela se revela economicamente vantajosa — bastando que uma parcela </w:t>
+        <w:t xml:space="preserve">apenas uma concessão questionável de análise de crédito, mas sim uma estratégia deliberada e recorrente de atuação por parte da instituição financeira. </w:t>
+      </w:r>
+    </w:p>
+    <w:p>
+      <w:r>
+        <w:t xml:space="preserve">Trata-se de conduta premeditada, inserida no próprio modelo de negócio dos bancos, que assumem o risco de judicialização e mesmo assim mantêm a prática, porque ela se revela economicamente vantajosa — bastando que uma parcela </w:t>
       </w:r>
       <w:r>
         <w:t>não vultuosa</w:t>
@@ -3660,17 +3796,44 @@
           <w:szCs w:val="22"/>
           <w:u w:val="single"/>
         </w:rPr>
-        <w:t>cabível quando a cobrança indevida consubstanciar conduta contrária à boa-fé objetiva, ou seja, deve ocorrer independentemente da natureza do elemento volitivo</w:t>
-      </w:r>
-      <w:r>
-        <w:rPr>
+        <w:t xml:space="preserve">cabível quando a cobrança </w:t>
+      </w:r>
+      <w:r>
+        <w:rPr>
+          <w:b/>
+          <w:bCs/>
           <w:i/>
           <w:iCs/>
           <w:sz w:val="22"/>
           <w:szCs w:val="22"/>
+          <w:u w:val="single"/>
+        </w:rPr>
+        <w:lastRenderedPageBreak/>
+        <w:t xml:space="preserve">indevida consubstanciar conduta contrária à boa-fé objetiva, ou seja, deve ocorrer independentemente da natureza do elemento </w:t>
+      </w:r>
+      <w:proofErr w:type="gramStart"/>
+      <w:r>
+        <w:rPr>
+          <w:b/>
+          <w:bCs/>
+          <w:i/>
+          <w:iCs/>
+          <w:sz w:val="22"/>
+          <w:szCs w:val="22"/>
+          <w:u w:val="single"/>
+        </w:rPr>
+        <w:t>volitivo</w:t>
+      </w:r>
+      <w:r>
+        <w:rPr>
+          <w:i/>
+          <w:iCs/>
+          <w:sz w:val="22"/>
+          <w:szCs w:val="22"/>
         </w:rPr>
         <w:t>.”</w:t>
       </w:r>
+      <w:proofErr w:type="gramEnd"/>
     </w:p>
     <w:p>
       <w:pPr>
@@ -3683,11 +3846,7 @@
     </w:p>
     <w:p>
       <w:r>
-        <w:t xml:space="preserve">O STJ, inclusive, ao modular os efeitos da decisão nos termos do artigo 927, § 3º, do Código de Processo Civil, esclareceu </w:t>
-      </w:r>
-      <w:r>
-        <w:lastRenderedPageBreak/>
-        <w:t>que tal entendimento aplica-se a cobranças realizadas após a publicação do acórdão, o que abrange o presente caso.</w:t>
+        <w:t>O STJ, inclusive, ao modular os efeitos da decisão nos termos do artigo 927, § 3º, do Código de Processo Civil, esclareceu que tal entendimento aplica-se a cobranças realizadas após a publicação do acórdão, o que abrange o presente caso.</w:t>
       </w:r>
     </w:p>
     <w:p>
@@ -3783,7 +3942,11 @@
         <w:t xml:space="preserve"> </w:t>
       </w:r>
       <w:r>
-        <w:t xml:space="preserve">Ao contrário, trata-se de verdadeira afronta ao dever de lealdade e ao princípio da função social do contrato, especialmente quando se observa que a prática reiterada da cobrança de juros muito acima da média de mercado atinge justamente os consumidores mais frágeis e vulneráveis — pessoas pobres, idosas, aposentadas e hipossuficientes, para quem a contratação de crédito pessoal </w:t>
+        <w:t xml:space="preserve">Ao contrário, trata-se de verdadeira afronta ao dever de lealdade e ao princípio da função social do contrato, especialmente quando se observa que a prática </w:t>
+      </w:r>
+      <w:r>
+        <w:lastRenderedPageBreak/>
+        <w:t xml:space="preserve">reiterada da cobrança de juros muito acima da média de mercado atinge justamente os consumidores mais frágeis e vulneráveis — pessoas pobres, idosas, aposentadas e hipossuficientes, para quem a contratação de crédito pessoal </w:t>
       </w:r>
       <w:r>
         <w:t>se torna</w:t>
@@ -3800,7 +3963,6 @@
     </w:p>
     <w:p>
       <w:r>
-        <w:lastRenderedPageBreak/>
         <w:t xml:space="preserve">A perpetuação dessa estratégia </w:t>
       </w:r>
       <w:r>
@@ -3950,17 +4112,14 @@
         </w:numPr>
       </w:pPr>
       <w:r>
+        <w:lastRenderedPageBreak/>
         <w:t>DANO MORAL</w:t>
       </w:r>
     </w:p>
     <w:p/>
     <w:p>
       <w:r>
-        <w:t xml:space="preserve">Além da revisão e adequação das taxas de juros e da repetição em dobro do indébito, é necessário abordar os danos morais </w:t>
-      </w:r>
-      <w:r>
-        <w:lastRenderedPageBreak/>
-        <w:t>causados à parte requerente pela prática abusiva da instituição financeira requerida.</w:t>
+        <w:t>Além da revisão e adequação das taxas de juros e da repetição em dobro do indébito, é necessário abordar os danos morais causados à parte requerente pela prática abusiva da instituição financeira requerida.</w:t>
       </w:r>
     </w:p>
     <w:p>
@@ -4055,16 +4214,16 @@
     </w:p>
     <w:p>
       <w:r>
-        <w:t>Nessa égide, entendemos ser completamente inaplicável o entendimento de que a conduta pensada, calculada e conscientemente aplicada pela ré causou à parte autora “mero aborrecimento do cotidiano”.</w:t>
-      </w:r>
-    </w:p>
-    <w:p>
-      <w:r>
-        <w:t xml:space="preserve">Ora, a imposição de juros exorbitantes sem a devida análise e responsabilidade na concessão do crédito, por certo, contribuiu para que a parte requerente fosse colocada em uma situação de </w:t>
+        <w:t xml:space="preserve">Nessa égide, entendemos ser completamente inaplicável o entendimento de que a conduta pensada, calculada e </w:t>
       </w:r>
       <w:r>
         <w:lastRenderedPageBreak/>
-        <w:t>superendividamento escancarado, vez que a instituição financeira, ao liberar</w:t>
+        <w:t>conscientemente aplicada pela ré causou à parte autora “mero aborrecimento do cotidiano”.</w:t>
+      </w:r>
+    </w:p>
+    <w:p>
+      <w:r>
+        <w:t>Ora, a imposição de juros exorbitantes sem a devida análise e responsabilidade na concessão do crédito, por certo, contribuiu para que a parte requerente fosse colocada em uma situação de superendividamento escancarado, vez que a instituição financeira, ao liberar</w:t>
       </w:r>
       <w:r>
         <w:t>, sem qualquer cuidado, os referidos empréstimos</w:t>
@@ -4260,17 +4419,8 @@
           <w:i/>
           <w:iCs/>
         </w:rPr>
-        <w:t xml:space="preserve">Acontece que, conforme citado, a conduta em comento, infelizmente, não constitui um caso isolado, mas sim parte de uma política deliberada de concessão de crédito sem qualquer avaliação real da capacidade de pagamento do consumidor. Tal prática colabora diretamente para a formação e manutenção de um ciclo perverso de superendividamento, </w:t>
-      </w:r>
-      <w:r>
-        <w:rPr>
-          <w:b/>
-          <w:bCs/>
-          <w:i/>
-          <w:iCs/>
-        </w:rPr>
         <w:lastRenderedPageBreak/>
-        <w:t>que aprisiona o indivíduo em sucessivos contratos abusivos, retirando-lhe a autonomia financeira e violando sua dignidade humana.</w:t>
+        <w:t>Acontece que, conforme citado, a conduta em comento, infelizmente, não constitui um caso isolado, mas sim parte de uma política deliberada de concessão de crédito sem qualquer avaliação real da capacidade de pagamento do consumidor. Tal prática colabora diretamente para a formação e manutenção de um ciclo perverso de superendividamento, que aprisiona o indivíduo em sucessivos contratos abusivos, retirando-lhe a autonomia financeira e violando sua dignidade humana.</w:t>
       </w:r>
     </w:p>
     <w:p>
@@ -4341,12 +4491,18 @@
         <w:rPr>
           <w:u w:val="single"/>
         </w:rPr>
-        <w:t>Ao impor juros excessivos e desproporcionais a consumidores que já se encontram em situação de vulnerabilidade econômica, a instituição financeira não apenas compromete a renda presente do contratante, mas também deteriora sua possibilidade futura de reorganização financeira, perpetuando a pobreza e dificultando qualquer perspectiva de ascensão social. Trata-se, portanto, de conduta que ofende o princípio da dignidade da pessoa humana.</w:t>
-      </w:r>
-    </w:p>
-    <w:p>
-      <w:r>
+        <w:t xml:space="preserve">Ao impor juros excessivos e desproporcionais a consumidores que já se encontram em situação de vulnerabilidade econômica, a instituição financeira não apenas compromete a renda presente do </w:t>
+      </w:r>
+      <w:r>
+        <w:rPr>
+          <w:u w:val="single"/>
+        </w:rPr>
         <w:lastRenderedPageBreak/>
+        <w:t>contratante, mas também deteriora sua possibilidade futura de reorganização financeira, perpetuando a pobreza e dificultando qualquer perspectiva de ascensão social. Trata-se, portanto, de conduta que ofende o princípio da dignidade da pessoa humana.</w:t>
+      </w:r>
+    </w:p>
+    <w:p>
+      <w:r>
         <w:t xml:space="preserve">O crédito responsável, especialmente quando ofertado a aposentados, pensionistas, beneficiários de programas assistenciais e outros cidadãos em situação de fragilidade, deve ser concedido de forma </w:t>
       </w:r>
       <w:r>
@@ -4445,7 +4601,7 @@
           <w:szCs w:val="22"/>
           <w:u w:val="single"/>
         </w:rPr>
-        <w:t xml:space="preserve">Em verdade, a instituição apelante está a confessar a contratação inquinada pelo vício da lesão, pois se alega que realiza empréstimos para quem tem dificuldade de obter crédito na praça, para justificar a aplicação de juros desarrazoadamente mais altos, admite que se aproveita da vulnerabilidade daquele cliente, que não encontrará quem lhe conceda crédito. Por fim, não se pode olvidar da necessidade da boa-fé objetiva que deve nortear a oferta de crédito responsável, o que é </w:t>
+        <w:t xml:space="preserve">Em verdade, a instituição apelante está a confessar a contratação inquinada pelo vício da lesão, pois se alega que realiza empréstimos para quem tem dificuldade de obter crédito na praça, para justificar a aplicação de juros </w:t>
       </w:r>
       <w:r>
         <w:rPr>
@@ -4458,17 +4614,9 @@
           <w:u w:val="single"/>
         </w:rPr>
         <w:lastRenderedPageBreak/>
-        <w:t>de grande relevância para prevenir o superendividamento dos tomadores de empréstimos.</w:t>
-      </w:r>
-      <w:r>
-        <w:rPr>
-          <w:i/>
-          <w:iCs/>
-          <w:sz w:val="22"/>
-          <w:szCs w:val="22"/>
-        </w:rPr>
-        <w:t>”</w:t>
-      </w:r>
+        <w:t xml:space="preserve">desarrazoadamente mais altos, admite que se aproveita da vulnerabilidade daquele cliente, que não encontrará quem lhe conceda crédito. Por fim, não se pode olvidar da necessidade da boa-fé objetiva que deve nortear a oferta de crédito responsável, o que é de grande relevância para prevenir o superendividamento dos tomadores de </w:t>
+      </w:r>
+      <w:proofErr w:type="gramStart"/>
       <w:r>
         <w:rPr>
           <w:b/>
@@ -4477,8 +4625,9 @@
           <w:iCs/>
           <w:sz w:val="22"/>
           <w:szCs w:val="22"/>
-        </w:rPr>
-        <w:t xml:space="preserve"> </w:t>
+          <w:u w:val="single"/>
+        </w:rPr>
+        <w:t>empréstimos.</w:t>
       </w:r>
       <w:r>
         <w:rPr>
@@ -4487,7 +4636,48 @@
           <w:sz w:val="22"/>
           <w:szCs w:val="22"/>
         </w:rPr>
-        <w:t>(grifo nosso).</w:t>
+        <w:t>”</w:t>
+      </w:r>
+      <w:proofErr w:type="gramEnd"/>
+      <w:r>
+        <w:rPr>
+          <w:b/>
+          <w:bCs/>
+          <w:i/>
+          <w:iCs/>
+          <w:sz w:val="22"/>
+          <w:szCs w:val="22"/>
+        </w:rPr>
+        <w:t xml:space="preserve"> </w:t>
+      </w:r>
+      <w:r>
+        <w:rPr>
+          <w:i/>
+          <w:iCs/>
+          <w:sz w:val="22"/>
+          <w:szCs w:val="22"/>
+        </w:rPr>
+        <w:t>(</w:t>
+      </w:r>
+      <w:proofErr w:type="gramStart"/>
+      <w:r>
+        <w:rPr>
+          <w:i/>
+          <w:iCs/>
+          <w:sz w:val="22"/>
+          <w:szCs w:val="22"/>
+        </w:rPr>
+        <w:t>grifo</w:t>
+      </w:r>
+      <w:proofErr w:type="gramEnd"/>
+      <w:r>
+        <w:rPr>
+          <w:i/>
+          <w:iCs/>
+          <w:sz w:val="22"/>
+          <w:szCs w:val="22"/>
+        </w:rPr>
+        <w:t xml:space="preserve"> nosso).</w:t>
       </w:r>
     </w:p>
     <w:p/>
@@ -4521,13 +4711,13 @@
         </w:numPr>
       </w:pPr>
       <w:r>
+        <w:lastRenderedPageBreak/>
         <w:t>INVERSÃO DO ÔNUS PROBATÓRIO</w:t>
       </w:r>
     </w:p>
     <w:p/>
     <w:p>
       <w:r>
-        <w:lastRenderedPageBreak/>
         <w:t>O Código de Defesa do Consumidor (CDC) prevê, em seu artigo 6º, inciso VIII, a possibilidade de inversão do ônus da prova em favor do consumidor, quando, a critério do juiz, for verossímil a alegação ou quando o consumidor for hipossuficiente, segundo as regras ordinárias de experiências. Tal previsão visa equilibrar a relação entre consumidor e fornecedor, especialmente em situações onde o consumidor se encontra em desvantagem técnica, econômica ou jurídica.</w:t>
       </w:r>
     </w:p>
@@ -4558,11 +4748,11 @@
         <w:t xml:space="preserve"> e §1°</w:t>
       </w:r>
       <w:r>
-        <w:t xml:space="preserve">, do Código de Processo Civil, incumbe à parte requerida o ônus de demonstrar a legalidade das taxas de juros aplicadas, especialmente diante da alegação de abusividade. Para tanto, deveria a instituição financeira apresentar documentos que comprovassem os custos administrativos da operação, a margem de lucro praticada, os índices de inadimplemento do seu portfólio de clientes, entre outros elementos que pudessem justificar a elevação da taxa de juros contratada e, assim, afastar a configuração da prática abusiva. A ausência de tais documentos ou justificativas idôneas reforça a plausibilidade da alegação de excesso e onerosidade, </w:t>
+        <w:t xml:space="preserve">, do Código de Processo Civil, incumbe à parte requerida o ônus de demonstrar a legalidade das taxas de juros aplicadas, especialmente diante da alegação de abusividade. Para tanto, deveria a instituição financeira apresentar documentos que comprovassem os custos administrativos da operação, a margem de lucro praticada, os índices de inadimplemento do seu portfólio de clientes, entre outros elementos que </w:t>
       </w:r>
       <w:r>
         <w:lastRenderedPageBreak/>
-        <w:t>legitimando o pedido de revisão contratual e a inversão do ônus da prova em favor do consumidor</w:t>
+        <w:t>pudessem justificar a elevação da taxa de juros contratada e, assim, afastar a configuração da prática abusiva. A ausência de tais documentos ou justificativas idôneas reforça a plausibilidade da alegação de excesso e onerosidade, legitimando o pedido de revisão contratual e a inversão do ônus da prova em favor do consumidor</w:t>
       </w:r>
       <w:r>
         <w:t>.</w:t>
@@ -4641,6 +4831,7 @@
         <w:rPr>
           <w:color w:val="000000"/>
         </w:rPr>
+        <w:lastRenderedPageBreak/>
         <w:t>Tramitação em juízo 100% digital;</w:t>
       </w:r>
     </w:p>
@@ -4710,7 +4901,6 @@
         <w:rPr>
           <w:color w:val="000000"/>
         </w:rPr>
-        <w:lastRenderedPageBreak/>
         <w:t>Adequação das taxas de juros à média de mercado;</w:t>
       </w:r>
     </w:p>
@@ -4908,8 +5098,8 @@
         <w:ind w:firstLine="0"/>
         <w:jc w:val="center"/>
       </w:pPr>
-      <w:bookmarkStart w:id="1" w:name="_heading=h.gjdgxs" w:colFirst="0" w:colLast="0"/>
-      <w:bookmarkEnd w:id="1"/>
+      <w:bookmarkStart w:id="2" w:name="_heading=h.gjdgxs" w:colFirst="0" w:colLast="0"/>
+      <w:bookmarkEnd w:id="2"/>
       <w:r>
         <w:t>Nestes termos,</w:t>
       </w:r>
@@ -4938,11 +5128,19 @@
         <w:rPr>
           <w:color w:val="00B050"/>
         </w:rPr>
-        <w:t>{{CIDADE_AUTOR}}</w:t>
+        <w:t>{{CIDADE_AUTOR</w:t>
+      </w:r>
+      <w:proofErr w:type="gramStart"/>
+      <w:r>
+        <w:rPr>
+          <w:color w:val="00B050"/>
+        </w:rPr>
+        <w:t>}}</w:t>
       </w:r>
       <w:r>
         <w:t>/</w:t>
       </w:r>
+      <w:proofErr w:type="gramEnd"/>
       <w:r>
         <w:t>{{ESTADO_AUTOR}}</w:t>
       </w:r>
@@ -4959,6 +5157,7 @@
         <w:rPr>
           <w:color w:val="00B050"/>
         </w:rPr>
+        <w:lastRenderedPageBreak/>
         <w:t>{{DATA}}</w:t>
       </w:r>
     </w:p>
@@ -4987,8 +5186,11 @@
         </w:rPr>
       </w:pPr>
       <w:r>
-        <w:lastRenderedPageBreak/>
-        <w:t>OAB/</w:t>
+        <w:t>OAB</w:t>
+      </w:r>
+      <w:proofErr w:type="gramStart"/>
+      <w:r>
+        <w:t>/</w:t>
       </w:r>
       <w:r>
         <w:rPr>
@@ -4996,6 +5198,7 @@
         </w:rPr>
         <w:t>{</w:t>
       </w:r>
+      <w:proofErr w:type="gramEnd"/>
       <w:r>
         <w:rPr>
           <w:color w:val="00B050"/>
@@ -5074,7 +5277,7 @@
 </file>
 
 <file path=word/endnotes.xml><?xml version="1.0" encoding="utf-8"?>
-<w:endnotes xmlns:wpc="http://schemas.microsoft.com/office/word/2010/wordprocessingCanvas" xmlns:cx="http://schemas.microsoft.com/office/drawing/2014/chartex" xmlns:cx1="http://schemas.microsoft.com/office/drawing/2015/9/8/chartex" xmlns:cx2="http://schemas.microsoft.com/office/drawing/2015/10/21/chartex" xmlns:cx3="http://schemas.microsoft.com/office/drawing/2016/5/9/chartex" xmlns:cx4="http://schemas.microsoft.com/office/drawing/2016/5/10/chartex" xmlns:cx5="http://schemas.microsoft.com/office/drawing/2016/5/11/chartex" xmlns:cx6="http://schemas.microsoft.com/office/drawing/2016/5/12/chartex" xmlns:cx7="http://schemas.microsoft.com/office/drawing/2016/5/13/chartex" xmlns:cx8="http://schemas.microsoft.com/office/drawing/2016/5/14/chartex" xmlns:mc="http://schemas.openxmlformats.org/markup-compatibility/2006" xmlns:aink="http://schemas.microsoft.com/office/drawing/2016/ink" xmlns:am3d="http://schemas.microsoft.com/office/drawing/2017/model3d" xmlns:o="urn:schemas-microsoft-com:office:office" xmlns:oel="http://schemas.microsoft.com/office/2019/extlst" xmlns:r="http://schemas.openxmlformats.org/officeDocument/2006/relationships" xmlns:m="http://schemas.openxmlformats.org/officeDocument/2006/math" xmlns:v="urn:schemas-microsoft-com:vml" xmlns:wp14="http://schemas.microsoft.com/office/word/2010/wordprocessingDrawing" xmlns:wp="http://schemas.openxmlformats.org/drawingml/2006/wordprocessingDrawing" xmlns:w10="urn:schemas-microsoft-com:office:word" xmlns:w="http://schemas.openxmlformats.org/wordprocessingml/2006/main" xmlns:w14="http://schemas.microsoft.com/office/word/2010/wordml" xmlns:w15="http://schemas.microsoft.com/office/word/2012/wordml" xmlns:w16cex="http://schemas.microsoft.com/office/word/2018/wordml/cex" xmlns:w16cid="http://schemas.microsoft.com/office/word/2016/wordml/cid" xmlns:w16="http://schemas.microsoft.com/office/word/2018/wordml" xmlns:w16du="http://schemas.microsoft.com/office/word/2023/wordml/word16du" xmlns:w16sdtdh="http://schemas.microsoft.com/office/word/2020/wordml/sdtdatahash" xmlns:w16sdtfl="http://schemas.microsoft.com/office/word/2024/wordml/sdtformatlock" xmlns:w16se="http://schemas.microsoft.com/office/word/2015/wordml/symex" xmlns:wpg="http://schemas.microsoft.com/office/word/2010/wordprocessingGroup" xmlns:wpi="http://schemas.microsoft.com/office/word/2010/wordprocessingInk" xmlns:wne="http://schemas.microsoft.com/office/word/2006/wordml" xmlns:wps="http://schemas.microsoft.com/office/word/2010/wordprocessingShape" mc:Ignorable="w14 w15 w16se w16cid w16 w16cex w16sdtdh w16sdtfl w16du wp14">
+<w:endnotes xmlns:wpc="http://schemas.microsoft.com/office/word/2010/wordprocessingCanvas" xmlns:cx="http://schemas.microsoft.com/office/drawing/2014/chartex" xmlns:mc="http://schemas.openxmlformats.org/markup-compatibility/2006" xmlns:o="urn:schemas-microsoft-com:office:office" xmlns:r="http://schemas.openxmlformats.org/officeDocument/2006/relationships" xmlns:m="http://schemas.openxmlformats.org/officeDocument/2006/math" xmlns:v="urn:schemas-microsoft-com:vml" xmlns:wp14="http://schemas.microsoft.com/office/word/2010/wordprocessingDrawing" xmlns:wp="http://schemas.openxmlformats.org/drawingml/2006/wordprocessingDrawing" xmlns:w10="urn:schemas-microsoft-com:office:word" xmlns:w="http://schemas.openxmlformats.org/wordprocessingml/2006/main" xmlns:w14="http://schemas.microsoft.com/office/word/2010/wordml" xmlns:w15="http://schemas.microsoft.com/office/word/2012/wordml" xmlns:w16se="http://schemas.microsoft.com/office/word/2015/wordml/symex" xmlns:wpg="http://schemas.microsoft.com/office/word/2010/wordprocessingGroup" xmlns:wpi="http://schemas.microsoft.com/office/word/2010/wordprocessingInk" xmlns:wne="http://schemas.microsoft.com/office/word/2006/wordml" xmlns:wps="http://schemas.microsoft.com/office/word/2010/wordprocessingShape" mc:Ignorable="w14 w15 w16se wp14">
   <w:endnote w:type="separator" w:id="-1">
     <w:p>
       <w:pPr>
@@ -5099,7 +5302,7 @@
 </file>
 
 <file path=word/footer1.xml><?xml version="1.0" encoding="utf-8"?>
-<w:ftr xmlns:wpc="http://schemas.microsoft.com/office/word/2010/wordprocessingCanvas" xmlns:cx="http://schemas.microsoft.com/office/drawing/2014/chartex" xmlns:cx1="http://schemas.microsoft.com/office/drawing/2015/9/8/chartex" xmlns:cx2="http://schemas.microsoft.com/office/drawing/2015/10/21/chartex" xmlns:cx3="http://schemas.microsoft.com/office/drawing/2016/5/9/chartex" xmlns:cx4="http://schemas.microsoft.com/office/drawing/2016/5/10/chartex" xmlns:cx5="http://schemas.microsoft.com/office/drawing/2016/5/11/chartex" xmlns:cx6="http://schemas.microsoft.com/office/drawing/2016/5/12/chartex" xmlns:cx7="http://schemas.microsoft.com/office/drawing/2016/5/13/chartex" xmlns:cx8="http://schemas.microsoft.com/office/drawing/2016/5/14/chartex" xmlns:mc="http://schemas.openxmlformats.org/markup-compatibility/2006" xmlns:aink="http://schemas.microsoft.com/office/drawing/2016/ink" xmlns:am3d="http://schemas.microsoft.com/office/drawing/2017/model3d" xmlns:o="urn:schemas-microsoft-com:office:office" xmlns:oel="http://schemas.microsoft.com/office/2019/extlst" xmlns:r="http://schemas.openxmlformats.org/officeDocument/2006/relationships" xmlns:m="http://schemas.openxmlformats.org/officeDocument/2006/math" xmlns:v="urn:schemas-microsoft-com:vml" xmlns:wp14="http://schemas.microsoft.com/office/word/2010/wordprocessingDrawing" xmlns:wp="http://schemas.openxmlformats.org/drawingml/2006/wordprocessingDrawing" xmlns:w10="urn:schemas-microsoft-com:office:word" xmlns:w="http://schemas.openxmlformats.org/wordprocessingml/2006/main" xmlns:w14="http://schemas.microsoft.com/office/word/2010/wordml" xmlns:w15="http://schemas.microsoft.com/office/word/2012/wordml" xmlns:w16cex="http://schemas.microsoft.com/office/word/2018/wordml/cex" xmlns:w16cid="http://schemas.microsoft.com/office/word/2016/wordml/cid" xmlns:w16="http://schemas.microsoft.com/office/word/2018/wordml" xmlns:w16du="http://schemas.microsoft.com/office/word/2023/wordml/word16du" xmlns:w16sdtdh="http://schemas.microsoft.com/office/word/2020/wordml/sdtdatahash" xmlns:w16sdtfl="http://schemas.microsoft.com/office/word/2024/wordml/sdtformatlock" xmlns:w16se="http://schemas.microsoft.com/office/word/2015/wordml/symex" xmlns:wpg="http://schemas.microsoft.com/office/word/2010/wordprocessingGroup" xmlns:wpi="http://schemas.microsoft.com/office/word/2010/wordprocessingInk" xmlns:wne="http://schemas.microsoft.com/office/word/2006/wordml" xmlns:wps="http://schemas.microsoft.com/office/word/2010/wordprocessingShape" mc:Ignorable="w14 w15 w16se w16cid w16 w16cex w16sdtdh w16sdtfl w16du wp14">
+<w:ftr xmlns:wpc="http://schemas.microsoft.com/office/word/2010/wordprocessingCanvas" xmlns:cx="http://schemas.microsoft.com/office/drawing/2014/chartex" xmlns:mc="http://schemas.openxmlformats.org/markup-compatibility/2006" xmlns:o="urn:schemas-microsoft-com:office:office" xmlns:r="http://schemas.openxmlformats.org/officeDocument/2006/relationships" xmlns:m="http://schemas.openxmlformats.org/officeDocument/2006/math" xmlns:v="urn:schemas-microsoft-com:vml" xmlns:wp14="http://schemas.microsoft.com/office/word/2010/wordprocessingDrawing" xmlns:wp="http://schemas.openxmlformats.org/drawingml/2006/wordprocessingDrawing" xmlns:w10="urn:schemas-microsoft-com:office:word" xmlns:w="http://schemas.openxmlformats.org/wordprocessingml/2006/main" xmlns:w14="http://schemas.microsoft.com/office/word/2010/wordml" xmlns:w15="http://schemas.microsoft.com/office/word/2012/wordml" xmlns:w16se="http://schemas.microsoft.com/office/word/2015/wordml/symex" xmlns:wpg="http://schemas.microsoft.com/office/word/2010/wordprocessingGroup" xmlns:wpi="http://schemas.microsoft.com/office/word/2010/wordprocessingInk" xmlns:wne="http://schemas.microsoft.com/office/word/2006/wordml" xmlns:wps="http://schemas.microsoft.com/office/word/2010/wordprocessingShape" mc:Ignorable="w14 w15 w16se wp14">
   <w:p>
     <w:pPr>
       <w:pBdr>
@@ -5196,7 +5399,7 @@
 </file>
 
 <file path=word/footnotes.xml><?xml version="1.0" encoding="utf-8"?>
-<w:footnotes xmlns:wpc="http://schemas.microsoft.com/office/word/2010/wordprocessingCanvas" xmlns:cx="http://schemas.microsoft.com/office/drawing/2014/chartex" xmlns:cx1="http://schemas.microsoft.com/office/drawing/2015/9/8/chartex" xmlns:cx2="http://schemas.microsoft.com/office/drawing/2015/10/21/chartex" xmlns:cx3="http://schemas.microsoft.com/office/drawing/2016/5/9/chartex" xmlns:cx4="http://schemas.microsoft.com/office/drawing/2016/5/10/chartex" xmlns:cx5="http://schemas.microsoft.com/office/drawing/2016/5/11/chartex" xmlns:cx6="http://schemas.microsoft.com/office/drawing/2016/5/12/chartex" xmlns:cx7="http://schemas.microsoft.com/office/drawing/2016/5/13/chartex" xmlns:cx8="http://schemas.microsoft.com/office/drawing/2016/5/14/chartex" xmlns:mc="http://schemas.openxmlformats.org/markup-compatibility/2006" xmlns:aink="http://schemas.microsoft.com/office/drawing/2016/ink" xmlns:am3d="http://schemas.microsoft.com/office/drawing/2017/model3d" xmlns:o="urn:schemas-microsoft-com:office:office" xmlns:oel="http://schemas.microsoft.com/office/2019/extlst" xmlns:r="http://schemas.openxmlformats.org/officeDocument/2006/relationships" xmlns:m="http://schemas.openxmlformats.org/officeDocument/2006/math" xmlns:v="urn:schemas-microsoft-com:vml" xmlns:wp14="http://schemas.microsoft.com/office/word/2010/wordprocessingDrawing" xmlns:wp="http://schemas.openxmlformats.org/drawingml/2006/wordprocessingDrawing" xmlns:w10="urn:schemas-microsoft-com:office:word" xmlns:w="http://schemas.openxmlformats.org/wordprocessingml/2006/main" xmlns:w14="http://schemas.microsoft.com/office/word/2010/wordml" xmlns:w15="http://schemas.microsoft.com/office/word/2012/wordml" xmlns:w16cex="http://schemas.microsoft.com/office/word/2018/wordml/cex" xmlns:w16cid="http://schemas.microsoft.com/office/word/2016/wordml/cid" xmlns:w16="http://schemas.microsoft.com/office/word/2018/wordml" xmlns:w16du="http://schemas.microsoft.com/office/word/2023/wordml/word16du" xmlns:w16sdtdh="http://schemas.microsoft.com/office/word/2020/wordml/sdtdatahash" xmlns:w16sdtfl="http://schemas.microsoft.com/office/word/2024/wordml/sdtformatlock" xmlns:w16se="http://schemas.microsoft.com/office/word/2015/wordml/symex" xmlns:wpg="http://schemas.microsoft.com/office/word/2010/wordprocessingGroup" xmlns:wpi="http://schemas.microsoft.com/office/word/2010/wordprocessingInk" xmlns:wne="http://schemas.microsoft.com/office/word/2006/wordml" xmlns:wps="http://schemas.microsoft.com/office/word/2010/wordprocessingShape" mc:Ignorable="w14 w15 w16se w16cid w16 w16cex w16sdtdh w16sdtfl w16du wp14">
+<w:footnotes xmlns:wpc="http://schemas.microsoft.com/office/word/2010/wordprocessingCanvas" xmlns:cx="http://schemas.microsoft.com/office/drawing/2014/chartex" xmlns:mc="http://schemas.openxmlformats.org/markup-compatibility/2006" xmlns:o="urn:schemas-microsoft-com:office:office" xmlns:r="http://schemas.openxmlformats.org/officeDocument/2006/relationships" xmlns:m="http://schemas.openxmlformats.org/officeDocument/2006/math" xmlns:v="urn:schemas-microsoft-com:vml" xmlns:wp14="http://schemas.microsoft.com/office/word/2010/wordprocessingDrawing" xmlns:wp="http://schemas.openxmlformats.org/drawingml/2006/wordprocessingDrawing" xmlns:w10="urn:schemas-microsoft-com:office:word" xmlns:w="http://schemas.openxmlformats.org/wordprocessingml/2006/main" xmlns:w14="http://schemas.microsoft.com/office/word/2010/wordml" xmlns:w15="http://schemas.microsoft.com/office/word/2012/wordml" xmlns:w16se="http://schemas.microsoft.com/office/word/2015/wordml/symex" xmlns:wpg="http://schemas.microsoft.com/office/word/2010/wordprocessingGroup" xmlns:wpi="http://schemas.microsoft.com/office/word/2010/wordprocessingInk" xmlns:wne="http://schemas.microsoft.com/office/word/2006/wordml" xmlns:wps="http://schemas.microsoft.com/office/word/2010/wordprocessingShape" mc:Ignorable="w14 w15 w16se wp14">
   <w:footnote w:type="separator" w:id="-1">
     <w:p>
       <w:pPr>
@@ -5221,7 +5424,7 @@
 </file>
 
 <file path=word/header1.xml><?xml version="1.0" encoding="utf-8"?>
-<w:hdr xmlns:wpc="http://schemas.microsoft.com/office/word/2010/wordprocessingCanvas" xmlns:cx="http://schemas.microsoft.com/office/drawing/2014/chartex" xmlns:cx1="http://schemas.microsoft.com/office/drawing/2015/9/8/chartex" xmlns:cx2="http://schemas.microsoft.com/office/drawing/2015/10/21/chartex" xmlns:cx3="http://schemas.microsoft.com/office/drawing/2016/5/9/chartex" xmlns:cx4="http://schemas.microsoft.com/office/drawing/2016/5/10/chartex" xmlns:cx5="http://schemas.microsoft.com/office/drawing/2016/5/11/chartex" xmlns:cx6="http://schemas.microsoft.com/office/drawing/2016/5/12/chartex" xmlns:cx7="http://schemas.microsoft.com/office/drawing/2016/5/13/chartex" xmlns:cx8="http://schemas.microsoft.com/office/drawing/2016/5/14/chartex" xmlns:mc="http://schemas.openxmlformats.org/markup-compatibility/2006" xmlns:aink="http://schemas.microsoft.com/office/drawing/2016/ink" xmlns:am3d="http://schemas.microsoft.com/office/drawing/2017/model3d" xmlns:o="urn:schemas-microsoft-com:office:office" xmlns:oel="http://schemas.microsoft.com/office/2019/extlst" xmlns:r="http://schemas.openxmlformats.org/officeDocument/2006/relationships" xmlns:m="http://schemas.openxmlformats.org/officeDocument/2006/math" xmlns:v="urn:schemas-microsoft-com:vml" xmlns:wp14="http://schemas.microsoft.com/office/word/2010/wordprocessingDrawing" xmlns:wp="http://schemas.openxmlformats.org/drawingml/2006/wordprocessingDrawing" xmlns:w10="urn:schemas-microsoft-com:office:word" xmlns:w="http://schemas.openxmlformats.org/wordprocessingml/2006/main" xmlns:w14="http://schemas.microsoft.com/office/word/2010/wordml" xmlns:w15="http://schemas.microsoft.com/office/word/2012/wordml" xmlns:w16cex="http://schemas.microsoft.com/office/word/2018/wordml/cex" xmlns:w16cid="http://schemas.microsoft.com/office/word/2016/wordml/cid" xmlns:w16="http://schemas.microsoft.com/office/word/2018/wordml" xmlns:w16du="http://schemas.microsoft.com/office/word/2023/wordml/word16du" xmlns:w16sdtdh="http://schemas.microsoft.com/office/word/2020/wordml/sdtdatahash" xmlns:w16sdtfl="http://schemas.microsoft.com/office/word/2024/wordml/sdtformatlock" xmlns:w16se="http://schemas.microsoft.com/office/word/2015/wordml/symex" xmlns:wpg="http://schemas.microsoft.com/office/word/2010/wordprocessingGroup" xmlns:wpi="http://schemas.microsoft.com/office/word/2010/wordprocessingInk" xmlns:wne="http://schemas.microsoft.com/office/word/2006/wordml" xmlns:wps="http://schemas.microsoft.com/office/word/2010/wordprocessingShape" mc:Ignorable="w14 w15 w16se w16cid w16 w16cex w16sdtdh w16sdtfl w16du wp14">
+<w:hdr xmlns:wpc="http://schemas.microsoft.com/office/word/2010/wordprocessingCanvas" xmlns:cx="http://schemas.microsoft.com/office/drawing/2014/chartex" xmlns:mc="http://schemas.openxmlformats.org/markup-compatibility/2006" xmlns:o="urn:schemas-microsoft-com:office:office" xmlns:r="http://schemas.openxmlformats.org/officeDocument/2006/relationships" xmlns:m="http://schemas.openxmlformats.org/officeDocument/2006/math" xmlns:v="urn:schemas-microsoft-com:vml" xmlns:wp14="http://schemas.microsoft.com/office/word/2010/wordprocessingDrawing" xmlns:wp="http://schemas.openxmlformats.org/drawingml/2006/wordprocessingDrawing" xmlns:w10="urn:schemas-microsoft-com:office:word" xmlns:w="http://schemas.openxmlformats.org/wordprocessingml/2006/main" xmlns:w14="http://schemas.microsoft.com/office/word/2010/wordml" xmlns:w15="http://schemas.microsoft.com/office/word/2012/wordml" xmlns:w16se="http://schemas.microsoft.com/office/word/2015/wordml/symex" xmlns:wpg="http://schemas.microsoft.com/office/word/2010/wordprocessingGroup" xmlns:wpi="http://schemas.microsoft.com/office/word/2010/wordprocessingInk" xmlns:wne="http://schemas.microsoft.com/office/word/2006/wordml" xmlns:wps="http://schemas.microsoft.com/office/word/2010/wordprocessingShape" mc:Ignorable="w14 w15 w16se wp14">
   <w:p>
     <w:pPr>
       <w:pBdr>
@@ -5290,7 +5493,7 @@
 </file>
 
 <file path=word/numbering.xml><?xml version="1.0" encoding="utf-8"?>
-<w:numbering xmlns:wpc="http://schemas.microsoft.com/office/word/2010/wordprocessingCanvas" xmlns:cx="http://schemas.microsoft.com/office/drawing/2014/chartex" xmlns:cx1="http://schemas.microsoft.com/office/drawing/2015/9/8/chartex" xmlns:cx2="http://schemas.microsoft.com/office/drawing/2015/10/21/chartex" xmlns:cx3="http://schemas.microsoft.com/office/drawing/2016/5/9/chartex" xmlns:cx4="http://schemas.microsoft.com/office/drawing/2016/5/10/chartex" xmlns:cx5="http://schemas.microsoft.com/office/drawing/2016/5/11/chartex" xmlns:cx6="http://schemas.microsoft.com/office/drawing/2016/5/12/chartex" xmlns:cx7="http://schemas.microsoft.com/office/drawing/2016/5/13/chartex" xmlns:cx8="http://schemas.microsoft.com/office/drawing/2016/5/14/chartex" xmlns:mc="http://schemas.openxmlformats.org/markup-compatibility/2006" xmlns:aink="http://schemas.microsoft.com/office/drawing/2016/ink" xmlns:am3d="http://schemas.microsoft.com/office/drawing/2017/model3d" xmlns:o="urn:schemas-microsoft-com:office:office" xmlns:oel="http://schemas.microsoft.com/office/2019/extlst" xmlns:r="http://schemas.openxmlformats.org/officeDocument/2006/relationships" xmlns:m="http://schemas.openxmlformats.org/officeDocument/2006/math" xmlns:v="urn:schemas-microsoft-com:vml" xmlns:wp14="http://schemas.microsoft.com/office/word/2010/wordprocessingDrawing" xmlns:wp="http://schemas.openxmlformats.org/drawingml/2006/wordprocessingDrawing" xmlns:w10="urn:schemas-microsoft-com:office:word" xmlns:w="http://schemas.openxmlformats.org/wordprocessingml/2006/main" xmlns:w14="http://schemas.microsoft.com/office/word/2010/wordml" xmlns:w15="http://schemas.microsoft.com/office/word/2012/wordml" xmlns:w16cex="http://schemas.microsoft.com/office/word/2018/wordml/cex" xmlns:w16cid="http://schemas.microsoft.com/office/word/2016/wordml/cid" xmlns:w16="http://schemas.microsoft.com/office/word/2018/wordml" xmlns:w16du="http://schemas.microsoft.com/office/word/2023/wordml/word16du" xmlns:w16sdtdh="http://schemas.microsoft.com/office/word/2020/wordml/sdtdatahash" xmlns:w16sdtfl="http://schemas.microsoft.com/office/word/2024/wordml/sdtformatlock" xmlns:w16se="http://schemas.microsoft.com/office/word/2015/wordml/symex" xmlns:wpg="http://schemas.microsoft.com/office/word/2010/wordprocessingGroup" xmlns:wpi="http://schemas.microsoft.com/office/word/2010/wordprocessingInk" xmlns:wne="http://schemas.microsoft.com/office/word/2006/wordml" xmlns:wps="http://schemas.microsoft.com/office/word/2010/wordprocessingShape" mc:Ignorable="w14 w15 w16se w16cid w16 w16cex w16sdtdh w16sdtfl w16du wp14">
+<w:numbering xmlns:wpc="http://schemas.microsoft.com/office/word/2010/wordprocessingCanvas" xmlns:cx="http://schemas.microsoft.com/office/drawing/2014/chartex" xmlns:mc="http://schemas.openxmlformats.org/markup-compatibility/2006" xmlns:o="urn:schemas-microsoft-com:office:office" xmlns:r="http://schemas.openxmlformats.org/officeDocument/2006/relationships" xmlns:m="http://schemas.openxmlformats.org/officeDocument/2006/math" xmlns:v="urn:schemas-microsoft-com:vml" xmlns:wp14="http://schemas.microsoft.com/office/word/2010/wordprocessingDrawing" xmlns:wp="http://schemas.openxmlformats.org/drawingml/2006/wordprocessingDrawing" xmlns:w10="urn:schemas-microsoft-com:office:word" xmlns:w="http://schemas.openxmlformats.org/wordprocessingml/2006/main" xmlns:w14="http://schemas.microsoft.com/office/word/2010/wordml" xmlns:w15="http://schemas.microsoft.com/office/word/2012/wordml" xmlns:w16se="http://schemas.microsoft.com/office/word/2015/wordml/symex" xmlns:wpg="http://schemas.microsoft.com/office/word/2010/wordprocessingGroup" xmlns:wpi="http://schemas.microsoft.com/office/word/2010/wordprocessingInk" xmlns:wne="http://schemas.microsoft.com/office/word/2006/wordml" xmlns:wps="http://schemas.microsoft.com/office/word/2010/wordprocessingShape" mc:Ignorable="w14 w15 w16se wp14">
   <w:abstractNum w:abstractNumId="0" w15:restartNumberingAfterBreak="0">
     <w:nsid w:val="0DD73422"/>
     <w:multiLevelType w:val="multilevel"/>
@@ -6133,35 +6336,35 @@
       </w:rPr>
     </w:lvl>
   </w:abstractNum>
-  <w:num w:numId="1" w16cid:durableId="1867912965">
+  <w:num w:numId="1">
     <w:abstractNumId w:val="6"/>
   </w:num>
-  <w:num w:numId="2" w16cid:durableId="82537038">
+  <w:num w:numId="2">
     <w:abstractNumId w:val="5"/>
   </w:num>
-  <w:num w:numId="3" w16cid:durableId="351960685">
+  <w:num w:numId="3">
     <w:abstractNumId w:val="0"/>
   </w:num>
-  <w:num w:numId="4" w16cid:durableId="1472290619">
+  <w:num w:numId="4">
     <w:abstractNumId w:val="3"/>
   </w:num>
-  <w:num w:numId="5" w16cid:durableId="1243490935">
+  <w:num w:numId="5">
     <w:abstractNumId w:val="1"/>
   </w:num>
-  <w:num w:numId="6" w16cid:durableId="905455107">
+  <w:num w:numId="6">
     <w:abstractNumId w:val="2"/>
   </w:num>
-  <w:num w:numId="7" w16cid:durableId="1995405108">
+  <w:num w:numId="7">
     <w:abstractNumId w:val="4"/>
   </w:num>
-  <w:num w:numId="8" w16cid:durableId="1895658819">
+  <w:num w:numId="8">
     <w:abstractNumId w:val="7"/>
   </w:num>
 </w:numbering>
 </file>
 
 <file path=word/styles.xml><?xml version="1.0" encoding="utf-8"?>
-<w:styles xmlns:mc="http://schemas.openxmlformats.org/markup-compatibility/2006" xmlns:r="http://schemas.openxmlformats.org/officeDocument/2006/relationships" xmlns:w="http://schemas.openxmlformats.org/wordprocessingml/2006/main" xmlns:w14="http://schemas.microsoft.com/office/word/2010/wordml" xmlns:w15="http://schemas.microsoft.com/office/word/2012/wordml" xmlns:w16cex="http://schemas.microsoft.com/office/word/2018/wordml/cex" xmlns:w16cid="http://schemas.microsoft.com/office/word/2016/wordml/cid" xmlns:w16="http://schemas.microsoft.com/office/word/2018/wordml" xmlns:w16du="http://schemas.microsoft.com/office/word/2023/wordml/word16du" xmlns:w16sdtdh="http://schemas.microsoft.com/office/word/2020/wordml/sdtdatahash" xmlns:w16sdtfl="http://schemas.microsoft.com/office/word/2024/wordml/sdtformatlock" xmlns:w16se="http://schemas.microsoft.com/office/word/2015/wordml/symex" mc:Ignorable="w14 w15 w16se w16cid w16 w16cex w16sdtdh w16sdtfl w16du">
+<w:styles xmlns:mc="http://schemas.openxmlformats.org/markup-compatibility/2006" xmlns:r="http://schemas.openxmlformats.org/officeDocument/2006/relationships" xmlns:w="http://schemas.openxmlformats.org/wordprocessingml/2006/main" xmlns:w14="http://schemas.microsoft.com/office/word/2010/wordml" xmlns:w15="http://schemas.microsoft.com/office/word/2012/wordml" xmlns:w16se="http://schemas.microsoft.com/office/word/2015/wordml/symex" mc:Ignorable="w14 w15 w16se">
   <w:docDefaults>
     <w:rPrDefault>
       <w:rPr>
@@ -6179,7 +6382,7 @@
       </w:pPr>
     </w:pPrDefault>
   </w:docDefaults>
-  <w:latentStyles w:defLockedState="0" w:defUIPriority="99" w:defSemiHidden="0" w:defUnhideWhenUsed="0" w:defQFormat="0" w:count="376">
+  <w:latentStyles w:defLockedState="0" w:defUIPriority="99" w:defSemiHidden="0" w:defUnhideWhenUsed="0" w:defQFormat="0" w:count="371">
     <w:lsdException w:name="Normal" w:uiPriority="0" w:qFormat="1"/>
     <w:lsdException w:name="heading 1" w:uiPriority="9" w:qFormat="1"/>
     <w:lsdException w:name="heading 2" w:semiHidden="1" w:uiPriority="9" w:unhideWhenUsed="1" w:qFormat="1"/>
@@ -6551,11 +6754,6 @@
     <w:lsdException w:name="List Table 5 Dark Accent 6" w:uiPriority="50"/>
     <w:lsdException w:name="List Table 6 Colorful Accent 6" w:uiPriority="51"/>
     <w:lsdException w:name="List Table 7 Colorful Accent 6" w:uiPriority="52"/>
-    <w:lsdException w:name="Mention" w:semiHidden="1" w:unhideWhenUsed="1"/>
-    <w:lsdException w:name="Smart Hyperlink" w:semiHidden="1" w:unhideWhenUsed="1"/>
-    <w:lsdException w:name="Hashtag" w:semiHidden="1" w:unhideWhenUsed="1"/>
-    <w:lsdException w:name="Unresolved Mention" w:semiHidden="1" w:unhideWhenUsed="1"/>
-    <w:lsdException w:name="Smart Link" w:semiHidden="1" w:unhideWhenUsed="1"/>
   </w:latentStyles>
   <w:style w:type="paragraph" w:default="1" w:styleId="Normal">
     <w:name w:val="Normal"/>
